--- a/IMO-Copilot-Studio/CopilotStudio_Agent_BuildGuide.docx
+++ b/IMO-Copilot-Studio/CopilotStudio_Agent_BuildGuide.docx
@@ -33,7 +33,6 @@
         <w:t>End-to-end guide to build, configure, and publish the IMO Diagnosis Specificity Agent using Microsoft Copilot Studio.</w:t>
       </w:r>
     </w:p>
-    <w:p/>
     <w:p>
       <w:pPr>
         <w:pStyle w:val="Heading1"/>
@@ -304,19 +303,47 @@
       </w:r>
     </w:p>
     <w:p>
-      <w:r>
+      <w:pPr/>
+      <w:r>
+        <w:rPr/>
         <w:t>This guide walks you through building a Clinical Diagnostic Specificity Agent in Copilot Studio that finds the most specific diagnosis for a patient visit using the IMO Knowledge Graph.</w:t>
       </w:r>
       <w:r>
+        <w:rPr/>
         <w:t xml:space="preserve"> This uses the IMO MCP server to power the output </w:t>
       </w:r>
-      <w:proofErr w:type="spellStart"/>
-      <w:r>
+      <w:r>
+        <w:rPr/>
         <w:t>of</w:t>
       </w:r>
-      <w:proofErr w:type="spellEnd"/>
-      <w:r>
-        <w:t xml:space="preserve"> the Agent. This is to serve as a guide for anyone who wants to build an Agent using the capabilities of the IMO MCP server, and the following is just one use case with the IMO MCP server. </w:t>
+      <w:r>
+        <w:rPr/>
+        <w:t xml:space="preserve"> the Agent. This is to serve as a guide for anyone who wants to build an Agent using the capabilities of the IMO MCP server, and the following is just </w:t>
+      </w:r>
+      <w:r>
+        <w:rPr/>
+        <w:t>one use</w:t>
+      </w:r>
+      <w:r>
+        <w:rPr/>
+        <w:t xml:space="preserve"> case with the IMO MCP server. </w:t>
+      </w:r>
+      <w:r>
+        <w:rPr/>
+        <w:t>5. Agent Architecture</w:t>
+      </w:r>
+    </w:p>
+    <w:p>
+      <w:pPr>
+        <w:pStyle w:val="Heading1"/>
+      </w:pPr>
+      <w:r>
+        <w:rPr/>
+        <w:t>5</w:t>
+      </w:r>
+      <w:r>
+        <w:rPr/>
+        <w:t>. Create Your Agent in Copilot Studio</w:t>
       </w:r>
     </w:p>
     <w:p>
@@ -324,7 +351,7 @@
         <w:pStyle w:val="Heading2"/>
       </w:pPr>
       <w:r>
-        <w:t>What the Agent Does</w:t>
+        <w:t>Step 1: Open Copilot Studio</w:t>
       </w:r>
     </w:p>
     <w:p>
@@ -332,7 +359,7 @@
         <w:pStyle w:val="ListNumber"/>
       </w:pPr>
       <w:r>
-        <w:t>User pastes a clinical note or encounter summary</w:t>
+        <w:t>Go to copilotstudio.microsoft.com</w:t>
       </w:r>
     </w:p>
     <w:p>
@@ -340,440 +367,41 @@
         <w:pStyle w:val="ListNumber"/>
       </w:pPr>
       <w:r>
-        <w:t>Agent extracts clinical findings from the note</w:t>
+        <w:t>Sign in with your Microsoft 365 account</w:t>
       </w:r>
     </w:p>
     <w:p>
       <w:pPr>
         <w:pStyle w:val="ListNumber"/>
-      </w:pPr>
-      <w:r>
-        <w:t>User picks a finding to refine</w:t>
-      </w:r>
-    </w:p>
-    <w:p>
-      <w:pPr>
-        <w:pStyle w:val="ListNumber"/>
-      </w:pPr>
-      <w:r>
-        <w:t>Agent searches IMO, queries the Knowledge Graph for refinements, and reasons about which refinements match the clinical evidence</w:t>
-      </w:r>
-    </w:p>
-    <w:p>
-      <w:pPr>
-        <w:pStyle w:val="ListNumber"/>
-      </w:pPr>
-      <w:r>
-        <w:t>Agent recommends the most specific diagnosis with full transparency</w:t>
-      </w:r>
-    </w:p>
-    <w:p>
-      <w:pPr>
-        <w:pStyle w:val="Heading1"/>
-      </w:pPr>
-      <w:r>
-        <w:t>5. Agent Architecture</w:t>
-      </w:r>
-    </w:p>
-    <w:p>
-      <w:r>
-        <w:t>The IMO Diagnosis Specificity Agent is an instruction-based Copilot Studio agent that connects to IMO APIs via an MCP (Model Context Protocol) server.</w:t>
-      </w:r>
-    </w:p>
-    <w:p>
-      <w:r>
-        <w:rPr>
-          <w:rFonts w:ascii="Consolas" w:hAnsi="Consolas"/>
-          <w:sz w:val="20"/>
-        </w:rPr>
-        <w:t>Copilot Studio Agent (Instructions) --&gt; MCP Gateway Server --&gt; IMO APIs</w:t>
-      </w:r>
-    </w:p>
-    <w:p>
-      <w:pPr>
-        <w:pStyle w:val="Heading2"/>
-      </w:pPr>
-      <w:r>
-        <w:t>MCP Server Configuration</w:t>
-      </w:r>
-    </w:p>
-    <w:tbl>
-      <w:tblPr>
-        <w:tblStyle w:val="TableGrid"/>
-        <w:tblW w:w="0" w:type="auto"/>
-        <w:tblLook w:val="04A0" w:firstRow="1" w:lastRow="0" w:firstColumn="1" w:lastColumn="0" w:noHBand="0" w:noVBand="1"/>
-      </w:tblPr>
-      <w:tblGrid>
-        <w:gridCol w:w="4320"/>
-        <w:gridCol w:w="4320"/>
-      </w:tblGrid>
-      <w:tr>
-        <w:tc>
-          <w:tcPr>
-            <w:tcW w:w="4320" w:type="dxa"/>
-          </w:tcPr>
-          <w:p>
-            <w:r>
-              <w:t>Setting</w:t>
-            </w:r>
-          </w:p>
-        </w:tc>
-        <w:tc>
-          <w:tcPr>
-            <w:tcW w:w="4320" w:type="dxa"/>
-          </w:tcPr>
-          <w:p>
-            <w:r>
-              <w:t>Value</w:t>
-            </w:r>
-          </w:p>
-        </w:tc>
-      </w:tr>
-      <w:tr>
-        <w:tc>
-          <w:tcPr>
-            <w:tcW w:w="4320" w:type="dxa"/>
-          </w:tcPr>
-          <w:p>
-            <w:r>
-              <w:t>Server Name</w:t>
-            </w:r>
-          </w:p>
-        </w:tc>
-        <w:tc>
-          <w:tcPr>
-            <w:tcW w:w="4320" w:type="dxa"/>
-          </w:tcPr>
-          <w:p>
-            <w:r>
-              <w:t>mcp-gateway</w:t>
-            </w:r>
-          </w:p>
-        </w:tc>
-      </w:tr>
-      <w:tr>
-        <w:tc>
-          <w:tcPr>
-            <w:tcW w:w="4320" w:type="dxa"/>
-          </w:tcPr>
-          <w:p>
-            <w:r>
-              <w:t>Connection Name</w:t>
-            </w:r>
-          </w:p>
-        </w:tc>
-        <w:tc>
-          <w:tcPr>
-            <w:tcW w:w="4320" w:type="dxa"/>
-          </w:tcPr>
-          <w:p>
-            <w:r>
-              <w:t>mcp-gateway</w:t>
-            </w:r>
-          </w:p>
-        </w:tc>
-      </w:tr>
-      <w:tr>
-        <w:tc>
-          <w:tcPr>
-            <w:tcW w:w="4320" w:type="dxa"/>
-          </w:tcPr>
-          <w:p>
-            <w:r>
-              <w:t>Status</w:t>
-            </w:r>
-          </w:p>
-        </w:tc>
-        <w:tc>
-          <w:tcPr>
-            <w:tcW w:w="4320" w:type="dxa"/>
-          </w:tcPr>
-          <w:p>
-            <w:r>
-              <w:t>Enabled</w:t>
-            </w:r>
-          </w:p>
-        </w:tc>
-      </w:tr>
-      <w:tr>
-        <w:tc>
-          <w:tcPr>
-            <w:tcW w:w="4320" w:type="dxa"/>
-          </w:tcPr>
-          <w:p>
-            <w:r>
-              <w:t>Available to</w:t>
-            </w:r>
-          </w:p>
-        </w:tc>
-        <w:tc>
-          <w:tcPr>
-            <w:tcW w:w="4320" w:type="dxa"/>
-          </w:tcPr>
-          <w:p>
-            <w:r>
-              <w:t>IMO Diagnosis Specificity Agent</w:t>
-            </w:r>
-          </w:p>
-        </w:tc>
-      </w:tr>
-    </w:tbl>
-    <w:p>
-      <w:pPr>
-        <w:pStyle w:val="Heading2"/>
-      </w:pPr>
-      <w:r>
-        <w:t>MCP Tools (Enabled)</w:t>
-      </w:r>
-    </w:p>
-    <w:p>
-      <w:r>
-        <w:t>The agent uses the following tools from the mcp-gateway server:</w:t>
-      </w:r>
-    </w:p>
-    <w:tbl>
-      <w:tblPr>
-        <w:tblStyle w:val="TableGrid"/>
-        <w:tblW w:w="0" w:type="auto"/>
-        <w:tblLook w:val="04A0" w:firstRow="1" w:lastRow="0" w:firstColumn="1" w:lastColumn="0" w:noHBand="0" w:noVBand="1"/>
-      </w:tblPr>
-      <w:tblGrid>
-        <w:gridCol w:w="4393"/>
-        <w:gridCol w:w="4320"/>
-      </w:tblGrid>
-      <w:tr>
-        <w:tc>
-          <w:tcPr>
-            <w:tcW w:w="4320" w:type="dxa"/>
-          </w:tcPr>
-          <w:p>
-            <w:r>
-              <w:t>Tool</w:t>
-            </w:r>
-          </w:p>
-        </w:tc>
-        <w:tc>
-          <w:tcPr>
-            <w:tcW w:w="4320" w:type="dxa"/>
-          </w:tcPr>
-          <w:p>
-            <w:r>
-              <w:t>Description</w:t>
-            </w:r>
-          </w:p>
-        </w:tc>
-      </w:tr>
-      <w:tr>
-        <w:tc>
-          <w:tcPr>
-            <w:tcW w:w="4320" w:type="dxa"/>
-          </w:tcPr>
-          <w:p>
-            <w:r>
-              <w:t>ccp___entity_extraction</w:t>
-            </w:r>
-          </w:p>
-        </w:tc>
-        <w:tc>
-          <w:tcPr>
-            <w:tcW w:w="4320" w:type="dxa"/>
-          </w:tcPr>
-          <w:p>
-            <w:r>
-              <w:t>Extract diagnosis entities from clinical notes using IMO Entity Extraction API.</w:t>
-            </w:r>
-          </w:p>
-        </w:tc>
-      </w:tr>
-      <w:tr>
-        <w:tc>
-          <w:tcPr>
-            <w:tcW w:w="4320" w:type="dxa"/>
-          </w:tcPr>
-          <w:p>
-            <w:r>
-              <w:t>normalize-ppml___normalize_ppml_term</w:t>
-            </w:r>
-          </w:p>
-        </w:tc>
-        <w:tc>
-          <w:tcPr>
-            <w:tcW w:w="4320" w:type="dxa"/>
-          </w:tcPr>
-          <w:p>
-            <w:r>
-              <w:t>Normalize medical terms using the IMO Precision Normalize API.</w:t>
-            </w:r>
-          </w:p>
-        </w:tc>
-      </w:tr>
-      <w:tr>
-        <w:tc>
-          <w:tcPr>
-            <w:tcW w:w="4320" w:type="dxa"/>
-          </w:tcPr>
-          <w:p>
-            <w:r>
-              <w:t>graphql-modifier___get_lexical</w:t>
-            </w:r>
-          </w:p>
-        </w:tc>
-        <w:tc>
-          <w:tcPr>
-            <w:tcW w:w="4320" w:type="dxa"/>
-          </w:tcPr>
-          <w:p>
-            <w:r>
-              <w:t>Look up an IMO Problem lexical in the Knowledge Graph by its lexical code.</w:t>
-            </w:r>
-          </w:p>
-        </w:tc>
-      </w:tr>
-      <w:tr>
-        <w:tc>
-          <w:tcPr>
-            <w:tcW w:w="4320" w:type="dxa"/>
-          </w:tcPr>
-          <w:p>
-            <w:r>
-              <w:t>graphql-modifier___get_narrower_with_refinements</w:t>
-            </w:r>
-          </w:p>
-        </w:tc>
-        <w:tc>
-          <w:tcPr>
-            <w:tcW w:w="4320" w:type="dxa"/>
-          </w:tcPr>
-          <w:p>
-            <w:r>
-              <w:t>Get narrower IMO lexicals filtered by specific refinement criteria.</w:t>
-            </w:r>
-          </w:p>
-        </w:tc>
-      </w:tr>
-      <w:tr>
-        <w:tc>
-          <w:tcPr>
-            <w:tcW w:w="4320" w:type="dxa"/>
-          </w:tcPr>
-          <w:p>
-            <w:r>
-              <w:t>graphql-modifier___get_refinement_group</w:t>
-            </w:r>
-          </w:p>
-        </w:tc>
-        <w:tc>
-          <w:tcPr>
-            <w:tcW w:w="4320" w:type="dxa"/>
-          </w:tcPr>
-          <w:p>
-            <w:r>
-              <w:t>Look up all refinements within a specific refinement group.</w:t>
-            </w:r>
-          </w:p>
-        </w:tc>
-      </w:tr>
-    </w:tbl>
-    <w:p>
-      <w:pPr>
-        <w:pStyle w:val="Heading2"/>
-      </w:pPr>
-      <w:r>
-        <w:t>Tool Workflow</w:t>
-      </w:r>
-    </w:p>
-    <w:p>
-      <w:r>
-        <w:t>1. ccp___entity_extraction --&gt; Extracts diagnosis entities --&gt; returns base problems</w:t>
-      </w:r>
-    </w:p>
-    <w:p>
-      <w:r>
-        <w:t>2. normalize-ppml___normalize_ppml_term --&gt; Normalizes selected diagnosis --&gt; returns default_lexical_code</w:t>
-      </w:r>
-    </w:p>
-    <w:p>
-      <w:r>
-        <w:t>3. graphql-modifier___get_lexical --&gt; Uses default_lexical_code --&gt; returns refinement groups</w:t>
-      </w:r>
-    </w:p>
-    <w:p>
-      <w:r>
-        <w:t>4. graphql-modifier___get_refinement_group --&gt; Looks up refinement options within a group</w:t>
-      </w:r>
-    </w:p>
-    <w:p>
-      <w:r>
-        <w:t>5. graphql-modifier___get_narrower_with_refinements --&gt; Applies refinements --&gt; resolves most specific diagnosis</w:t>
-      </w:r>
-    </w:p>
-    <w:p>
-      <w:r>
-        <w:t>6. normalize-ppml___normalize_ppml_term (verification) --&gt; Verifies final diagnosis --&gt; returns ICD-10-CM and SNOMED codes</w:t>
-      </w:r>
-    </w:p>
-    <w:p>
-      <w:pPr>
-        <w:pStyle w:val="Heading1"/>
-      </w:pPr>
-      <w:r>
-        <w:t>6. Create Your Agent in Copilot Studio</w:t>
-      </w:r>
-    </w:p>
-    <w:p>
-      <w:pPr>
-        <w:pStyle w:val="Heading2"/>
-      </w:pPr>
-      <w:r>
-        <w:t>Step 1: Open Copilot Studio</w:t>
-      </w:r>
-    </w:p>
-    <w:p>
-      <w:pPr>
-        <w:pStyle w:val="ListNumber"/>
-      </w:pPr>
-      <w:r>
-        <w:t>Go to copilotstudio.microsoft.com</w:t>
-      </w:r>
-    </w:p>
-    <w:p>
-      <w:pPr>
-        <w:pStyle w:val="ListNumber"/>
-      </w:pPr>
-      <w:r>
-        <w:t>Sign in with your Microsoft 365 account</w:t>
-      </w:r>
-    </w:p>
-    <w:p>
-      <w:pPr>
-        <w:pStyle w:val="ListNumber"/>
-      </w:pPr>
-      <w:r>
+        <w:rPr/>
+      </w:pPr>
+      <w:r>
+        <w:rPr/>
         <w:t>You will land on the Home page</w:t>
       </w:r>
     </w:p>
     <w:p>
-      <w:r>
-        <w:rPr>
-          <w:noProof/>
-        </w:rPr>
+      <w:pPr>
+        <w:pStyle w:val="Normal"/>
+      </w:pPr>
+      <w:r>
         <w:drawing>
-          <wp:inline distT="0" distB="0" distL="0" distR="0" wp14:anchorId="1711707B" wp14:editId="1C00B991">
-            <wp:extent cx="5553075" cy="2171700"/>
+          <wp:inline wp14:editId="45CCCDEC" wp14:anchorId="4C76384B">
+            <wp:extent cx="5486400" cy="2219325"/>
             <wp:effectExtent l="0" t="0" r="0" b="0"/>
-            <wp:docPr id="2119301738" name="drawing"/>
+            <wp:docPr id="2125268319" name="drawing"/>
             <wp:cNvGraphicFramePr>
-              <a:graphicFrameLocks xmlns:a="http://schemas.openxmlformats.org/drawingml/2006/main" noChangeAspect="1"/>
+              <a:graphicFrameLocks noChangeAspect="1"/>
             </wp:cNvGraphicFramePr>
-            <a:graphic xmlns:a="http://schemas.openxmlformats.org/drawingml/2006/main">
-              <a:graphicData uri="http://schemas.openxmlformats.org/drawingml/2006/picture">
+            <a:graphic>
+              <a:graphicData xmlns:a="http://schemas.openxmlformats.org/drawingml/2006/main" uri="http://schemas.openxmlformats.org/drawingml/2006/picture">
                 <pic:pic xmlns:pic="http://schemas.openxmlformats.org/drawingml/2006/picture">
                   <pic:nvPicPr>
-                    <pic:cNvPr id="2119301738" name="Picture 2119301738"/>
+                    <pic:cNvPr id="2125268319" name="Picture 2125268319"/>
                     <pic:cNvPicPr/>
                   </pic:nvPicPr>
                   <pic:blipFill>
-                    <a:blip r:embed="rId6">
+                    <a:blip xmlns:r="http://schemas.openxmlformats.org/officeDocument/2006/relationships" r:embed="rId251648802">
                       <a:extLst>
                         <a:ext uri="{28A0092B-C50C-407E-A947-70E740481C1C}">
                           <a14:useLocalDpi xmlns:a14="http://schemas.microsoft.com/office/drawing/2010/main"/>
@@ -787,7 +415,7 @@
                   <pic:spPr>
                     <a:xfrm>
                       <a:off x="0" y="0"/>
-                      <a:ext cx="5553075" cy="2171700"/>
+                      <a:ext cx="5486400" cy="2219325"/>
                     </a:xfrm>
                     <a:prstGeom prst="rect">
                       <a:avLst/>
@@ -811,81 +439,57 @@
     <w:p>
       <w:pPr>
         <w:pStyle w:val="ListNumber"/>
-      </w:pPr>
-      <w:r>
+        <w:rPr/>
+      </w:pPr>
+      <w:r>
+        <w:rPr/>
         <w:t>Click "+ Agent" in the left sidebar</w:t>
       </w:r>
     </w:p>
     <w:p>
       <w:pPr>
         <w:pStyle w:val="ListNumber"/>
-      </w:pPr>
-      <w:r>
-        <w:t>Select "New agent"</w:t>
-      </w:r>
+        <w:numPr>
+          <w:ilvl w:val="0"/>
+          <w:numId w:val="0"/>
+        </w:numPr>
+        <w:ind w:left="0"/>
+      </w:pPr>
     </w:p>
     <w:p>
       <w:pPr>
         <w:pStyle w:val="ListNumber"/>
-      </w:pPr>
-      <w:r>
-        <w:t>Fill in:</w:t>
-      </w:r>
-    </w:p>
-    <w:p>
-      <w:pPr>
-        <w:pStyle w:val="ListBullet"/>
-      </w:pPr>
-      <w:r>
-        <w:t>Name: Provide name to agent</w:t>
-      </w:r>
-    </w:p>
-    <w:p>
-      <w:pPr>
-        <w:pStyle w:val="ListBullet"/>
-      </w:pPr>
-      <w:r>
-        <w:t>Description: Describe what agent does and specify purpose</w:t>
-      </w:r>
-    </w:p>
-    <w:p>
-      <w:pPr>
-        <w:pStyle w:val="ListBullet"/>
-      </w:pPr>
-      <w:r>
-        <w:t>Instructions: Provide agent prompt</w:t>
-      </w:r>
-    </w:p>
-    <w:p>
-      <w:pPr>
-        <w:pStyle w:val="ListBullet"/>
-      </w:pPr>
-      <w:r>
-        <w:t>Model: Choose LLM Model</w:t>
-      </w:r>
-    </w:p>
-    <w:p>
-      <w:r>
-        <w:rPr>
-          <w:noProof/>
-        </w:rPr>
+        <w:numPr>
+          <w:ilvl w:val="0"/>
+          <w:numId w:val="0"/>
+        </w:numPr>
+      </w:pPr>
+      <w:r>
         <w:drawing>
-          <wp:inline distT="0" distB="0" distL="0" distR="0" wp14:anchorId="61319521" wp14:editId="5522E2CE">
-            <wp:extent cx="5553075" cy="2171700"/>
+          <wp:anchor distT="0" distB="0" distL="114300" distR="114300" simplePos="0" relativeHeight="251658240" behindDoc="0" locked="0" layoutInCell="1" allowOverlap="1" wp14:editId="4644F28F" wp14:anchorId="3C3DF298">
+            <wp:simplePos x="0" y="0"/>
+            <wp:positionH relativeFrom="column">
+              <wp:align>left</wp:align>
+            </wp:positionH>
+            <wp:positionV relativeFrom="paragraph">
+              <wp:posOffset>0</wp:posOffset>
+            </wp:positionV>
+            <wp:extent cx="5486400" cy="1704975"/>
             <wp:effectExtent l="0" t="0" r="0" b="0"/>
-            <wp:docPr id="1043417418" name="drawing"/>
+            <wp:wrapSquare wrapText="bothSides"/>
+            <wp:docPr id="1412599313" name="drawing"/>
             <wp:cNvGraphicFramePr>
-              <a:graphicFrameLocks xmlns:a="http://schemas.openxmlformats.org/drawingml/2006/main" noChangeAspect="1"/>
+              <a:graphicFrameLocks noChangeAspect="1"/>
             </wp:cNvGraphicFramePr>
-            <a:graphic xmlns:a="http://schemas.openxmlformats.org/drawingml/2006/main">
-              <a:graphicData uri="http://schemas.openxmlformats.org/drawingml/2006/picture">
+            <a:graphic>
+              <a:graphicData xmlns:a="http://schemas.openxmlformats.org/drawingml/2006/main" uri="http://schemas.openxmlformats.org/drawingml/2006/picture">
                 <pic:pic xmlns:pic="http://schemas.openxmlformats.org/drawingml/2006/picture">
                   <pic:nvPicPr>
-                    <pic:cNvPr id="1043417418" name="Picture 1043417418"/>
+                    <pic:cNvPr id="1412599313" name="Picture 1412599313"/>
                     <pic:cNvPicPr/>
                   </pic:nvPicPr>
                   <pic:blipFill>
-                    <a:blip r:embed="rId7">
+                    <a:blip xmlns:r="http://schemas.openxmlformats.org/officeDocument/2006/relationships" r:embed="rId333989887">
                       <a:extLst>
                         <a:ext uri="{28A0092B-C50C-407E-A947-70E740481C1C}">
                           <a14:useLocalDpi xmlns:a14="http://schemas.microsoft.com/office/drawing/2010/main"/>
@@ -899,7 +503,7 @@
                   <pic:spPr>
                     <a:xfrm>
                       <a:off x="0" y="0"/>
-                      <a:ext cx="5553075" cy="2171700"/>
+                      <a:ext cx="5486400" cy="1704975"/>
                     </a:xfrm>
                     <a:prstGeom prst="rect">
                       <a:avLst/>
@@ -908,639 +512,136 @@
                 </pic:pic>
               </a:graphicData>
             </a:graphic>
-          </wp:inline>
+            <wp14:sizeRelH relativeFrom="page">
+              <wp14:pctWidth>0</wp14:pctWidth>
+            </wp14:sizeRelH>
+            <wp14:sizeRelV relativeFrom="page">
+              <wp14:pctHeight>0</wp14:pctHeight>
+            </wp14:sizeRelV>
+          </wp:anchor>
         </w:drawing>
       </w:r>
     </w:p>
     <w:p>
       <w:pPr>
-        <w:pStyle w:val="Heading2"/>
-      </w:pPr>
-      <w:r>
-        <w:t>Step 3: Agent Overview</w:t>
-      </w:r>
-    </w:p>
-    <w:p>
-      <w:r>
-        <w:t>After creation, you land on the agent overview page. From here you can:</w:t>
-      </w:r>
-    </w:p>
-    <w:p>
-      <w:pPr>
-        <w:pStyle w:val="ListBullet"/>
-      </w:pPr>
-      <w:r>
-        <w:t>Edit instructions</w:t>
-      </w:r>
-    </w:p>
-    <w:p>
-      <w:pPr>
-        <w:pStyle w:val="ListBullet"/>
-      </w:pPr>
-      <w:r>
-        <w:t>Add tools (actions)</w:t>
-      </w:r>
-    </w:p>
-    <w:p>
-      <w:pPr>
-        <w:pStyle w:val="ListBullet"/>
-      </w:pPr>
-      <w:r>
-        <w:t>Test the agent</w:t>
-      </w:r>
-    </w:p>
-    <w:p>
-      <w:pPr>
-        <w:pStyle w:val="ListBullet"/>
-      </w:pPr>
-      <w:r>
-        <w:t>Publish</w:t>
-      </w:r>
-    </w:p>
-    <w:p>
-      <w:pPr>
-        <w:pStyle w:val="Heading1"/>
-      </w:pPr>
-      <w:r>
-        <w:t>7. Agent Configuration</w:t>
-      </w:r>
-    </w:p>
-    <w:p>
-      <w:pPr>
-        <w:pStyle w:val="Heading2"/>
-      </w:pPr>
-      <w:r>
-        <w:t>a] Agent Name</w:t>
-      </w:r>
-    </w:p>
-    <w:p>
-      <w:r>
+        <w:pStyle w:val="ListNumber"/>
+        <w:numPr>
+          <w:ilvl w:val="0"/>
+          <w:numId w:val="0"/>
+        </w:numPr>
+      </w:pPr>
+    </w:p>
+    <w:p>
+      <w:pPr>
+        <w:pStyle w:val="ListNumber"/>
+        <w:numPr>
+          <w:ilvl w:val="0"/>
+          <w:numId w:val="0"/>
+        </w:numPr>
+      </w:pPr>
+    </w:p>
+    <w:p>
+      <w:pPr>
+        <w:pStyle w:val="ListNumber"/>
+        <w:numPr>
+          <w:ilvl w:val="0"/>
+          <w:numId w:val="0"/>
+        </w:numPr>
+      </w:pPr>
+    </w:p>
+    <w:p>
+      <w:pPr>
+        <w:pStyle w:val="ListNumber"/>
+        <w:numPr>
+          <w:ilvl w:val="0"/>
+          <w:numId w:val="0"/>
+        </w:numPr>
+      </w:pPr>
+    </w:p>
+    <w:p>
+      <w:pPr>
+        <w:pStyle w:val="ListNumber"/>
+        <w:numPr>
+          <w:ilvl w:val="0"/>
+          <w:numId w:val="0"/>
+        </w:numPr>
+      </w:pPr>
+    </w:p>
+    <w:p>
+      <w:pPr>
+        <w:pStyle w:val="ListNumber"/>
+        <w:numPr>
+          <w:ilvl w:val="0"/>
+          <w:numId w:val="0"/>
+        </w:numPr>
+      </w:pPr>
+    </w:p>
+    <w:p>
+      <w:pPr>
+        <w:pStyle w:val="ListNumber"/>
+        <w:numPr>
+          <w:ilvl w:val="0"/>
+          <w:numId w:val="0"/>
+        </w:numPr>
+      </w:pPr>
+    </w:p>
+    <w:p>
+      <w:pPr>
+        <w:pStyle w:val="ListNumber"/>
+        <w:numPr>
+          <w:ilvl w:val="0"/>
+          <w:numId w:val="0"/>
+        </w:numPr>
+        <w:rPr>
+          <w:sz w:val="22"/>
+          <w:szCs w:val="22"/>
+        </w:rPr>
+      </w:pPr>
+    </w:p>
+    <w:p>
+      <w:pPr>
+        <w:pStyle w:val="ListNumber"/>
         <w:rPr/>
-        <w:t>IMO</w:t>
-      </w:r>
+      </w:pPr>
       <w:r>
         <w:rPr/>
-        <w:t xml:space="preserve"> Health</w:t>
+        <w:t>Select "</w:t>
       </w:r>
       <w:r>
         <w:rPr/>
-        <w:t xml:space="preserve"> </w:t>
+        <w:t>+ Create blank agent</w:t>
       </w:r>
       <w:r>
         <w:rPr/>
-        <w:t>Diagnosis Specificity Agent</w:t>
-      </w:r>
-    </w:p>
-    <w:p>
-      <w:pPr>
-        <w:pStyle w:val="Heading2"/>
-      </w:pPr>
-      <w:r>
-        <w:t>b] Agent Description</w:t>
-      </w:r>
-    </w:p>
-    <w:p>
-      <w:r>
-        <w:rPr/>
-        <w:t>IMO</w:t>
-      </w:r>
-      <w:r>
-        <w:rPr/>
-        <w:t xml:space="preserve"> </w:t>
-      </w:r>
-      <w:r>
-        <w:rPr/>
-        <w:t xml:space="preserve">Health </w:t>
-      </w:r>
-      <w:r>
-        <w:rPr/>
-        <w:t xml:space="preserve">Diagnosis Specificity Agent analyzes clinical notes to extract diagnoses and refine them to maximum specificity using the </w:t>
-      </w:r>
-      <w:r>
-        <w:rPr/>
-        <w:t xml:space="preserve">IMO </w:t>
-      </w:r>
-      <w:r>
-        <w:rPr/>
-        <w:t xml:space="preserve">Knowledge Graph. Provides evidence-based refinements with ICD-10 and SNOMED CT codes for </w:t>
-      </w:r>
-      <w:r>
-        <w:rPr/>
-        <w:t>accurate</w:t>
-      </w:r>
-      <w:r>
-        <w:rPr/>
-        <w:t xml:space="preserve"> clinical documentation and billing.</w:t>
-      </w:r>
-    </w:p>
-    <w:p>
-      <w:pPr>
-        <w:pStyle w:val="Heading2"/>
-      </w:pPr>
-      <w:r>
-        <w:t>c] Model</w:t>
-      </w:r>
-    </w:p>
-    <w:p>
-      <w:r>
-        <w:t>Claude Opus 4.8</w:t>
-      </w:r>
-    </w:p>
-    <w:p>
-      <w:pPr>
-        <w:pStyle w:val="Heading2"/>
-      </w:pPr>
-      <w:r>
-        <w:t>d] Agent Prompt (Instructions)</w:t>
-      </w:r>
-    </w:p>
-    <w:p>
-      <w:r>
-        <w:t>Paste the following into the Instructions field:</w:t>
-      </w:r>
-    </w:p>
-    <w:p/>
-    <w:p>
-      <w:r>
-        <w:rPr>
-          <w:rFonts w:ascii="Consolas" w:hAnsi="Consolas"/>
-          <w:sz w:val="18"/>
-          <w:szCs w:val="18"/>
-        </w:rPr>
-        <w:t>You are a clinical diagnostic specificity agent that uses IMO Normalize and the IMO Knowledge</w:t>
-      </w:r>
-      <w:r>
-        <w:br/>
-      </w:r>
-      <w:r>
-        <w:rPr>
-          <w:rFonts w:ascii="Consolas" w:hAnsi="Consolas"/>
-          <w:sz w:val="18"/>
-          <w:szCs w:val="18"/>
-        </w:rPr>
-        <w:t>Graph to find the most specific diagnosis supported by the clinical note.</w:t>
-      </w:r>
-      <w:r>
-        <w:br/>
-      </w:r>
-      <w:r>
-        <w:br/>
-      </w:r>
-      <w:r>
-        <w:rPr>
-          <w:rFonts w:ascii="Consolas" w:hAnsi="Consolas"/>
-          <w:sz w:val="18"/>
-          <w:szCs w:val="18"/>
-        </w:rPr>
-        <w:t>Your greeting is already shown. Do not repeat it unless asked.</w:t>
-      </w:r>
-      <w:r>
-        <w:br/>
-      </w:r>
-      <w:r>
-        <w:br/>
-      </w:r>
-      <w:r>
-        <w:rPr>
-          <w:rFonts w:ascii="Consolas" w:hAnsi="Consolas"/>
-          <w:sz w:val="18"/>
-          <w:szCs w:val="18"/>
-        </w:rPr>
-        <w:t>GOAL</w:t>
-      </w:r>
-      <w:r>
-        <w:br/>
-      </w:r>
-      <w:r>
-        <w:rPr>
-          <w:rFonts w:ascii="Consolas" w:hAnsi="Consolas"/>
-          <w:sz w:val="18"/>
-          <w:szCs w:val="18"/>
-        </w:rPr>
-        <w:t>Work end to end from conversation context:</w:t>
-      </w:r>
-      <w:r>
-        <w:br/>
-      </w:r>
-      <w:r>
-        <w:rPr>
-          <w:rFonts w:ascii="Consolas" w:hAnsi="Consolas"/>
-          <w:sz w:val="18"/>
-          <w:szCs w:val="18"/>
-        </w:rPr>
-        <w:t>1. Read the clinical note</w:t>
-      </w:r>
-      <w:r>
-        <w:br/>
-      </w:r>
-      <w:r>
-        <w:rPr>
-          <w:rFonts w:ascii="Consolas" w:hAnsi="Consolas"/>
-          <w:sz w:val="18"/>
-          <w:szCs w:val="18"/>
-        </w:rPr>
-        <w:t>2. Extract base problems using entity extraction</w:t>
-      </w:r>
-      <w:r>
-        <w:br/>
-      </w:r>
-      <w:r>
-        <w:rPr>
-          <w:rFonts w:ascii="Consolas" w:hAnsi="Consolas"/>
-          <w:sz w:val="18"/>
-          <w:szCs w:val="18"/>
-        </w:rPr>
-        <w:t>3. Identify the diagnosis to refine</w:t>
-      </w:r>
-      <w:r>
-        <w:br/>
-      </w:r>
-      <w:r>
-        <w:rPr>
-          <w:rFonts w:ascii="Consolas" w:hAnsi="Consolas"/>
-          <w:sz w:val="18"/>
-          <w:szCs w:val="18"/>
-        </w:rPr>
-        <w:t>4. Normalize the base diagnosis</w:t>
-      </w:r>
-      <w:r>
-        <w:br/>
-      </w:r>
-      <w:r>
-        <w:rPr>
-          <w:rFonts w:ascii="Consolas" w:hAnsi="Consolas"/>
-          <w:sz w:val="18"/>
-          <w:szCs w:val="18"/>
-        </w:rPr>
-        <w:t>5. Retrieve allowed refinements</w:t>
-      </w:r>
-      <w:r>
-        <w:br/>
-      </w:r>
-      <w:r>
-        <w:rPr>
-          <w:rFonts w:ascii="Consolas" w:hAnsi="Consolas"/>
-          <w:sz w:val="18"/>
-          <w:szCs w:val="18"/>
-        </w:rPr>
-        <w:t>6. Match refinements to note evidence</w:t>
-      </w:r>
-      <w:r>
-        <w:br/>
-      </w:r>
-      <w:r>
-        <w:rPr>
-          <w:rFonts w:ascii="Consolas" w:hAnsi="Consolas"/>
-          <w:sz w:val="18"/>
-          <w:szCs w:val="18"/>
-        </w:rPr>
-        <w:t>7. Resolve the most specific diagnosis</w:t>
-      </w:r>
-      <w:r>
-        <w:br/>
-      </w:r>
-      <w:r>
-        <w:rPr>
-          <w:rFonts w:ascii="Consolas" w:hAnsi="Consolas"/>
-          <w:sz w:val="18"/>
-          <w:szCs w:val="18"/>
-        </w:rPr>
-        <w:t>8. Verify final coding</w:t>
-      </w:r>
-      <w:r>
-        <w:br/>
-      </w:r>
-      <w:r>
-        <w:rPr>
-          <w:rFonts w:ascii="Consolas" w:hAnsi="Consolas"/>
-          <w:sz w:val="18"/>
-          <w:szCs w:val="18"/>
-        </w:rPr>
-        <w:t>9. Present the result clearly</w:t>
-      </w:r>
-      <w:r>
-        <w:br/>
-      </w:r>
-      <w:r>
-        <w:br/>
-      </w:r>
-      <w:r>
-        <w:rPr>
-          <w:rFonts w:ascii="Consolas" w:hAnsi="Consolas"/>
-          <w:sz w:val="18"/>
-          <w:szCs w:val="18"/>
-        </w:rPr>
-        <w:t>Use only conversation context:</w:t>
-      </w:r>
-      <w:r>
-        <w:br/>
-      </w:r>
-      <w:r>
-        <w:rPr>
-          <w:rFonts w:ascii="Consolas" w:hAnsi="Consolas"/>
-          <w:sz w:val="18"/>
-          <w:szCs w:val="18"/>
-        </w:rPr>
-        <w:t>- the most recent clinical note</w:t>
-      </w:r>
-      <w:r>
-        <w:br/>
-      </w:r>
-      <w:r>
-        <w:rPr>
-          <w:rFonts w:ascii="Consolas" w:hAnsi="Consolas"/>
-          <w:sz w:val="18"/>
-          <w:szCs w:val="18"/>
-        </w:rPr>
-        <w:t>- the most recently selected or explicitly named diagnosis</w:t>
-      </w:r>
-      <w:r>
-        <w:br/>
-      </w:r>
-      <w:r>
-        <w:br/>
-      </w:r>
-      <w:r>
-        <w:rPr>
-          <w:rFonts w:ascii="Consolas" w:hAnsi="Consolas"/>
-          <w:sz w:val="18"/>
-          <w:szCs w:val="18"/>
-        </w:rPr>
-        <w:t>COMMUNICATION RULES</w:t>
-      </w:r>
-      <w:r>
-        <w:br/>
-      </w:r>
-      <w:r>
-        <w:rPr>
-          <w:rFonts w:ascii="Consolas" w:hAnsi="Consolas"/>
-          <w:sz w:val="18"/>
-          <w:szCs w:val="18"/>
-        </w:rPr>
-        <w:t>Before each important action, briefly explain what you are doing and why.</w:t>
-      </w:r>
-      <w:r>
-        <w:br/>
-      </w:r>
-      <w:r>
-        <w:br/>
-      </w:r>
-      <w:r>
-        <w:rPr>
-          <w:rFonts w:ascii="Consolas" w:hAnsi="Consolas"/>
-          <w:sz w:val="18"/>
-          <w:szCs w:val="18"/>
-        </w:rPr>
-        <w:t>ENTRY RULES</w:t>
-      </w:r>
-      <w:r>
-        <w:br/>
-      </w:r>
-      <w:r>
-        <w:rPr>
-          <w:rFonts w:ascii="Consolas" w:hAnsi="Consolas"/>
-          <w:sz w:val="18"/>
-          <w:szCs w:val="18"/>
-        </w:rPr>
-        <w:t>1. If there is a clinical note but no diagnosis selected:</w:t>
-      </w:r>
-      <w:r>
-        <w:br/>
-      </w:r>
-      <w:r>
-        <w:rPr>
-          <w:rFonts w:ascii="Consolas" w:hAnsi="Consolas"/>
-          <w:sz w:val="18"/>
-          <w:szCs w:val="18"/>
-        </w:rPr>
-        <w:t xml:space="preserve">   - Extract base problems only</w:t>
-      </w:r>
-      <w:r>
-        <w:br/>
-      </w:r>
-      <w:r>
-        <w:rPr>
-          <w:rFonts w:ascii="Consolas" w:hAnsi="Consolas"/>
-          <w:sz w:val="18"/>
-          <w:szCs w:val="18"/>
-        </w:rPr>
-        <w:t xml:space="preserve">   - Do not call tools</w:t>
-      </w:r>
-      <w:r>
-        <w:br/>
-      </w:r>
-      <w:r>
-        <w:rPr>
-          <w:rFonts w:ascii="Consolas" w:hAnsi="Consolas"/>
-          <w:sz w:val="18"/>
-          <w:szCs w:val="18"/>
-        </w:rPr>
-        <w:t xml:space="preserve">   - Ask which diagnosis should be refined</w:t>
-      </w:r>
-      <w:r>
-        <w:br/>
-      </w:r>
-      <w:r>
-        <w:rPr>
-          <w:rFonts w:ascii="Consolas" w:hAnsi="Consolas"/>
-          <w:sz w:val="18"/>
-          <w:szCs w:val="18"/>
-        </w:rPr>
-        <w:t xml:space="preserve">   - Stop</w:t>
-      </w:r>
-      <w:r>
-        <w:br/>
-      </w:r>
-      <w:r>
-        <w:br/>
-      </w:r>
-      <w:r>
-        <w:rPr>
-          <w:rFonts w:ascii="Consolas" w:hAnsi="Consolas"/>
-          <w:sz w:val="18"/>
-          <w:szCs w:val="18"/>
-        </w:rPr>
-        <w:t>2. If the clinical note and diagnosis to refine are already clear:</w:t>
-      </w:r>
-      <w:r>
-        <w:br/>
-      </w:r>
-      <w:r>
-        <w:rPr>
-          <w:rFonts w:ascii="Consolas" w:hAnsi="Consolas"/>
-          <w:sz w:val="18"/>
-          <w:szCs w:val="18"/>
-        </w:rPr>
-        <w:t xml:space="preserve">   - Treat this as a refinement request</w:t>
-      </w:r>
-      <w:r>
-        <w:br/>
-      </w:r>
-      <w:r>
-        <w:rPr>
-          <w:rFonts w:ascii="Consolas" w:hAnsi="Consolas"/>
-          <w:sz w:val="18"/>
-          <w:szCs w:val="18"/>
-        </w:rPr>
-        <w:t xml:space="preserve">   - Start refinement immediately</w:t>
-      </w:r>
-      <w:r>
-        <w:br/>
-      </w:r>
-      <w:r>
-        <w:br/>
-      </w:r>
-      <w:r>
-        <w:rPr>
-          <w:rFonts w:ascii="Consolas" w:hAnsi="Consolas"/>
-          <w:sz w:val="18"/>
-          <w:szCs w:val="18"/>
-        </w:rPr>
-        <w:t>3. If the user directly asks to refine a diagnosis:</w:t>
-      </w:r>
-      <w:r>
-        <w:br/>
-      </w:r>
-      <w:r>
-        <w:rPr>
-          <w:rFonts w:ascii="Consolas" w:hAnsi="Consolas"/>
-          <w:sz w:val="18"/>
-          <w:szCs w:val="18"/>
-        </w:rPr>
-        <w:t xml:space="preserve">   - Start refinement immediately</w:t>
-      </w:r>
-      <w:r>
-        <w:br/>
-      </w:r>
-      <w:r>
-        <w:br/>
-      </w:r>
-      <w:r>
-        <w:rPr>
-          <w:rFonts w:ascii="Consolas" w:hAnsi="Consolas"/>
-          <w:sz w:val="18"/>
-          <w:szCs w:val="18"/>
-        </w:rPr>
-        <w:t>If either the clinical note or diagnosis is missing, ask only for the missing piece and stop.</w:t>
-      </w:r>
-      <w:r>
-        <w:br/>
-      </w:r>
-      <w:r>
-        <w:br/>
-      </w:r>
-      <w:r>
-        <w:rPr>
-          <w:rFonts w:ascii="Consolas" w:hAnsi="Consolas"/>
-          <w:sz w:val="18"/>
-          <w:szCs w:val="18"/>
-        </w:rPr>
-        <w:t>CRITICAL RULES</w:t>
-      </w:r>
-      <w:r>
-        <w:br/>
-      </w:r>
-      <w:r>
-        <w:rPr>
-          <w:rFonts w:ascii="Consolas" w:hAnsi="Consolas"/>
-          <w:sz w:val="18"/>
-          <w:szCs w:val="18"/>
-        </w:rPr>
-        <w:t>1. For every refinement request, always use live tool calls.</w:t>
-      </w:r>
-      <w:r>
-        <w:br/>
-      </w:r>
-      <w:r>
-        <w:rPr>
-          <w:rFonts w:ascii="Consolas" w:hAnsi="Consolas"/>
-          <w:sz w:val="18"/>
-          <w:szCs w:val="18"/>
-        </w:rPr>
-        <w:t>2. Use default_lexical_code, never lexical_code, when calling graphql-modifier___get_lexical.</w:t>
-      </w:r>
-      <w:r>
-        <w:br/>
-      </w:r>
-      <w:r>
-        <w:rPr>
-          <w:rFonts w:ascii="Consolas" w:hAnsi="Consolas"/>
-          <w:sz w:val="18"/>
-          <w:szCs w:val="18"/>
-        </w:rPr>
-        <w:t>3. Select only refinements supported by the clinical note.</w:t>
-      </w:r>
-      <w:r>
-        <w:br/>
-      </w:r>
-      <w:r>
-        <w:rPr>
-          <w:rFonts w:ascii="Consolas" w:hAnsi="Consolas"/>
-          <w:sz w:val="18"/>
-          <w:szCs w:val="18"/>
-        </w:rPr>
-        <w:t>4. Never select unspecified, other, NOS, or similar default refinements.</w:t>
-      </w:r>
-      <w:r>
-        <w:br/>
-      </w:r>
-      <w:r>
-        <w:rPr>
-          <w:rFonts w:ascii="Consolas" w:hAnsi="Consolas"/>
-          <w:sz w:val="18"/>
-          <w:szCs w:val="18"/>
-        </w:rPr>
-        <w:t>5. Never invent evidence, diagnoses, refinement support, or codes.</w:t>
-      </w:r>
-      <w:r>
-        <w:br/>
-      </w:r>
-      <w:r>
-        <w:rPr>
-          <w:rFonts w:ascii="Consolas" w:hAnsi="Consolas"/>
-          <w:sz w:val="18"/>
-          <w:szCs w:val="18"/>
-        </w:rPr>
-        <w:t>6. Summarize tool outputs in tables, not raw payloads.</w:t>
-      </w:r>
-      <w:r>
-        <w:br/>
-      </w:r>
-      <w:r>
-        <w:br/>
-      </w:r>
-      <w:r>
-        <w:rPr>
-          <w:rFonts w:ascii="Consolas" w:hAnsi="Consolas"/>
-          <w:sz w:val="18"/>
-          <w:szCs w:val="18"/>
-        </w:rPr>
-        <w:t>(See MD file for full Phase 1-7 prompt details)</w:t>
-      </w:r>
-    </w:p>
-    <w:p/>
-    <w:p>
-      <w:r>
-        <w:rPr>
-          <w:noProof/>
-        </w:rPr>
+        <w:t>"</w:t>
+      </w:r>
+    </w:p>
+    <w:p>
+      <w:pPr>
+        <w:pStyle w:val="ListNumber"/>
+        <w:numPr>
+          <w:ilvl w:val="0"/>
+          <w:numId w:val="0"/>
+        </w:numPr>
+      </w:pPr>
+      <w:r>
         <w:drawing>
-          <wp:inline distT="0" distB="0" distL="0" distR="0" wp14:anchorId="1AE48448" wp14:editId="618A6A6C">
-            <wp:extent cx="5486400" cy="3248025"/>
+          <wp:inline wp14:editId="0DA8BFBF" wp14:anchorId="6B2409EF">
+            <wp:extent cx="5486400" cy="1419225"/>
             <wp:effectExtent l="0" t="0" r="0" b="0"/>
-            <wp:docPr id="1909509113" name="drawing"/>
+            <wp:docPr id="1887294020" name="drawing"/>
             <wp:cNvGraphicFramePr>
-              <a:graphicFrameLocks xmlns:a="http://schemas.openxmlformats.org/drawingml/2006/main" noChangeAspect="1"/>
+              <a:graphicFrameLocks noChangeAspect="1"/>
             </wp:cNvGraphicFramePr>
-            <a:graphic xmlns:a="http://schemas.openxmlformats.org/drawingml/2006/main">
-              <a:graphicData uri="http://schemas.openxmlformats.org/drawingml/2006/picture">
+            <a:graphic>
+              <a:graphicData xmlns:a="http://schemas.openxmlformats.org/drawingml/2006/main" uri="http://schemas.openxmlformats.org/drawingml/2006/picture">
                 <pic:pic xmlns:pic="http://schemas.openxmlformats.org/drawingml/2006/picture">
                   <pic:nvPicPr>
-                    <pic:cNvPr id="451043397" name="Picture 451043397"/>
+                    <pic:cNvPr id="1887294020" name="Picture 1887294020"/>
                     <pic:cNvPicPr/>
                   </pic:nvPicPr>
                   <pic:blipFill>
-                    <a:blip r:embed="rId8">
+                    <a:blip xmlns:r="http://schemas.openxmlformats.org/officeDocument/2006/relationships" r:embed="rId197149936">
                       <a:extLst>
                         <a:ext uri="{28A0092B-C50C-407E-A947-70E740481C1C}">
                           <a14:useLocalDpi xmlns:a14="http://schemas.microsoft.com/office/drawing/2010/main"/>
@@ -1554,7 +655,7 @@
                   <pic:spPr>
                     <a:xfrm>
                       <a:off x="0" y="0"/>
-                      <a:ext cx="5486400" cy="3248025"/>
+                      <a:ext cx="5486400" cy="1419225"/>
                     </a:xfrm>
                     <a:prstGeom prst="rect">
                       <a:avLst/>
@@ -1566,27 +667,56 @@
           </wp:inline>
         </w:drawing>
       </w:r>
-      <w:r>
-        <w:rPr>
-          <w:noProof/>
-        </w:rPr>
+    </w:p>
+    <w:p>
+      <w:pPr>
+        <w:pStyle w:val="ListNumber"/>
+        <w:rPr/>
+      </w:pPr>
+      <w:r>
+        <w:rPr/>
+        <w:t>Fill in:</w:t>
+      </w:r>
+      <w:r>
+        <w:rPr/>
+        <w:t xml:space="preserve"> Provide name to black agent.</w:t>
+      </w:r>
+    </w:p>
+    <w:p>
+      <w:pPr>
+        <w:pStyle w:val="ListNumber"/>
+        <w:numPr>
+          <w:ilvl w:val="0"/>
+          <w:numId w:val="0"/>
+        </w:numPr>
+      </w:pPr>
+    </w:p>
+    <w:p>
+      <w:pPr>
+        <w:pStyle w:val="ListNumber"/>
+        <w:numPr>
+          <w:ilvl w:val="0"/>
+          <w:numId w:val="0"/>
+        </w:numPr>
+      </w:pPr>
+      <w:r>
         <w:drawing>
-          <wp:inline distT="0" distB="0" distL="0" distR="0" wp14:anchorId="2DA17C9B" wp14:editId="33D64D43">
-            <wp:extent cx="5486400" cy="3305175"/>
+          <wp:inline wp14:editId="3F0D89DC" wp14:anchorId="7128E300">
+            <wp:extent cx="5486400" cy="2124075"/>
             <wp:effectExtent l="0" t="0" r="0" b="0"/>
-            <wp:docPr id="606777658" name="drawing"/>
+            <wp:docPr id="1809297010" name="drawing"/>
             <wp:cNvGraphicFramePr>
-              <a:graphicFrameLocks xmlns:a="http://schemas.openxmlformats.org/drawingml/2006/main" noChangeAspect="1"/>
+              <a:graphicFrameLocks noChangeAspect="1"/>
             </wp:cNvGraphicFramePr>
-            <a:graphic xmlns:a="http://schemas.openxmlformats.org/drawingml/2006/main">
-              <a:graphicData uri="http://schemas.openxmlformats.org/drawingml/2006/picture">
+            <a:graphic>
+              <a:graphicData xmlns:a="http://schemas.openxmlformats.org/drawingml/2006/main" uri="http://schemas.openxmlformats.org/drawingml/2006/picture">
                 <pic:pic xmlns:pic="http://schemas.openxmlformats.org/drawingml/2006/picture">
                   <pic:nvPicPr>
-                    <pic:cNvPr id="1098576742" name="Picture 1098576742"/>
+                    <pic:cNvPr id="1809297010" name="Picture 1809297010"/>
                     <pic:cNvPicPr/>
                   </pic:nvPicPr>
                   <pic:blipFill>
-                    <a:blip r:embed="rId9">
+                    <a:blip xmlns:r="http://schemas.openxmlformats.org/officeDocument/2006/relationships" r:embed="rId725009901">
                       <a:extLst>
                         <a:ext uri="{28A0092B-C50C-407E-A947-70E740481C1C}">
                           <a14:useLocalDpi xmlns:a14="http://schemas.microsoft.com/office/drawing/2010/main"/>
@@ -1600,7 +730,7 @@
                   <pic:spPr>
                     <a:xfrm>
                       <a:off x="0" y="0"/>
-                      <a:ext cx="5486400" cy="3305175"/>
+                      <a:ext cx="5486400" cy="2124075"/>
                     </a:xfrm>
                     <a:prstGeom prst="rect">
                       <a:avLst/>
@@ -1615,90 +745,1344 @@
     </w:p>
     <w:p>
       <w:pPr>
-        <w:pStyle w:val="Heading1"/>
-      </w:pPr>
-      <w:r>
-        <w:t>8</w:t>
-      </w:r>
-      <w:r>
-        <w:t>. Add IMO MCP as a Tool</w:t>
-      </w:r>
-    </w:p>
-    <w:p>
-      <w:pPr>
-        <w:pStyle w:val="Heading2"/>
-      </w:pPr>
-      <w:r>
-        <w:t>What is MCP?</w:t>
-      </w:r>
-    </w:p>
-    <w:p>
-      <w:r>
-        <w:t>MCP (Model Context Protocol) is a standard for connecting AI agents to external tools/APIs. IMO exposes its Normalize and Knowledge Graph APIs through an MCP Gateway.</w:t>
-      </w:r>
-    </w:p>
-    <w:p>
-      <w:pPr>
-        <w:pStyle w:val="Heading2"/>
-      </w:pPr>
-      <w:r>
-        <w:t>Step 4: Navigate to Tools</w:t>
-      </w:r>
-    </w:p>
-    <w:p>
-      <w:pPr>
         <w:pStyle w:val="ListNumber"/>
-      </w:pPr>
-      <w:r>
-        <w:t>In your agent, click "Tool" in the left menu</w:t>
+        <w:rPr/>
+      </w:pPr>
+      <w:r>
+        <w:rPr/>
+        <w:t xml:space="preserve">Fill the agent specific details </w:t>
       </w:r>
     </w:p>
     <w:p>
       <w:pPr>
         <w:pStyle w:val="ListNumber"/>
-      </w:pPr>
-      <w:r>
-        <w:t>Click "+ Add an action"</w:t>
-      </w:r>
+        <w:numPr>
+          <w:ilvl w:val="0"/>
+          <w:numId w:val="0"/>
+        </w:numPr>
+      </w:pPr>
     </w:p>
     <w:p>
       <w:pPr>
         <w:pStyle w:val="ListNumber"/>
-      </w:pPr>
-      <w:r>
-        <w:t>Click "Model Context Protocol (MCP)"</w:t>
-      </w:r>
-    </w:p>
-    <w:p>
-      <w:pPr>
-        <w:pStyle w:val="ListNumber"/>
-      </w:pPr>
-      <w:r>
-        <w:t>Click "+ Add"</w:t>
-      </w:r>
-    </w:p>
-    <w:p>
-      <w:r>
-        <w:rPr>
-          <w:noProof/>
-        </w:rPr>
+        <w:numPr>
+          <w:ilvl w:val="0"/>
+          <w:numId w:val="0"/>
+        </w:numPr>
+      </w:pPr>
+      <w:r>
         <w:drawing>
-          <wp:inline distT="0" distB="0" distL="0" distR="0" wp14:anchorId="2C7D1F4C" wp14:editId="237D9598">
-            <wp:extent cx="5553075" cy="2295525"/>
+          <wp:inline wp14:editId="7EEE88CE" wp14:anchorId="047F5061">
+            <wp:extent cx="4804659" cy="2819400"/>
             <wp:effectExtent l="0" t="0" r="0" b="0"/>
-            <wp:docPr id="221449525" name="drawing"/>
+            <wp:docPr id="720408951" name="drawing"/>
             <wp:cNvGraphicFramePr>
-              <a:graphicFrameLocks xmlns:a="http://schemas.openxmlformats.org/drawingml/2006/main" noChangeAspect="1"/>
+              <a:graphicFrameLocks noChangeAspect="1"/>
             </wp:cNvGraphicFramePr>
-            <a:graphic xmlns:a="http://schemas.openxmlformats.org/drawingml/2006/main">
-              <a:graphicData uri="http://schemas.openxmlformats.org/drawingml/2006/picture">
+            <a:graphic>
+              <a:graphicData xmlns:a="http://schemas.openxmlformats.org/drawingml/2006/main" uri="http://schemas.openxmlformats.org/drawingml/2006/picture">
                 <pic:pic xmlns:pic="http://schemas.openxmlformats.org/drawingml/2006/picture">
                   <pic:nvPicPr>
-                    <pic:cNvPr id="221449525" name="Picture 221449525"/>
+                    <pic:cNvPr id="720408951" name="Picture 720408951"/>
                     <pic:cNvPicPr/>
                   </pic:nvPicPr>
                   <pic:blipFill>
-                    <a:blip r:embed="rId10">
+                    <a:blip xmlns:r="http://schemas.openxmlformats.org/officeDocument/2006/relationships" r:embed="rId2101673400">
+                      <a:extLst>
+                        <a:ext uri="{28A0092B-C50C-407E-A947-70E740481C1C}">
+                          <a14:useLocalDpi xmlns:a14="http://schemas.microsoft.com/office/drawing/2010/main"/>
+                        </a:ext>
+                      </a:extLst>
+                    </a:blip>
+                    <a:stretch>
+                      <a:fillRect/>
+                    </a:stretch>
+                  </pic:blipFill>
+                  <pic:spPr>
+                    <a:xfrm rot="0">
+                      <a:off x="0" y="0"/>
+                      <a:ext cx="4804659" cy="2819400"/>
+                    </a:xfrm>
+                    <a:prstGeom prst="rect">
+                      <a:avLst/>
+                    </a:prstGeom>
+                  </pic:spPr>
+                </pic:pic>
+              </a:graphicData>
+            </a:graphic>
+          </wp:inline>
+        </w:drawing>
+      </w:r>
+    </w:p>
+    <w:p>
+      <w:pPr>
+        <w:pStyle w:val="ListBullet"/>
+        <w:numPr>
+          <w:ilvl w:val="0"/>
+          <w:numId w:val="0"/>
+        </w:numPr>
+        <w:ind/>
+      </w:pPr>
+      <w:r>
+        <w:drawing>
+          <wp:inline wp14:editId="148D7CEE" wp14:anchorId="72F0377D">
+            <wp:extent cx="4810125" cy="2897766"/>
+            <wp:effectExtent l="0" t="0" r="0" b="0"/>
+            <wp:docPr id="1186604299" name="drawing"/>
+            <wp:cNvGraphicFramePr>
+              <a:graphicFrameLocks noChangeAspect="1"/>
+            </wp:cNvGraphicFramePr>
+            <a:graphic>
+              <a:graphicData xmlns:a="http://schemas.openxmlformats.org/drawingml/2006/main" uri="http://schemas.openxmlformats.org/drawingml/2006/picture">
+                <pic:pic xmlns:pic="http://schemas.openxmlformats.org/drawingml/2006/picture">
+                  <pic:nvPicPr>
+                    <pic:cNvPr id="1098576742" name="Picture 1098576742"/>
+                    <pic:cNvPicPr/>
+                  </pic:nvPicPr>
+                  <pic:blipFill>
+                    <a:blip xmlns:r="http://schemas.openxmlformats.org/officeDocument/2006/relationships" r:embed="rId9">
+                      <a:extLst>
+                        <a:ext uri="{28A0092B-C50C-407E-A947-70E740481C1C}">
+                          <a14:useLocalDpi xmlns:a14="http://schemas.microsoft.com/office/drawing/2010/main"/>
+                        </a:ext>
+                      </a:extLst>
+                    </a:blip>
+                    <a:stretch>
+                      <a:fillRect/>
+                    </a:stretch>
+                  </pic:blipFill>
+                  <pic:spPr>
+                    <a:xfrm rot="0">
+                      <a:off x="0" y="0"/>
+                      <a:ext cx="4810125" cy="2897766"/>
+                    </a:xfrm>
+                    <a:prstGeom prst="rect">
+                      <a:avLst/>
+                    </a:prstGeom>
+                  </pic:spPr>
+                </pic:pic>
+              </a:graphicData>
+            </a:graphic>
+          </wp:inline>
+        </w:drawing>
+      </w:r>
+    </w:p>
+    <w:p>
+      <w:pPr>
+        <w:pStyle w:val="ListBullet"/>
+      </w:pPr>
+      <w:r>
+        <w:t>Name: Provide name to agent</w:t>
+      </w:r>
+    </w:p>
+    <w:p>
+      <w:pPr>
+        <w:pStyle w:val="ListBullet"/>
+      </w:pPr>
+      <w:r>
+        <w:t>Description: Describe what agent does and specify purpose</w:t>
+      </w:r>
+    </w:p>
+    <w:p>
+      <w:pPr>
+        <w:pStyle w:val="ListBullet"/>
+      </w:pPr>
+      <w:r>
+        <w:t>Instructions: Provide agent prompt</w:t>
+      </w:r>
+    </w:p>
+    <w:p>
+      <w:pPr>
+        <w:pStyle w:val="ListBullet"/>
+      </w:pPr>
+      <w:r>
+        <w:t>Model: Choose LLM Model</w:t>
+      </w:r>
+    </w:p>
+    <w:p>
+      <w:pPr>
+        <w:pStyle w:val="Heading2"/>
+      </w:pPr>
+      <w:r>
+        <w:rPr/>
+        <w:t>Step 3: Agent Overview</w:t>
+      </w:r>
+    </w:p>
+    <w:p>
+      <w:r>
+        <w:t>After creation, you land on the agent overview page. From here you can:</w:t>
+      </w:r>
+    </w:p>
+    <w:p>
+      <w:pPr>
+        <w:pStyle w:val="ListBullet"/>
+      </w:pPr>
+      <w:r>
+        <w:t>Edit instructions</w:t>
+      </w:r>
+    </w:p>
+    <w:p>
+      <w:pPr>
+        <w:pStyle w:val="ListBullet"/>
+      </w:pPr>
+      <w:r>
+        <w:t>Add tools (actions)</w:t>
+      </w:r>
+    </w:p>
+    <w:p>
+      <w:pPr>
+        <w:pStyle w:val="ListBullet"/>
+      </w:pPr>
+      <w:r>
+        <w:t>Test the agent</w:t>
+      </w:r>
+    </w:p>
+    <w:p>
+      <w:pPr>
+        <w:pStyle w:val="ListBullet"/>
+      </w:pPr>
+      <w:r>
+        <w:t>Publish</w:t>
+      </w:r>
+    </w:p>
+    <w:p>
+      <w:pPr>
+        <w:pStyle w:val="Heading1"/>
+      </w:pPr>
+      <w:r>
+        <w:rPr/>
+        <w:t>7. Agent Configuration</w:t>
+      </w:r>
+    </w:p>
+    <w:p>
+      <w:pPr>
+        <w:pStyle w:val="Normal"/>
+      </w:pPr>
+      <w:r>
+        <w:rPr/>
+        <w:t>The same example to add the Agent specific details.</w:t>
+      </w:r>
+    </w:p>
+    <w:p>
+      <w:pPr>
+        <w:pStyle w:val="Heading2"/>
+      </w:pPr>
+      <w:r>
+        <w:t>a] Agent Name</w:t>
+      </w:r>
+    </w:p>
+    <w:p>
+      <w:r>
+        <w:rPr/>
+        <w:t>IMO</w:t>
+      </w:r>
+      <w:r>
+        <w:rPr/>
+        <w:t xml:space="preserve"> Health</w:t>
+      </w:r>
+      <w:r>
+        <w:rPr/>
+        <w:t xml:space="preserve"> </w:t>
+      </w:r>
+      <w:r>
+        <w:rPr/>
+        <w:t>Diagnosis Specificity Agent</w:t>
+      </w:r>
+    </w:p>
+    <w:p>
+      <w:pPr>
+        <w:pStyle w:val="Heading2"/>
+      </w:pPr>
+      <w:r>
+        <w:t>b] Agent Description</w:t>
+      </w:r>
+    </w:p>
+    <w:p>
+      <w:r>
+        <w:rPr/>
+        <w:t>IMO</w:t>
+      </w:r>
+      <w:r>
+        <w:rPr/>
+        <w:t xml:space="preserve"> </w:t>
+      </w:r>
+      <w:r>
+        <w:rPr/>
+        <w:t xml:space="preserve">Health </w:t>
+      </w:r>
+      <w:r>
+        <w:rPr/>
+        <w:t xml:space="preserve">Diagnosis Specificity Agent analyzes clinical notes to extract diagnoses and refine them to maximum specificity using the </w:t>
+      </w:r>
+      <w:r>
+        <w:rPr/>
+        <w:t xml:space="preserve">IMO </w:t>
+      </w:r>
+      <w:r>
+        <w:rPr/>
+        <w:t xml:space="preserve">Knowledge Graph. Provides evidence-based refinements with ICD-10 and SNOMED CT codes for </w:t>
+      </w:r>
+      <w:r>
+        <w:rPr/>
+        <w:t>accurate</w:t>
+      </w:r>
+      <w:r>
+        <w:rPr/>
+        <w:t xml:space="preserve"> clinical documentation and billing.</w:t>
+      </w:r>
+    </w:p>
+    <w:p>
+      <w:pPr>
+        <w:pStyle w:val="Heading2"/>
+      </w:pPr>
+      <w:r>
+        <w:t>c] Model</w:t>
+      </w:r>
+    </w:p>
+    <w:p>
+      <w:r>
+        <w:t>Claude Opus 4.8</w:t>
+      </w:r>
+    </w:p>
+    <w:p>
+      <w:pPr>
+        <w:pStyle w:val="Heading2"/>
+      </w:pPr>
+      <w:r>
+        <w:t>d] Agent Prompt (Instructions)</w:t>
+      </w:r>
+    </w:p>
+    <w:p>
+      <w:r>
+        <w:rPr/>
+        <w:t>Paste the following into the Instructions field:</w:t>
+      </w:r>
+    </w:p>
+    <w:p>
+      <w:pPr/>
+      <w:r>
+        <w:rPr>
+          <w:rFonts w:ascii="Consolas" w:hAnsi="Consolas"/>
+          <w:sz w:val="18"/>
+          <w:szCs w:val="18"/>
+        </w:rPr>
+        <w:t>You are a clinical diagnostic specificity agent that uses IMO Normalize and the IMO Knowledge</w:t>
+      </w:r>
+      <w:r>
+        <w:br/>
+      </w:r>
+      <w:r>
+        <w:rPr>
+          <w:rFonts w:ascii="Consolas" w:hAnsi="Consolas"/>
+          <w:sz w:val="18"/>
+          <w:szCs w:val="18"/>
+        </w:rPr>
+        <w:t>Graph to find the most specific diagnosis supported by the clinical note.</w:t>
+      </w:r>
+      <w:r>
+        <w:br/>
+      </w:r>
+      <w:r>
+        <w:br/>
+      </w:r>
+      <w:r>
+        <w:rPr>
+          <w:rFonts w:ascii="Consolas" w:hAnsi="Consolas"/>
+          <w:sz w:val="18"/>
+          <w:szCs w:val="18"/>
+        </w:rPr>
+        <w:t>Your greeting is already shown. Do not repeat it unless asked.</w:t>
+      </w:r>
+      <w:r>
+        <w:br/>
+      </w:r>
+      <w:r>
+        <w:br/>
+      </w:r>
+      <w:r>
+        <w:rPr>
+          <w:rFonts w:ascii="Consolas" w:hAnsi="Consolas"/>
+          <w:sz w:val="18"/>
+          <w:szCs w:val="18"/>
+        </w:rPr>
+        <w:t>GOAL</w:t>
+      </w:r>
+      <w:r>
+        <w:br/>
+      </w:r>
+      <w:r>
+        <w:rPr>
+          <w:rFonts w:ascii="Consolas" w:hAnsi="Consolas"/>
+          <w:sz w:val="18"/>
+          <w:szCs w:val="18"/>
+        </w:rPr>
+        <w:t xml:space="preserve">Work </w:t>
+      </w:r>
+      <w:r>
+        <w:rPr>
+          <w:rFonts w:ascii="Consolas" w:hAnsi="Consolas"/>
+          <w:sz w:val="18"/>
+          <w:szCs w:val="18"/>
+        </w:rPr>
+        <w:t>end</w:t>
+      </w:r>
+      <w:r>
+        <w:rPr>
+          <w:rFonts w:ascii="Consolas" w:hAnsi="Consolas"/>
+          <w:sz w:val="18"/>
+          <w:szCs w:val="18"/>
+        </w:rPr>
+        <w:t xml:space="preserve"> to end from conversation context:</w:t>
+      </w:r>
+      <w:r>
+        <w:br/>
+      </w:r>
+      <w:r>
+        <w:rPr>
+          <w:rFonts w:ascii="Consolas" w:hAnsi="Consolas"/>
+          <w:sz w:val="18"/>
+          <w:szCs w:val="18"/>
+        </w:rPr>
+        <w:t>1. Read the clinical note</w:t>
+      </w:r>
+      <w:r>
+        <w:br/>
+      </w:r>
+      <w:r>
+        <w:rPr>
+          <w:rFonts w:ascii="Consolas" w:hAnsi="Consolas"/>
+          <w:sz w:val="18"/>
+          <w:szCs w:val="18"/>
+        </w:rPr>
+        <w:t>2. Extract base problems using entity extraction</w:t>
+      </w:r>
+      <w:r>
+        <w:br/>
+      </w:r>
+      <w:r>
+        <w:rPr>
+          <w:rFonts w:ascii="Consolas" w:hAnsi="Consolas"/>
+          <w:sz w:val="18"/>
+          <w:szCs w:val="18"/>
+        </w:rPr>
+        <w:t xml:space="preserve">3. </w:t>
+      </w:r>
+      <w:r>
+        <w:rPr>
+          <w:rFonts w:ascii="Consolas" w:hAnsi="Consolas"/>
+          <w:sz w:val="18"/>
+          <w:szCs w:val="18"/>
+        </w:rPr>
+        <w:t>Identify</w:t>
+      </w:r>
+      <w:r>
+        <w:rPr>
+          <w:rFonts w:ascii="Consolas" w:hAnsi="Consolas"/>
+          <w:sz w:val="18"/>
+          <w:szCs w:val="18"/>
+        </w:rPr>
+        <w:t xml:space="preserve"> the diagnosis to refine</w:t>
+      </w:r>
+      <w:r>
+        <w:br/>
+      </w:r>
+      <w:r>
+        <w:rPr>
+          <w:rFonts w:ascii="Consolas" w:hAnsi="Consolas"/>
+          <w:sz w:val="18"/>
+          <w:szCs w:val="18"/>
+        </w:rPr>
+        <w:t>4. Normalize the base diagnosis</w:t>
+      </w:r>
+      <w:r>
+        <w:br/>
+      </w:r>
+      <w:r>
+        <w:rPr>
+          <w:rFonts w:ascii="Consolas" w:hAnsi="Consolas"/>
+          <w:sz w:val="18"/>
+          <w:szCs w:val="18"/>
+        </w:rPr>
+        <w:t>5. Retrieve allowed refinements</w:t>
+      </w:r>
+      <w:r>
+        <w:br/>
+      </w:r>
+      <w:r>
+        <w:rPr>
+          <w:rFonts w:ascii="Consolas" w:hAnsi="Consolas"/>
+          <w:sz w:val="18"/>
+          <w:szCs w:val="18"/>
+        </w:rPr>
+        <w:t>6. Match refinements to note evidence</w:t>
+      </w:r>
+      <w:r>
+        <w:br/>
+      </w:r>
+      <w:r>
+        <w:rPr>
+          <w:rFonts w:ascii="Consolas" w:hAnsi="Consolas"/>
+          <w:sz w:val="18"/>
+          <w:szCs w:val="18"/>
+        </w:rPr>
+        <w:t>7. Resolve the most specific diagnosis</w:t>
+      </w:r>
+      <w:r>
+        <w:br/>
+      </w:r>
+      <w:r>
+        <w:rPr>
+          <w:rFonts w:ascii="Consolas" w:hAnsi="Consolas"/>
+          <w:sz w:val="18"/>
+          <w:szCs w:val="18"/>
+        </w:rPr>
+        <w:t>8. Verify final coding</w:t>
+      </w:r>
+      <w:r>
+        <w:br/>
+      </w:r>
+      <w:r>
+        <w:rPr>
+          <w:rFonts w:ascii="Consolas" w:hAnsi="Consolas"/>
+          <w:sz w:val="18"/>
+          <w:szCs w:val="18"/>
+        </w:rPr>
+        <w:t>9. Present the result clearly</w:t>
+      </w:r>
+      <w:r>
+        <w:br/>
+      </w:r>
+      <w:r>
+        <w:br/>
+      </w:r>
+      <w:r>
+        <w:rPr>
+          <w:rFonts w:ascii="Consolas" w:hAnsi="Consolas"/>
+          <w:sz w:val="18"/>
+          <w:szCs w:val="18"/>
+        </w:rPr>
+        <w:t>Use only conversation context:</w:t>
+      </w:r>
+      <w:r>
+        <w:br/>
+      </w:r>
+      <w:r>
+        <w:rPr>
+          <w:rFonts w:ascii="Consolas" w:hAnsi="Consolas"/>
+          <w:sz w:val="18"/>
+          <w:szCs w:val="18"/>
+        </w:rPr>
+        <w:t>- the most recent clinical note</w:t>
+      </w:r>
+      <w:r>
+        <w:br/>
+      </w:r>
+      <w:r>
+        <w:rPr>
+          <w:rFonts w:ascii="Consolas" w:hAnsi="Consolas"/>
+          <w:sz w:val="18"/>
+          <w:szCs w:val="18"/>
+        </w:rPr>
+        <w:t>- the most recently selected or explicitly named diagnosis</w:t>
+      </w:r>
+      <w:r>
+        <w:br/>
+      </w:r>
+      <w:r>
+        <w:br/>
+      </w:r>
+      <w:r>
+        <w:rPr>
+          <w:rFonts w:ascii="Consolas" w:hAnsi="Consolas"/>
+          <w:sz w:val="18"/>
+          <w:szCs w:val="18"/>
+        </w:rPr>
+        <w:t>COMMUNICATION RULES</w:t>
+      </w:r>
+      <w:r>
+        <w:br/>
+      </w:r>
+      <w:r>
+        <w:rPr>
+          <w:rFonts w:ascii="Consolas" w:hAnsi="Consolas"/>
+          <w:sz w:val="18"/>
+          <w:szCs w:val="18"/>
+        </w:rPr>
+        <w:t>Before each important action, briefly explain what you are doing and why.</w:t>
+      </w:r>
+      <w:r>
+        <w:br/>
+      </w:r>
+      <w:r>
+        <w:br/>
+      </w:r>
+      <w:r>
+        <w:rPr>
+          <w:rFonts w:ascii="Consolas" w:hAnsi="Consolas"/>
+          <w:sz w:val="18"/>
+          <w:szCs w:val="18"/>
+        </w:rPr>
+        <w:t>ENTRY RULES</w:t>
+      </w:r>
+      <w:r>
+        <w:br/>
+      </w:r>
+      <w:r>
+        <w:rPr>
+          <w:rFonts w:ascii="Consolas" w:hAnsi="Consolas"/>
+          <w:sz w:val="18"/>
+          <w:szCs w:val="18"/>
+        </w:rPr>
+        <w:t>1. If there is a clinical note but no diagnosis selected:</w:t>
+      </w:r>
+      <w:r>
+        <w:br/>
+      </w:r>
+      <w:r>
+        <w:rPr>
+          <w:rFonts w:ascii="Consolas" w:hAnsi="Consolas"/>
+          <w:sz w:val="18"/>
+          <w:szCs w:val="18"/>
+        </w:rPr>
+        <w:t xml:space="preserve">   - Extract base problems only</w:t>
+      </w:r>
+      <w:r>
+        <w:br/>
+      </w:r>
+      <w:r>
+        <w:rPr>
+          <w:rFonts w:ascii="Consolas" w:hAnsi="Consolas"/>
+          <w:sz w:val="18"/>
+          <w:szCs w:val="18"/>
+        </w:rPr>
+        <w:t xml:space="preserve">   - Do not call tools</w:t>
+      </w:r>
+      <w:r>
+        <w:br/>
+      </w:r>
+      <w:r>
+        <w:rPr>
+          <w:rFonts w:ascii="Consolas" w:hAnsi="Consolas"/>
+          <w:sz w:val="18"/>
+          <w:szCs w:val="18"/>
+        </w:rPr>
+        <w:t xml:space="preserve">   - Ask which diagnosis should be refined</w:t>
+      </w:r>
+      <w:r>
+        <w:br/>
+      </w:r>
+      <w:r>
+        <w:rPr>
+          <w:rFonts w:ascii="Consolas" w:hAnsi="Consolas"/>
+          <w:sz w:val="18"/>
+          <w:szCs w:val="18"/>
+        </w:rPr>
+        <w:t xml:space="preserve">   - Stop</w:t>
+      </w:r>
+      <w:r>
+        <w:br/>
+      </w:r>
+      <w:r>
+        <w:br/>
+      </w:r>
+      <w:r>
+        <w:rPr>
+          <w:rFonts w:ascii="Consolas" w:hAnsi="Consolas"/>
+          <w:sz w:val="18"/>
+          <w:szCs w:val="18"/>
+        </w:rPr>
+        <w:t>2. If the clinical note and diagnosis to refine are already clear:</w:t>
+      </w:r>
+      <w:r>
+        <w:br/>
+      </w:r>
+      <w:r>
+        <w:rPr>
+          <w:rFonts w:ascii="Consolas" w:hAnsi="Consolas"/>
+          <w:sz w:val="18"/>
+          <w:szCs w:val="18"/>
+        </w:rPr>
+        <w:t xml:space="preserve">   - Treat this as a refinement request</w:t>
+      </w:r>
+      <w:r>
+        <w:br/>
+      </w:r>
+      <w:r>
+        <w:rPr>
+          <w:rFonts w:ascii="Consolas" w:hAnsi="Consolas"/>
+          <w:sz w:val="18"/>
+          <w:szCs w:val="18"/>
+        </w:rPr>
+        <w:t xml:space="preserve">   - Start refinement immediately</w:t>
+      </w:r>
+      <w:r>
+        <w:br/>
+      </w:r>
+      <w:r>
+        <w:br/>
+      </w:r>
+      <w:r>
+        <w:rPr>
+          <w:rFonts w:ascii="Consolas" w:hAnsi="Consolas"/>
+          <w:sz w:val="18"/>
+          <w:szCs w:val="18"/>
+        </w:rPr>
+        <w:t>3. If the user directly asks to refine a diagnosis:</w:t>
+      </w:r>
+      <w:r>
+        <w:br/>
+      </w:r>
+      <w:r>
+        <w:rPr>
+          <w:rFonts w:ascii="Consolas" w:hAnsi="Consolas"/>
+          <w:sz w:val="18"/>
+          <w:szCs w:val="18"/>
+        </w:rPr>
+        <w:t xml:space="preserve">   - Start refinement immediately</w:t>
+      </w:r>
+      <w:r>
+        <w:br/>
+      </w:r>
+      <w:r>
+        <w:br/>
+      </w:r>
+      <w:r>
+        <w:rPr>
+          <w:rFonts w:ascii="Consolas" w:hAnsi="Consolas"/>
+          <w:sz w:val="18"/>
+          <w:szCs w:val="18"/>
+        </w:rPr>
+        <w:t>If either the clinical note or diagnosis is missing, ask only for the missing piece and stop.</w:t>
+      </w:r>
+      <w:r>
+        <w:br/>
+      </w:r>
+      <w:r>
+        <w:br/>
+      </w:r>
+      <w:r>
+        <w:rPr>
+          <w:rFonts w:ascii="Consolas" w:hAnsi="Consolas"/>
+          <w:sz w:val="18"/>
+          <w:szCs w:val="18"/>
+        </w:rPr>
+        <w:t>CRITICAL RULES</w:t>
+      </w:r>
+      <w:r>
+        <w:br/>
+      </w:r>
+      <w:r>
+        <w:rPr>
+          <w:rFonts w:ascii="Consolas" w:hAnsi="Consolas"/>
+          <w:sz w:val="18"/>
+          <w:szCs w:val="18"/>
+        </w:rPr>
+        <w:t>1. For every refinement request, always use live tool calls.</w:t>
+      </w:r>
+      <w:r>
+        <w:br/>
+      </w:r>
+      <w:r>
+        <w:rPr>
+          <w:rFonts w:ascii="Consolas" w:hAnsi="Consolas"/>
+          <w:sz w:val="18"/>
+          <w:szCs w:val="18"/>
+        </w:rPr>
+        <w:t xml:space="preserve">2. Use </w:t>
+      </w:r>
+      <w:r>
+        <w:rPr>
+          <w:rFonts w:ascii="Consolas" w:hAnsi="Consolas"/>
+          <w:sz w:val="18"/>
+          <w:szCs w:val="18"/>
+        </w:rPr>
+        <w:t>default_lexical_code</w:t>
+      </w:r>
+      <w:r>
+        <w:rPr>
+          <w:rFonts w:ascii="Consolas" w:hAnsi="Consolas"/>
+          <w:sz w:val="18"/>
+          <w:szCs w:val="18"/>
+        </w:rPr>
+        <w:t xml:space="preserve">, never </w:t>
+      </w:r>
+      <w:r>
+        <w:rPr>
+          <w:rFonts w:ascii="Consolas" w:hAnsi="Consolas"/>
+          <w:sz w:val="18"/>
+          <w:szCs w:val="18"/>
+        </w:rPr>
+        <w:t>lexical_code</w:t>
+      </w:r>
+      <w:r>
+        <w:rPr>
+          <w:rFonts w:ascii="Consolas" w:hAnsi="Consolas"/>
+          <w:sz w:val="18"/>
+          <w:szCs w:val="18"/>
+        </w:rPr>
+        <w:t xml:space="preserve">, when calling </w:t>
+      </w:r>
+      <w:r>
+        <w:rPr>
+          <w:rFonts w:ascii="Consolas" w:hAnsi="Consolas"/>
+          <w:sz w:val="18"/>
+          <w:szCs w:val="18"/>
+        </w:rPr>
+        <w:t>graphql</w:t>
+      </w:r>
+      <w:r>
+        <w:rPr>
+          <w:rFonts w:ascii="Consolas" w:hAnsi="Consolas"/>
+          <w:sz w:val="18"/>
+          <w:szCs w:val="18"/>
+        </w:rPr>
+        <w:t>-modifier___</w:t>
+      </w:r>
+      <w:r>
+        <w:rPr>
+          <w:rFonts w:ascii="Consolas" w:hAnsi="Consolas"/>
+          <w:sz w:val="18"/>
+          <w:szCs w:val="18"/>
+        </w:rPr>
+        <w:t>get_lexical</w:t>
+      </w:r>
+      <w:r>
+        <w:rPr>
+          <w:rFonts w:ascii="Consolas" w:hAnsi="Consolas"/>
+          <w:sz w:val="18"/>
+          <w:szCs w:val="18"/>
+        </w:rPr>
+        <w:t>.</w:t>
+      </w:r>
+      <w:r>
+        <w:br/>
+      </w:r>
+      <w:r>
+        <w:rPr>
+          <w:rFonts w:ascii="Consolas" w:hAnsi="Consolas"/>
+          <w:sz w:val="18"/>
+          <w:szCs w:val="18"/>
+        </w:rPr>
+        <w:t>3. Select only refinements supported by the clinical note.</w:t>
+      </w:r>
+      <w:r>
+        <w:br/>
+      </w:r>
+      <w:r>
+        <w:rPr>
+          <w:rFonts w:ascii="Consolas" w:hAnsi="Consolas"/>
+          <w:sz w:val="18"/>
+          <w:szCs w:val="18"/>
+        </w:rPr>
+        <w:t>4. Never select unspecified, other, NOS, or similar default refinements.</w:t>
+      </w:r>
+      <w:r>
+        <w:br/>
+      </w:r>
+      <w:r>
+        <w:rPr>
+          <w:rFonts w:ascii="Consolas" w:hAnsi="Consolas"/>
+          <w:sz w:val="18"/>
+          <w:szCs w:val="18"/>
+        </w:rPr>
+        <w:t>5. Never invent evidence, diagnoses, refinement support, or codes.</w:t>
+      </w:r>
+      <w:r>
+        <w:br/>
+      </w:r>
+      <w:r>
+        <w:rPr>
+          <w:rFonts w:ascii="Consolas" w:hAnsi="Consolas"/>
+          <w:sz w:val="18"/>
+          <w:szCs w:val="18"/>
+        </w:rPr>
+        <w:t>6. Summarize tool outputs in tables, not raw payloads.</w:t>
+      </w:r>
+      <w:r>
+        <w:br/>
+      </w:r>
+      <w:r>
+        <w:br/>
+      </w:r>
+      <w:r>
+        <w:rPr>
+          <w:rFonts w:ascii="Consolas" w:hAnsi="Consolas"/>
+          <w:sz w:val="18"/>
+          <w:szCs w:val="18"/>
+        </w:rPr>
+        <w:t>(See MD file for full Phase 1-7 prompt details)</w:t>
+      </w:r>
+    </w:p>
+    <w:p>
+      <w:pPr/>
+      <w:r>
+        <w:rPr/>
+        <w:t>8</w:t>
+      </w:r>
+      <w:r>
+        <w:rPr/>
+        <w:t>. Add IMO MCP as a Tool</w:t>
+      </w:r>
+    </w:p>
+    <w:p>
+      <w:pPr>
+        <w:pStyle w:val="Heading2"/>
+      </w:pPr>
+      <w:r>
+        <w:rPr/>
+        <w:t>What is MCP?</w:t>
+      </w:r>
+    </w:p>
+    <w:p>
+      <w:r>
+        <w:rPr/>
+        <w:t>MCP (Model Context Protocol) is a standard for connecting AI agents to external tools/APIs. IMO exposes its Normalize and Knowledge Graph APIs through an MCP Gateway.</w:t>
+      </w:r>
+    </w:p>
+    <w:p>
+      <w:r>
+        <w:rPr/>
+        <w:t>The IMO Diagnosis Specificity Agent is an instruction-based Copilot Studio agent that connects to IMO APIs via an MCP (Model Context Protocol) server.</w:t>
+      </w:r>
+    </w:p>
+    <w:p>
+      <w:r>
+        <w:rPr>
+          <w:rFonts w:ascii="Consolas" w:hAnsi="Consolas"/>
+          <w:sz w:val="20"/>
+          <w:szCs w:val="20"/>
+        </w:rPr>
+        <w:t>Copilot Studio Agent (Instructions) --&gt; MCP Gateway Server --&gt; IMO APIs</w:t>
+      </w:r>
+    </w:p>
+    <w:p>
+      <w:pPr>
+        <w:pStyle w:val="Heading2"/>
+      </w:pPr>
+      <w:r>
+        <w:rPr/>
+        <w:t>MCP Server Configuration</w:t>
+      </w:r>
+    </w:p>
+    <w:tbl>
+      <w:tblPr>
+        <w:tblStyle w:val="TableGrid"/>
+        <w:tblW w:w="0" w:type="auto"/>
+        <w:tblLook w:val="04A0" w:firstRow="1" w:lastRow="0" w:firstColumn="1" w:lastColumn="0" w:noHBand="0" w:noVBand="1"/>
+      </w:tblPr>
+      <w:tblGrid>
+        <w:gridCol w:w="4320"/>
+        <w:gridCol w:w="4320"/>
+      </w:tblGrid>
+      <w:tr>
+        <w:trPr>
+          <w:trHeight w:val="300"/>
+        </w:trPr>
+        <w:tc>
+          <w:tcPr>
+            <w:tcW w:w="4320" w:type="dxa"/>
+            <w:tcMar/>
+          </w:tcPr>
+          <w:p>
+            <w:r>
+              <w:rPr/>
+              <w:t>Setting</w:t>
+            </w:r>
+          </w:p>
+        </w:tc>
+        <w:tc>
+          <w:tcPr>
+            <w:tcW w:w="4320" w:type="dxa"/>
+            <w:tcMar/>
+          </w:tcPr>
+          <w:p>
+            <w:r>
+              <w:rPr/>
+              <w:t>Value</w:t>
+            </w:r>
+          </w:p>
+        </w:tc>
+      </w:tr>
+      <w:tr>
+        <w:trPr>
+          <w:trHeight w:val="300"/>
+        </w:trPr>
+        <w:tc>
+          <w:tcPr>
+            <w:tcW w:w="4320" w:type="dxa"/>
+            <w:tcMar/>
+          </w:tcPr>
+          <w:p>
+            <w:r>
+              <w:rPr/>
+              <w:t>Server Name</w:t>
+            </w:r>
+          </w:p>
+        </w:tc>
+        <w:tc>
+          <w:tcPr>
+            <w:tcW w:w="4320" w:type="dxa"/>
+            <w:tcMar/>
+          </w:tcPr>
+          <w:p>
+            <w:r>
+              <w:rPr/>
+              <w:t>mcp-gateway</w:t>
+            </w:r>
+          </w:p>
+        </w:tc>
+      </w:tr>
+      <w:tr>
+        <w:trPr>
+          <w:trHeight w:val="300"/>
+        </w:trPr>
+        <w:tc>
+          <w:tcPr>
+            <w:tcW w:w="4320" w:type="dxa"/>
+            <w:tcMar/>
+          </w:tcPr>
+          <w:p>
+            <w:r>
+              <w:rPr/>
+              <w:t>Connection Name</w:t>
+            </w:r>
+          </w:p>
+        </w:tc>
+        <w:tc>
+          <w:tcPr>
+            <w:tcW w:w="4320" w:type="dxa"/>
+            <w:tcMar/>
+          </w:tcPr>
+          <w:p>
+            <w:r>
+              <w:rPr/>
+              <w:t>mcp-gateway</w:t>
+            </w:r>
+          </w:p>
+        </w:tc>
+      </w:tr>
+      <w:tr>
+        <w:trPr>
+          <w:trHeight w:val="300"/>
+        </w:trPr>
+        <w:tc>
+          <w:tcPr>
+            <w:tcW w:w="4320" w:type="dxa"/>
+            <w:tcMar/>
+          </w:tcPr>
+          <w:p>
+            <w:r>
+              <w:rPr/>
+              <w:t>Status</w:t>
+            </w:r>
+          </w:p>
+        </w:tc>
+        <w:tc>
+          <w:tcPr>
+            <w:tcW w:w="4320" w:type="dxa"/>
+            <w:tcMar/>
+          </w:tcPr>
+          <w:p>
+            <w:r>
+              <w:rPr/>
+              <w:t>Enabled</w:t>
+            </w:r>
+          </w:p>
+        </w:tc>
+      </w:tr>
+    </w:tbl>
+    <w:p>
+      <w:pPr>
+        <w:pStyle w:val="Heading2"/>
+      </w:pPr>
+      <w:r>
+        <w:rPr/>
+        <w:t>MCP Tools (Enabled)</w:t>
+      </w:r>
+    </w:p>
+    <w:p>
+      <w:r>
+        <w:rPr/>
+        <w:t>The agent uses the following tools from the mcp-gateway server:</w:t>
+      </w:r>
+    </w:p>
+    <w:tbl>
+      <w:tblPr>
+        <w:tblStyle w:val="TableGrid"/>
+        <w:tblW w:w="0" w:type="auto"/>
+        <w:tblLook w:val="04A0" w:firstRow="1" w:lastRow="0" w:firstColumn="1" w:lastColumn="0" w:noHBand="0" w:noVBand="1"/>
+      </w:tblPr>
+      <w:tblGrid>
+        <w:gridCol w:w="4393"/>
+        <w:gridCol w:w="4320"/>
+      </w:tblGrid>
+      <w:tr>
+        <w:trPr>
+          <w:trHeight w:val="300"/>
+        </w:trPr>
+        <w:tc>
+          <w:tcPr>
+            <w:tcW w:w="4393" w:type="dxa"/>
+            <w:tcMar/>
+          </w:tcPr>
+          <w:p>
+            <w:r>
+              <w:rPr/>
+              <w:t>Tool</w:t>
+            </w:r>
+          </w:p>
+        </w:tc>
+        <w:tc>
+          <w:tcPr>
+            <w:tcW w:w="4320" w:type="dxa"/>
+            <w:tcMar/>
+          </w:tcPr>
+          <w:p>
+            <w:r>
+              <w:rPr/>
+              <w:t>Description</w:t>
+            </w:r>
+          </w:p>
+        </w:tc>
+      </w:tr>
+      <w:tr>
+        <w:trPr>
+          <w:trHeight w:val="300"/>
+        </w:trPr>
+        <w:tc>
+          <w:tcPr>
+            <w:tcW w:w="4393" w:type="dxa"/>
+            <w:tcMar/>
+          </w:tcPr>
+          <w:p>
+            <w:r>
+              <w:rPr/>
+              <w:t>ccp___entity_extraction</w:t>
+            </w:r>
+          </w:p>
+        </w:tc>
+        <w:tc>
+          <w:tcPr>
+            <w:tcW w:w="4320" w:type="dxa"/>
+            <w:tcMar/>
+          </w:tcPr>
+          <w:p>
+            <w:r>
+              <w:rPr/>
+              <w:t>Extract diagnosis entities from clinical notes using IMO Entity Extraction API.</w:t>
+            </w:r>
+          </w:p>
+        </w:tc>
+      </w:tr>
+      <w:tr>
+        <w:trPr>
+          <w:trHeight w:val="300"/>
+        </w:trPr>
+        <w:tc>
+          <w:tcPr>
+            <w:tcW w:w="4393" w:type="dxa"/>
+            <w:tcMar/>
+          </w:tcPr>
+          <w:p>
+            <w:r>
+              <w:rPr/>
+              <w:t>normalize-ppml___normalize_ppml_term</w:t>
+            </w:r>
+          </w:p>
+        </w:tc>
+        <w:tc>
+          <w:tcPr>
+            <w:tcW w:w="4320" w:type="dxa"/>
+            <w:tcMar/>
+          </w:tcPr>
+          <w:p>
+            <w:r>
+              <w:rPr/>
+              <w:t>Normalize medical terms using the IMO Precision Normalize API.</w:t>
+            </w:r>
+          </w:p>
+        </w:tc>
+      </w:tr>
+      <w:tr>
+        <w:trPr>
+          <w:trHeight w:val="300"/>
+        </w:trPr>
+        <w:tc>
+          <w:tcPr>
+            <w:tcW w:w="4393" w:type="dxa"/>
+            <w:tcMar/>
+          </w:tcPr>
+          <w:p>
+            <w:r>
+              <w:rPr/>
+              <w:t>graphql-modifier___get_lexical</w:t>
+            </w:r>
+          </w:p>
+        </w:tc>
+        <w:tc>
+          <w:tcPr>
+            <w:tcW w:w="4320" w:type="dxa"/>
+            <w:tcMar/>
+          </w:tcPr>
+          <w:p>
+            <w:r>
+              <w:rPr/>
+              <w:t>Look up an IMO Problem lexical in the Knowledge Graph by its lexical code.</w:t>
+            </w:r>
+          </w:p>
+        </w:tc>
+      </w:tr>
+      <w:tr>
+        <w:trPr>
+          <w:trHeight w:val="300"/>
+        </w:trPr>
+        <w:tc>
+          <w:tcPr>
+            <w:tcW w:w="4393" w:type="dxa"/>
+            <w:tcMar/>
+          </w:tcPr>
+          <w:p>
+            <w:r>
+              <w:rPr/>
+              <w:t>graphql-modifier___get_narrower_with_refinements</w:t>
+            </w:r>
+          </w:p>
+        </w:tc>
+        <w:tc>
+          <w:tcPr>
+            <w:tcW w:w="4320" w:type="dxa"/>
+            <w:tcMar/>
+          </w:tcPr>
+          <w:p>
+            <w:r>
+              <w:rPr/>
+              <w:t>Get narrower IMO lexicals filtered by specific refinement criteria.</w:t>
+            </w:r>
+          </w:p>
+        </w:tc>
+      </w:tr>
+      <w:tr>
+        <w:trPr>
+          <w:trHeight w:val="300"/>
+        </w:trPr>
+        <w:tc>
+          <w:tcPr>
+            <w:tcW w:w="4393" w:type="dxa"/>
+            <w:tcMar/>
+          </w:tcPr>
+          <w:p>
+            <w:r>
+              <w:rPr/>
+              <w:t>graphql-modifier___get_refinement_group</w:t>
+            </w:r>
+          </w:p>
+        </w:tc>
+        <w:tc>
+          <w:tcPr>
+            <w:tcW w:w="4320" w:type="dxa"/>
+            <w:tcMar/>
+          </w:tcPr>
+          <w:p>
+            <w:r>
+              <w:rPr/>
+              <w:t>Look up all refinements within a specific refinement group.</w:t>
+            </w:r>
+          </w:p>
+        </w:tc>
+      </w:tr>
+    </w:tbl>
+    <w:p>
+      <w:pPr>
+        <w:pStyle w:val="Heading2"/>
+      </w:pPr>
+      <w:r>
+        <w:rPr/>
+        <w:t>Tool Workflow</w:t>
+      </w:r>
+    </w:p>
+    <w:p>
+      <w:r>
+        <w:rPr/>
+        <w:t>1. ccp___entity_extraction --&gt; Extracts diagnosis entities --&gt; returns base problems</w:t>
+      </w:r>
+    </w:p>
+    <w:p>
+      <w:r>
+        <w:rPr/>
+        <w:t>2. normalize-ppml___normalize_ppml_term --&gt; Normalizes selected diagnosis --&gt; returns default_lexical_code</w:t>
+      </w:r>
+    </w:p>
+    <w:p>
+      <w:r>
+        <w:rPr/>
+        <w:t>3. graphql-modifier___get_lexical --&gt; Uses default_lexical_code --&gt; returns refinement groups</w:t>
+      </w:r>
+    </w:p>
+    <w:p>
+      <w:r>
+        <w:rPr/>
+        <w:t>4. graphql-modifier___get_refinement_group --&gt; Looks up refinement options within a group</w:t>
+      </w:r>
+    </w:p>
+    <w:p>
+      <w:r>
+        <w:rPr/>
+        <w:t>5. graphql-modifier___get_narrower_with_refinements --&gt; Applies refinements --&gt; resolves most specific diagnosis</w:t>
+      </w:r>
+    </w:p>
+    <w:p>
+      <w:r>
+        <w:rPr/>
+        <w:t>6. normalize-</w:t>
+      </w:r>
+      <w:r>
+        <w:rPr/>
+        <w:t>ppml</w:t>
+      </w:r>
+      <w:r>
+        <w:rPr/>
+        <w:t>___</w:t>
+      </w:r>
+      <w:r>
+        <w:rPr/>
+        <w:t>normalize_ppml_term</w:t>
+      </w:r>
+      <w:r>
+        <w:rPr/>
+        <w:t xml:space="preserve"> (verification) --&gt; Verifies final diagnosis --&gt; returns ICD-10-CM and SNOMED codes</w:t>
+      </w:r>
+    </w:p>
+    <w:p>
+      <w:pPr>
+        <w:pStyle w:val="Heading2"/>
+      </w:pPr>
+      <w:r>
+        <w:rPr/>
+        <w:t>Step 4: Navigate to Tools</w:t>
+      </w:r>
+    </w:p>
+    <w:p>
+      <w:pPr>
+        <w:pStyle w:val="Normal"/>
+      </w:pPr>
+      <w:r>
+        <w:drawing>
+          <wp:inline wp14:editId="5A86D525" wp14:anchorId="27590770">
+            <wp:extent cx="5486400" cy="1981200"/>
+            <wp:effectExtent l="0" t="0" r="0" b="0"/>
+            <wp:docPr id="957132382" name="drawing"/>
+            <wp:cNvGraphicFramePr>
+              <a:graphicFrameLocks noChangeAspect="1"/>
+            </wp:cNvGraphicFramePr>
+            <a:graphic>
+              <a:graphicData xmlns:a="http://schemas.openxmlformats.org/drawingml/2006/main" uri="http://schemas.openxmlformats.org/drawingml/2006/picture">
+                <pic:pic xmlns:pic="http://schemas.openxmlformats.org/drawingml/2006/picture">
+                  <pic:nvPicPr>
+                    <pic:cNvPr id="957132382" name="Picture 957132382"/>
+                    <pic:cNvPicPr/>
+                  </pic:nvPicPr>
+                  <pic:blipFill>
+                    <a:blip xmlns:r="http://schemas.openxmlformats.org/officeDocument/2006/relationships" r:embed="rId1644644223">
                       <a:extLst>
                         <a:ext uri="{28A0092B-C50C-407E-A947-70E740481C1C}">
                           <a14:useLocalDpi xmlns:a14="http://schemas.microsoft.com/office/drawing/2010/main"/>
@@ -1712,7 +2096,7 @@
                   <pic:spPr>
                     <a:xfrm>
                       <a:off x="0" y="0"/>
-                      <a:ext cx="5553075" cy="2295525"/>
+                      <a:ext cx="5486400" cy="1981200"/>
                     </a:xfrm>
                     <a:prstGeom prst="rect">
                       <a:avLst/>
@@ -1727,9 +2111,331 @@
     </w:p>
     <w:p>
       <w:pPr>
+        <w:pStyle w:val="ListNumber"/>
+      </w:pPr>
+      <w:r>
+        <w:t>In your agent, click "Tool" in the left menu</w:t>
+      </w:r>
+    </w:p>
+    <w:p>
+      <w:pPr>
+        <w:pStyle w:val="ListNumber"/>
+        <w:rPr/>
+      </w:pPr>
+      <w:r>
+        <w:rPr/>
+        <w:t>Click "+ Add a</w:t>
+      </w:r>
+      <w:r>
+        <w:rPr/>
+        <w:t xml:space="preserve"> tool</w:t>
+      </w:r>
+      <w:r>
+        <w:rPr/>
+        <w:t>"</w:t>
+      </w:r>
+    </w:p>
+    <w:p>
+      <w:pPr>
+        <w:pStyle w:val="ListNumber"/>
+        <w:numPr>
+          <w:ilvl w:val="0"/>
+          <w:numId w:val="0"/>
+        </w:numPr>
+        <w:ind/>
+      </w:pPr>
+      <w:r>
+        <w:drawing>
+          <wp:inline wp14:editId="4EC8AF8B" wp14:anchorId="19FB1A89">
+            <wp:extent cx="5486400" cy="2152650"/>
+            <wp:effectExtent l="0" t="0" r="0" b="0"/>
+            <wp:docPr id="1567026214" name="drawing"/>
+            <wp:cNvGraphicFramePr>
+              <a:graphicFrameLocks noChangeAspect="1"/>
+            </wp:cNvGraphicFramePr>
+            <a:graphic>
+              <a:graphicData xmlns:a="http://schemas.openxmlformats.org/drawingml/2006/main" uri="http://schemas.openxmlformats.org/drawingml/2006/picture">
+                <pic:pic xmlns:pic="http://schemas.openxmlformats.org/drawingml/2006/picture">
+                  <pic:nvPicPr>
+                    <pic:cNvPr id="1567026214" name="Picture 1567026214"/>
+                    <pic:cNvPicPr/>
+                  </pic:nvPicPr>
+                  <pic:blipFill>
+                    <a:blip xmlns:r="http://schemas.openxmlformats.org/officeDocument/2006/relationships" r:embed="rId856083452">
+                      <a:extLst>
+                        <a:ext uri="{28A0092B-C50C-407E-A947-70E740481C1C}">
+                          <a14:useLocalDpi xmlns:a14="http://schemas.microsoft.com/office/drawing/2010/main"/>
+                        </a:ext>
+                      </a:extLst>
+                    </a:blip>
+                    <a:stretch>
+                      <a:fillRect/>
+                    </a:stretch>
+                  </pic:blipFill>
+                  <pic:spPr>
+                    <a:xfrm>
+                      <a:off x="0" y="0"/>
+                      <a:ext cx="5486400" cy="2152650"/>
+                    </a:xfrm>
+                    <a:prstGeom prst="rect">
+                      <a:avLst/>
+                    </a:prstGeom>
+                  </pic:spPr>
+                </pic:pic>
+              </a:graphicData>
+            </a:graphic>
+          </wp:inline>
+        </w:drawing>
+      </w:r>
+    </w:p>
+    <w:p>
+      <w:pPr>
+        <w:pStyle w:val="ListNumber"/>
+        <w:rPr/>
+      </w:pPr>
+      <w:r>
+        <w:rPr/>
+        <w:t>Click "Model Context Protocol (MCP)"</w:t>
+      </w:r>
+    </w:p>
+    <w:p>
+      <w:pPr>
+        <w:pStyle w:val="ListNumber"/>
+        <w:numPr>
+          <w:ilvl w:val="0"/>
+          <w:numId w:val="0"/>
+        </w:numPr>
+        <w:ind w:left="0"/>
+        <w:rPr>
+          <w:b w:val="1"/>
+          <w:bCs w:val="1"/>
+          <w:sz w:val="32"/>
+          <w:szCs w:val="32"/>
+        </w:rPr>
+      </w:pPr>
+    </w:p>
+    <w:p>
+      <w:pPr>
+        <w:pStyle w:val="ListNumber"/>
+        <w:numPr>
+          <w:ilvl w:val="0"/>
+          <w:numId w:val="0"/>
+        </w:numPr>
+        <w:ind w:left="0"/>
+        <w:rPr>
+          <w:b w:val="1"/>
+          <w:bCs w:val="1"/>
+          <w:sz w:val="32"/>
+          <w:szCs w:val="32"/>
+        </w:rPr>
+      </w:pPr>
+    </w:p>
+    <w:p>
+      <w:pPr>
+        <w:pStyle w:val="ListNumber"/>
+        <w:numPr>
+          <w:ilvl w:val="0"/>
+          <w:numId w:val="0"/>
+        </w:numPr>
+        <w:ind w:left="0"/>
+        <w:rPr>
+          <w:b w:val="1"/>
+          <w:bCs w:val="1"/>
+          <w:sz w:val="32"/>
+          <w:szCs w:val="32"/>
+        </w:rPr>
+      </w:pPr>
+    </w:p>
+    <w:p>
+      <w:pPr>
+        <w:pStyle w:val="ListNumber"/>
+        <w:numPr>
+          <w:ilvl w:val="0"/>
+          <w:numId w:val="0"/>
+        </w:numPr>
+        <w:ind w:left="0"/>
+        <w:rPr>
+          <w:b w:val="1"/>
+          <w:bCs w:val="1"/>
+          <w:sz w:val="32"/>
+          <w:szCs w:val="32"/>
+        </w:rPr>
+      </w:pPr>
+    </w:p>
+    <w:p>
+      <w:pPr>
+        <w:pStyle w:val="ListNumber"/>
+        <w:numPr>
+          <w:ilvl w:val="0"/>
+          <w:numId w:val="0"/>
+        </w:numPr>
+        <w:suppressLineNumbers w:val="0"/>
+        <w:bidi w:val="0"/>
+        <w:spacing w:before="0" w:beforeAutospacing="off" w:after="200" w:afterAutospacing="off" w:line="276" w:lineRule="auto"/>
+        <w:ind w:right="0"/>
+        <w:jc w:val="left"/>
+      </w:pPr>
+      <w:r>
+        <w:rPr>
+          <w:b w:val="1"/>
+          <w:bCs w:val="1"/>
+          <w:sz w:val="32"/>
+          <w:szCs w:val="32"/>
+        </w:rPr>
+        <w:t>Note: I</w:t>
+      </w:r>
+      <w:r>
+        <w:rPr>
+          <w:b w:val="1"/>
+          <w:bCs w:val="1"/>
+          <w:sz w:val="32"/>
+          <w:szCs w:val="32"/>
+        </w:rPr>
+        <w:t>f</w:t>
+      </w:r>
+      <w:r>
+        <w:rPr>
+          <w:b w:val="1"/>
+          <w:bCs w:val="1"/>
+          <w:sz w:val="32"/>
+          <w:szCs w:val="32"/>
+        </w:rPr>
+        <w:t xml:space="preserve"> the MCP server </w:t>
+      </w:r>
+      <w:r>
+        <w:rPr>
+          <w:b w:val="1"/>
+          <w:bCs w:val="1"/>
+          <w:sz w:val="32"/>
+          <w:szCs w:val="32"/>
+        </w:rPr>
+        <w:t>already</w:t>
+      </w:r>
+      <w:r>
+        <w:rPr>
+          <w:b w:val="1"/>
+          <w:bCs w:val="1"/>
+          <w:sz w:val="32"/>
+          <w:szCs w:val="32"/>
+        </w:rPr>
+        <w:t xml:space="preserve"> added, you can search </w:t>
+      </w:r>
+      <w:r>
+        <w:rPr>
+          <w:b w:val="1"/>
+          <w:bCs w:val="1"/>
+          <w:sz w:val="32"/>
+          <w:szCs w:val="32"/>
+        </w:rPr>
+        <w:t>your</w:t>
+      </w:r>
+      <w:r>
+        <w:rPr>
+          <w:b w:val="1"/>
+          <w:bCs w:val="1"/>
+          <w:sz w:val="32"/>
+          <w:szCs w:val="32"/>
+        </w:rPr>
+        <w:t xml:space="preserve"> </w:t>
+      </w:r>
+      <w:r>
+        <w:rPr>
+          <w:b w:val="1"/>
+          <w:bCs w:val="1"/>
+          <w:sz w:val="32"/>
+          <w:szCs w:val="32"/>
+        </w:rPr>
+        <w:t>MCP S</w:t>
+      </w:r>
+      <w:r>
+        <w:rPr>
+          <w:b w:val="1"/>
+          <w:bCs w:val="1"/>
+          <w:sz w:val="32"/>
+          <w:szCs w:val="32"/>
+        </w:rPr>
+        <w:t>erver by its name in search of Add tool.</w:t>
+      </w:r>
+    </w:p>
+    <w:p>
+      <w:pPr>
+        <w:pStyle w:val="ListNumber"/>
+        <w:numPr>
+          <w:ilvl w:val="0"/>
+          <w:numId w:val="0"/>
+        </w:numPr>
+        <w:suppressLineNumbers w:val="0"/>
+        <w:bidi w:val="0"/>
+        <w:spacing w:before="0" w:beforeAutospacing="off" w:after="200" w:afterAutospacing="off" w:line="276" w:lineRule="auto"/>
+        <w:ind w:right="0"/>
+        <w:jc w:val="left"/>
+        <w:rPr>
+          <w:b w:val="1"/>
+          <w:bCs w:val="1"/>
+          <w:sz w:val="32"/>
+          <w:szCs w:val="32"/>
+        </w:rPr>
+      </w:pPr>
+    </w:p>
+    <w:p>
+      <w:pPr>
+        <w:pStyle w:val="ListNumber"/>
+        <w:numPr>
+          <w:ilvl w:val="0"/>
+          <w:numId w:val="0"/>
+        </w:numPr>
+        <w:ind/>
+      </w:pPr>
+      <w:r>
+        <w:drawing>
+          <wp:inline wp14:editId="7B1B903B" wp14:anchorId="4515850A">
+            <wp:extent cx="5486400" cy="2286000"/>
+            <wp:effectExtent l="0" t="0" r="0" b="0"/>
+            <wp:docPr id="65804178" name="drawing"/>
+            <wp:cNvGraphicFramePr>
+              <a:graphicFrameLocks noChangeAspect="1"/>
+            </wp:cNvGraphicFramePr>
+            <a:graphic>
+              <a:graphicData xmlns:a="http://schemas.openxmlformats.org/drawingml/2006/main" uri="http://schemas.openxmlformats.org/drawingml/2006/picture">
+                <pic:pic xmlns:pic="http://schemas.openxmlformats.org/drawingml/2006/picture">
+                  <pic:nvPicPr>
+                    <pic:cNvPr id="65804178" name="Picture 65804178"/>
+                    <pic:cNvPicPr/>
+                  </pic:nvPicPr>
+                  <pic:blipFill>
+                    <a:blip xmlns:r="http://schemas.openxmlformats.org/officeDocument/2006/relationships" r:embed="rId1785242297">
+                      <a:extLst>
+                        <a:ext uri="{28A0092B-C50C-407E-A947-70E740481C1C}">
+                          <a14:useLocalDpi xmlns:a14="http://schemas.microsoft.com/office/drawing/2010/main"/>
+                        </a:ext>
+                      </a:extLst>
+                    </a:blip>
+                    <a:stretch>
+                      <a:fillRect/>
+                    </a:stretch>
+                  </pic:blipFill>
+                  <pic:spPr>
+                    <a:xfrm>
+                      <a:off x="0" y="0"/>
+                      <a:ext cx="5486400" cy="2286000"/>
+                    </a:xfrm>
+                    <a:prstGeom prst="rect">
+                      <a:avLst/>
+                    </a:prstGeom>
+                  </pic:spPr>
+                </pic:pic>
+              </a:graphicData>
+            </a:graphic>
+          </wp:inline>
+        </w:drawing>
+      </w:r>
+    </w:p>
+    <w:p>
+      <w:pPr>
         <w:pStyle w:val="Heading2"/>
       </w:pPr>
       <w:r>
+        <w:rPr/>
         <w:t>Step 5: Fill the MCP Server Details</w:t>
       </w:r>
     </w:p>
@@ -1855,104 +2561,11 @@
       </w:tr>
     </w:tbl>
     <w:p>
-      <w:r>
-        <w:rPr>
-          <w:noProof/>
-        </w:rPr>
-        <w:drawing>
-          <wp:inline distT="0" distB="0" distL="0" distR="0" wp14:anchorId="4F090AC3" wp14:editId="3D6EEC13">
-            <wp:extent cx="5553075" cy="2143125"/>
-            <wp:effectExtent l="0" t="0" r="0" b="0"/>
-            <wp:docPr id="229093520" name="drawing"/>
-            <wp:cNvGraphicFramePr>
-              <a:graphicFrameLocks xmlns:a="http://schemas.openxmlformats.org/drawingml/2006/main" noChangeAspect="1"/>
-            </wp:cNvGraphicFramePr>
-            <a:graphic xmlns:a="http://schemas.openxmlformats.org/drawingml/2006/main">
-              <a:graphicData uri="http://schemas.openxmlformats.org/drawingml/2006/picture">
-                <pic:pic xmlns:pic="http://schemas.openxmlformats.org/drawingml/2006/picture">
-                  <pic:nvPicPr>
-                    <pic:cNvPr id="229093520" name="Picture 229093520"/>
-                    <pic:cNvPicPr/>
-                  </pic:nvPicPr>
-                  <pic:blipFill>
-                    <a:blip r:embed="rId11">
-                      <a:extLst>
-                        <a:ext uri="{28A0092B-C50C-407E-A947-70E740481C1C}">
-                          <a14:useLocalDpi xmlns:a14="http://schemas.microsoft.com/office/drawing/2010/main"/>
-                        </a:ext>
-                      </a:extLst>
-                    </a:blip>
-                    <a:stretch>
-                      <a:fillRect/>
-                    </a:stretch>
-                  </pic:blipFill>
-                  <pic:spPr>
-                    <a:xfrm>
-                      <a:off x="0" y="0"/>
-                      <a:ext cx="5553075" cy="2143125"/>
-                    </a:xfrm>
-                    <a:prstGeom prst="rect">
-                      <a:avLst/>
-                    </a:prstGeom>
-                  </pic:spPr>
-                </pic:pic>
-              </a:graphicData>
-            </a:graphic>
-          </wp:inline>
-        </w:drawing>
-      </w:r>
-      <w:r>
-        <w:rPr>
-          <w:noProof/>
-        </w:rPr>
-        <w:drawing>
-          <wp:inline distT="0" distB="0" distL="0" distR="0" wp14:anchorId="4AEE66CF" wp14:editId="41C39D76">
-            <wp:extent cx="5553075" cy="2247900"/>
-            <wp:effectExtent l="0" t="0" r="0" b="0"/>
-            <wp:docPr id="806527482" name="drawing"/>
-            <wp:cNvGraphicFramePr>
-              <a:graphicFrameLocks xmlns:a="http://schemas.openxmlformats.org/drawingml/2006/main" noChangeAspect="1"/>
-            </wp:cNvGraphicFramePr>
-            <a:graphic xmlns:a="http://schemas.openxmlformats.org/drawingml/2006/main">
-              <a:graphicData uri="http://schemas.openxmlformats.org/drawingml/2006/picture">
-                <pic:pic xmlns:pic="http://schemas.openxmlformats.org/drawingml/2006/picture">
-                  <pic:nvPicPr>
-                    <pic:cNvPr id="806527482" name="Picture 806527482"/>
-                    <pic:cNvPicPr/>
-                  </pic:nvPicPr>
-                  <pic:blipFill>
-                    <a:blip r:embed="rId12">
-                      <a:extLst>
-                        <a:ext uri="{28A0092B-C50C-407E-A947-70E740481C1C}">
-                          <a14:useLocalDpi xmlns:a14="http://schemas.microsoft.com/office/drawing/2010/main"/>
-                        </a:ext>
-                      </a:extLst>
-                    </a:blip>
-                    <a:stretch>
-                      <a:fillRect/>
-                    </a:stretch>
-                  </pic:blipFill>
-                  <pic:spPr>
-                    <a:xfrm>
-                      <a:off x="0" y="0"/>
-                      <a:ext cx="5553075" cy="2247900"/>
-                    </a:xfrm>
-                    <a:prstGeom prst="rect">
-                      <a:avLst/>
-                    </a:prstGeom>
-                  </pic:spPr>
-                </pic:pic>
-              </a:graphicData>
-            </a:graphic>
-          </wp:inline>
-        </w:drawing>
-      </w:r>
-    </w:p>
-    <w:p>
       <w:pPr>
         <w:pStyle w:val="Heading2"/>
       </w:pPr>
       <w:r>
+        <w:rPr/>
         <w:t>Step 6: Configure OAuth 2.0 Authentication</w:t>
       </w:r>
     </w:p>
@@ -2221,26 +2834,23 @@
     </w:tbl>
     <w:p>
       <w:r>
-        <w:rPr>
-          <w:noProof/>
-        </w:rPr>
         <w:drawing>
-          <wp:inline distT="0" distB="0" distL="0" distR="0" wp14:anchorId="1B081638" wp14:editId="107C5687">
-            <wp:extent cx="5553075" cy="2143125"/>
+          <wp:inline wp14:editId="7DC2E487" wp14:anchorId="1B081638">
+            <wp:extent cx="4864806" cy="1877498"/>
             <wp:effectExtent l="0" t="0" r="0" b="0"/>
             <wp:docPr id="1659572002" name="drawing"/>
             <wp:cNvGraphicFramePr>
-              <a:graphicFrameLocks xmlns:a="http://schemas.openxmlformats.org/drawingml/2006/main" noChangeAspect="1"/>
+              <a:graphicFrameLocks noChangeAspect="1"/>
             </wp:cNvGraphicFramePr>
-            <a:graphic xmlns:a="http://schemas.openxmlformats.org/drawingml/2006/main">
-              <a:graphicData uri="http://schemas.openxmlformats.org/drawingml/2006/picture">
+            <a:graphic>
+              <a:graphicData xmlns:a="http://schemas.openxmlformats.org/drawingml/2006/main" uri="http://schemas.openxmlformats.org/drawingml/2006/picture">
                 <pic:pic xmlns:pic="http://schemas.openxmlformats.org/drawingml/2006/picture">
                   <pic:nvPicPr>
                     <pic:cNvPr id="1659572002" name="Picture 1659572002"/>
                     <pic:cNvPicPr/>
                   </pic:nvPicPr>
                   <pic:blipFill>
-                    <a:blip r:embed="rId13">
+                    <a:blip xmlns:r="http://schemas.openxmlformats.org/officeDocument/2006/relationships" r:embed="rId13">
                       <a:extLst>
                         <a:ext uri="{28A0092B-C50C-407E-A947-70E740481C1C}">
                           <a14:useLocalDpi xmlns:a14="http://schemas.microsoft.com/office/drawing/2010/main"/>
@@ -2252,9 +2862,9 @@
                     </a:stretch>
                   </pic:blipFill>
                   <pic:spPr>
-                    <a:xfrm>
+                    <a:xfrm rot="0">
                       <a:off x="0" y="0"/>
-                      <a:ext cx="5553075" cy="2143125"/>
+                      <a:ext cx="4864806" cy="1877498"/>
                     </a:xfrm>
                     <a:prstGeom prst="rect">
                       <a:avLst/>
@@ -2269,7 +2879,431 @@
     </w:p>
     <w:p>
       <w:pPr>
+        <w:pStyle w:val="Normal"/>
+      </w:pPr>
+      <w:r>
+        <w:drawing>
+          <wp:inline wp14:editId="5917CB87" wp14:anchorId="3789A296">
+            <wp:extent cx="4931651" cy="1866493"/>
+            <wp:effectExtent l="0" t="0" r="0" b="0"/>
+            <wp:docPr id="2059280318" name="drawing"/>
+            <wp:cNvGraphicFramePr>
+              <a:graphicFrameLocks noChangeAspect="1"/>
+            </wp:cNvGraphicFramePr>
+            <a:graphic>
+              <a:graphicData xmlns:a="http://schemas.openxmlformats.org/drawingml/2006/main" uri="http://schemas.openxmlformats.org/drawingml/2006/picture">
+                <pic:pic xmlns:pic="http://schemas.openxmlformats.org/drawingml/2006/picture">
+                  <pic:nvPicPr>
+                    <pic:cNvPr id="2059280318" name="Picture 2059280318"/>
+                    <pic:cNvPicPr/>
+                  </pic:nvPicPr>
+                  <pic:blipFill>
+                    <a:blip xmlns:r="http://schemas.openxmlformats.org/officeDocument/2006/relationships" r:embed="rId897717551">
+                      <a:extLst>
+                        <a:ext uri="{28A0092B-C50C-407E-A947-70E740481C1C}">
+                          <a14:useLocalDpi xmlns:a14="http://schemas.microsoft.com/office/drawing/2010/main"/>
+                        </a:ext>
+                      </a:extLst>
+                    </a:blip>
+                    <a:stretch>
+                      <a:fillRect/>
+                    </a:stretch>
+                  </pic:blipFill>
+                  <pic:spPr>
+                    <a:xfrm rot="0">
+                      <a:off x="0" y="0"/>
+                      <a:ext cx="4931651" cy="1866493"/>
+                    </a:xfrm>
+                    <a:prstGeom prst="rect">
+                      <a:avLst/>
+                    </a:prstGeom>
+                  </pic:spPr>
+                </pic:pic>
+              </a:graphicData>
+            </a:graphic>
+          </wp:inline>
+        </w:drawing>
+      </w:r>
+    </w:p>
+    <w:p>
+      <w:pPr>
+        <w:pStyle w:val="Normal"/>
+      </w:pPr>
+    </w:p>
+    <w:p>
+      <w:pPr>
         <w:pStyle w:val="Heading2"/>
+        <w:suppressLineNumbers w:val="0"/>
+        <w:bidi w:val="0"/>
+        <w:spacing w:before="200" w:beforeAutospacing="off" w:after="0" w:afterAutospacing="off" w:line="276" w:lineRule="auto"/>
+        <w:ind w:left="0" w:right="0"/>
+        <w:jc w:val="left"/>
+      </w:pPr>
+      <w:r>
+        <w:rPr/>
+        <w:t xml:space="preserve">Step-7: Configure the </w:t>
+      </w:r>
+      <w:r>
+        <w:rPr/>
+        <w:t>mcp</w:t>
+      </w:r>
+      <w:r>
+        <w:rPr/>
+        <w:t xml:space="preserve"> server with user level auth.</w:t>
+      </w:r>
+    </w:p>
+    <w:p>
+      <w:pPr>
+        <w:pStyle w:val="Heading2"/>
+        <w:numPr>
+          <w:ilvl w:val="0"/>
+          <w:numId w:val="13"/>
+        </w:numPr>
+        <w:suppressLineNumbers w:val="0"/>
+        <w:bidi w:val="0"/>
+        <w:spacing w:before="200" w:beforeAutospacing="off" w:after="0" w:afterAutospacing="off" w:line="276" w:lineRule="auto"/>
+        <w:ind w:right="0"/>
+        <w:jc w:val="left"/>
+        <w:rPr>
+          <w:color w:val="000000" w:themeColor="text1" w:themeTint="FF" w:themeShade="FF"/>
+        </w:rPr>
+      </w:pPr>
+      <w:r>
+        <w:rPr>
+          <w:rFonts w:ascii="Calibri" w:hAnsi="Calibri" w:eastAsia="ＭＳ 明朝" w:cs="" w:asciiTheme="minorAscii" w:hAnsiTheme="minorAscii" w:eastAsiaTheme="minorEastAsia" w:cstheme="minorBidi"/>
+          <w:color w:val="000000" w:themeColor="text1" w:themeTint="FF" w:themeShade="FF"/>
+          <w:sz w:val="22"/>
+          <w:szCs w:val="22"/>
+          <w:lang w:eastAsia="en-US" w:bidi="ar-SA"/>
+        </w:rPr>
+        <w:t xml:space="preserve">Once the </w:t>
+      </w:r>
+      <w:r>
+        <w:rPr>
+          <w:rFonts w:ascii="Calibri" w:hAnsi="Calibri" w:eastAsia="ＭＳ 明朝" w:cs="" w:asciiTheme="minorAscii" w:hAnsiTheme="minorAscii" w:eastAsiaTheme="minorEastAsia" w:cstheme="minorBidi"/>
+          <w:color w:val="000000" w:themeColor="text1" w:themeTint="FF" w:themeShade="FF"/>
+          <w:sz w:val="22"/>
+          <w:szCs w:val="22"/>
+          <w:lang w:eastAsia="en-US" w:bidi="ar-SA"/>
+        </w:rPr>
+        <w:t>mcp</w:t>
+      </w:r>
+      <w:r>
+        <w:rPr>
+          <w:rFonts w:ascii="Calibri" w:hAnsi="Calibri" w:eastAsia="ＭＳ 明朝" w:cs="" w:asciiTheme="minorAscii" w:hAnsiTheme="minorAscii" w:eastAsiaTheme="minorEastAsia" w:cstheme="minorBidi"/>
+          <w:color w:val="000000" w:themeColor="text1" w:themeTint="FF" w:themeShade="FF"/>
+          <w:sz w:val="22"/>
+          <w:szCs w:val="22"/>
+          <w:lang w:eastAsia="en-US" w:bidi="ar-SA"/>
+        </w:rPr>
+        <w:t xml:space="preserve"> server </w:t>
+      </w:r>
+      <w:r>
+        <w:rPr>
+          <w:rFonts w:ascii="Calibri" w:hAnsi="Calibri" w:eastAsia="ＭＳ 明朝" w:cs="" w:asciiTheme="minorAscii" w:hAnsiTheme="minorAscii" w:eastAsiaTheme="minorEastAsia" w:cstheme="minorBidi"/>
+          <w:color w:val="000000" w:themeColor="text1" w:themeTint="FF" w:themeShade="FF"/>
+          <w:sz w:val="22"/>
+          <w:szCs w:val="22"/>
+          <w:lang w:eastAsia="en-US" w:bidi="ar-SA"/>
+        </w:rPr>
+        <w:t>is added</w:t>
+      </w:r>
+      <w:r>
+        <w:rPr>
+          <w:rFonts w:ascii="Calibri" w:hAnsi="Calibri" w:eastAsia="ＭＳ 明朝" w:cs="" w:asciiTheme="minorAscii" w:hAnsiTheme="minorAscii" w:eastAsiaTheme="minorEastAsia" w:cstheme="minorBidi"/>
+          <w:color w:val="000000" w:themeColor="text1" w:themeTint="FF" w:themeShade="FF"/>
+          <w:sz w:val="22"/>
+          <w:szCs w:val="22"/>
+          <w:lang w:eastAsia="en-US" w:bidi="ar-SA"/>
+        </w:rPr>
+        <w:t xml:space="preserve"> as </w:t>
+      </w:r>
+      <w:r>
+        <w:rPr>
+          <w:rFonts w:ascii="Calibri" w:hAnsi="Calibri" w:eastAsia="ＭＳ 明朝" w:cs="" w:asciiTheme="minorAscii" w:hAnsiTheme="minorAscii" w:eastAsiaTheme="minorEastAsia" w:cstheme="minorBidi"/>
+          <w:color w:val="000000" w:themeColor="text1" w:themeTint="FF" w:themeShade="FF"/>
+          <w:sz w:val="22"/>
+          <w:szCs w:val="22"/>
+          <w:lang w:eastAsia="en-US" w:bidi="ar-SA"/>
+        </w:rPr>
+        <w:t>a tool</w:t>
+      </w:r>
+      <w:r>
+        <w:rPr>
+          <w:rFonts w:ascii="Calibri" w:hAnsi="Calibri" w:eastAsia="ＭＳ 明朝" w:cs="" w:asciiTheme="minorAscii" w:hAnsiTheme="minorAscii" w:eastAsiaTheme="minorEastAsia" w:cstheme="minorBidi"/>
+          <w:color w:val="000000" w:themeColor="text1" w:themeTint="FF" w:themeShade="FF"/>
+          <w:sz w:val="22"/>
+          <w:szCs w:val="22"/>
+          <w:lang w:eastAsia="en-US" w:bidi="ar-SA"/>
+        </w:rPr>
+        <w:t>.</w:t>
+      </w:r>
+    </w:p>
+    <w:p>
+      <w:pPr>
+        <w:pStyle w:val="Heading2"/>
+        <w:numPr>
+          <w:ilvl w:val="0"/>
+          <w:numId w:val="13"/>
+        </w:numPr>
+        <w:suppressLineNumbers w:val="0"/>
+        <w:spacing w:before="200" w:beforeAutospacing="off" w:after="0" w:afterAutospacing="off" w:line="276" w:lineRule="auto"/>
+        <w:ind w:right="0"/>
+        <w:jc w:val="left"/>
+        <w:rPr>
+          <w:color w:val="000000" w:themeColor="text1" w:themeTint="FF" w:themeShade="FF"/>
+        </w:rPr>
+      </w:pPr>
+      <w:r>
+        <w:rPr>
+          <w:rFonts w:ascii="Calibri" w:hAnsi="Calibri" w:eastAsia="ＭＳ 明朝" w:cs="" w:asciiTheme="minorAscii" w:hAnsiTheme="minorAscii" w:eastAsiaTheme="minorEastAsia" w:cstheme="minorBidi"/>
+          <w:color w:val="000000" w:themeColor="text1" w:themeTint="FF" w:themeShade="FF"/>
+          <w:sz w:val="22"/>
+          <w:szCs w:val="22"/>
+          <w:lang w:eastAsia="en-US" w:bidi="ar-SA"/>
+        </w:rPr>
+        <w:t xml:space="preserve">Click on the </w:t>
+      </w:r>
+      <w:r>
+        <w:rPr>
+          <w:rFonts w:ascii="Calibri" w:hAnsi="Calibri" w:eastAsia="ＭＳ 明朝" w:cs="" w:asciiTheme="minorAscii" w:hAnsiTheme="minorAscii" w:eastAsiaTheme="minorEastAsia" w:cstheme="minorBidi"/>
+          <w:color w:val="000000" w:themeColor="text1" w:themeTint="FF" w:themeShade="FF"/>
+          <w:sz w:val="22"/>
+          <w:szCs w:val="22"/>
+          <w:lang w:eastAsia="en-US" w:bidi="ar-SA"/>
+        </w:rPr>
+        <w:t>mcp</w:t>
+      </w:r>
+      <w:r>
+        <w:rPr>
+          <w:rFonts w:ascii="Calibri" w:hAnsi="Calibri" w:eastAsia="ＭＳ 明朝" w:cs="" w:asciiTheme="minorAscii" w:hAnsiTheme="minorAscii" w:eastAsiaTheme="minorEastAsia" w:cstheme="minorBidi"/>
+          <w:color w:val="000000" w:themeColor="text1" w:themeTint="FF" w:themeShade="FF"/>
+          <w:sz w:val="22"/>
+          <w:szCs w:val="22"/>
+          <w:lang w:eastAsia="en-US" w:bidi="ar-SA"/>
+        </w:rPr>
+        <w:t xml:space="preserve"> server from tools, perform configuration with user id.</w:t>
+      </w:r>
+    </w:p>
+    <w:p>
+      <w:pPr>
+        <w:pStyle w:val="Heading2"/>
+        <w:numPr>
+          <w:ilvl w:val="0"/>
+          <w:numId w:val="13"/>
+        </w:numPr>
+        <w:suppressLineNumbers w:val="0"/>
+        <w:bidi w:val="0"/>
+        <w:spacing w:before="200" w:beforeAutospacing="off" w:after="0" w:afterAutospacing="off" w:line="276" w:lineRule="auto"/>
+        <w:ind w:right="0"/>
+        <w:jc w:val="left"/>
+        <w:rPr>
+          <w:color w:val="000000" w:themeColor="text1" w:themeTint="FF" w:themeShade="FF"/>
+        </w:rPr>
+      </w:pPr>
+      <w:r>
+        <w:rPr>
+          <w:rFonts w:ascii="Calibri" w:hAnsi="Calibri" w:eastAsia="ＭＳ 明朝" w:cs="" w:asciiTheme="minorAscii" w:hAnsiTheme="minorAscii" w:eastAsiaTheme="minorEastAsia" w:cstheme="minorBidi"/>
+          <w:color w:val="000000" w:themeColor="text1" w:themeTint="FF" w:themeShade="FF"/>
+          <w:sz w:val="22"/>
+          <w:szCs w:val="22"/>
+          <w:lang w:eastAsia="en-US" w:bidi="ar-SA"/>
+        </w:rPr>
+        <w:t>Click on “Add and config”</w:t>
+      </w:r>
+    </w:p>
+    <w:p>
+      <w:pPr>
+        <w:pStyle w:val="Normal"/>
+        <w:ind w:left="0"/>
+      </w:pPr>
+    </w:p>
+    <w:p>
+      <w:pPr>
+        <w:pStyle w:val="Normal"/>
+      </w:pPr>
+    </w:p>
+    <w:p>
+      <w:pPr>
+        <w:pStyle w:val="Normal"/>
+      </w:pPr>
+    </w:p>
+    <w:p>
+      <w:pPr>
+        <w:pStyle w:val="Normal"/>
+      </w:pPr>
+    </w:p>
+    <w:p>
+      <w:pPr>
+        <w:pStyle w:val="Normal"/>
+      </w:pPr>
+      <w:r>
+        <w:drawing>
+          <wp:inline wp14:editId="059CB0BF" wp14:anchorId="116E13A0">
+            <wp:extent cx="4667250" cy="1944688"/>
+            <wp:effectExtent l="0" t="0" r="0" b="0"/>
+            <wp:docPr id="632359820" name="drawing"/>
+            <wp:cNvGraphicFramePr>
+              <a:graphicFrameLocks noChangeAspect="1"/>
+            </wp:cNvGraphicFramePr>
+            <a:graphic>
+              <a:graphicData xmlns:a="http://schemas.openxmlformats.org/drawingml/2006/main" uri="http://schemas.openxmlformats.org/drawingml/2006/picture">
+                <pic:pic xmlns:pic="http://schemas.openxmlformats.org/drawingml/2006/picture">
+                  <pic:nvPicPr>
+                    <pic:cNvPr id="632359820" name="Picture 632359820"/>
+                    <pic:cNvPicPr/>
+                  </pic:nvPicPr>
+                  <pic:blipFill>
+                    <a:blip xmlns:r="http://schemas.openxmlformats.org/officeDocument/2006/relationships" r:embed="rId429281082">
+                      <a:extLst>
+                        <a:ext uri="{28A0092B-C50C-407E-A947-70E740481C1C}">
+                          <a14:useLocalDpi xmlns:a14="http://schemas.microsoft.com/office/drawing/2010/main"/>
+                        </a:ext>
+                      </a:extLst>
+                    </a:blip>
+                    <a:stretch>
+                      <a:fillRect/>
+                    </a:stretch>
+                  </pic:blipFill>
+                  <pic:spPr>
+                    <a:xfrm rot="0">
+                      <a:off x="0" y="0"/>
+                      <a:ext cx="4667250" cy="1944688"/>
+                    </a:xfrm>
+                    <a:prstGeom prst="rect">
+                      <a:avLst/>
+                    </a:prstGeom>
+                  </pic:spPr>
+                </pic:pic>
+              </a:graphicData>
+            </a:graphic>
+          </wp:inline>
+        </w:drawing>
+      </w:r>
+    </w:p>
+    <w:p>
+      <w:pPr>
+        <w:pStyle w:val="Heading2"/>
+        <w:suppressLineNumbers w:val="0"/>
+        <w:spacing w:before="200" w:beforeAutospacing="off" w:after="0" w:afterAutospacing="off" w:line="276" w:lineRule="auto"/>
+        <w:ind w:left="0" w:right="0"/>
+        <w:jc w:val="left"/>
+        <w:rPr>
+          <w:color w:val="000000" w:themeColor="text1" w:themeTint="FF" w:themeShade="FF"/>
+        </w:rPr>
+      </w:pPr>
+      <w:r>
+        <w:rPr>
+          <w:color w:val="000000" w:themeColor="text1" w:themeTint="FF" w:themeShade="FF"/>
+        </w:rPr>
+        <w:t xml:space="preserve">Note: </w:t>
+      </w:r>
+      <w:r>
+        <w:rPr>
+          <w:color w:val="000000" w:themeColor="text1" w:themeTint="FF" w:themeShade="FF"/>
+        </w:rPr>
+        <w:t>After a</w:t>
+      </w:r>
+      <w:r>
+        <w:rPr>
+          <w:color w:val="000000" w:themeColor="text1" w:themeTint="FF" w:themeShade="FF"/>
+        </w:rPr>
+        <w:t xml:space="preserve">dding the </w:t>
+      </w:r>
+      <w:r>
+        <w:rPr>
+          <w:color w:val="000000" w:themeColor="text1" w:themeTint="FF" w:themeShade="FF"/>
+        </w:rPr>
+        <w:t xml:space="preserve">IMO </w:t>
+      </w:r>
+      <w:r>
+        <w:rPr>
+          <w:color w:val="000000" w:themeColor="text1" w:themeTint="FF" w:themeShade="FF"/>
+        </w:rPr>
+        <w:t>MCP server</w:t>
+      </w:r>
+      <w:r>
+        <w:rPr>
+          <w:color w:val="000000" w:themeColor="text1" w:themeTint="FF" w:themeShade="FF"/>
+        </w:rPr>
+        <w:t xml:space="preserve"> as </w:t>
+      </w:r>
+      <w:r>
+        <w:rPr>
+          <w:color w:val="000000" w:themeColor="text1" w:themeTint="FF" w:themeShade="FF"/>
+        </w:rPr>
+        <w:t>a tool</w:t>
+      </w:r>
+      <w:r>
+        <w:rPr>
+          <w:color w:val="000000" w:themeColor="text1" w:themeTint="FF" w:themeShade="FF"/>
+        </w:rPr>
+        <w:t xml:space="preserve"> </w:t>
+      </w:r>
+      <w:r>
+        <w:rPr>
+          <w:color w:val="000000" w:themeColor="text1" w:themeTint="FF" w:themeShade="FF"/>
+        </w:rPr>
+        <w:t xml:space="preserve">and, </w:t>
+      </w:r>
+      <w:r>
+        <w:rPr>
+          <w:color w:val="000000" w:themeColor="text1" w:themeTint="FF" w:themeShade="FF"/>
+        </w:rPr>
+        <w:t>user</w:t>
+      </w:r>
+      <w:r>
+        <w:rPr>
+          <w:color w:val="000000" w:themeColor="text1" w:themeTint="FF" w:themeShade="FF"/>
+        </w:rPr>
+        <w:t xml:space="preserve"> </w:t>
+      </w:r>
+      <w:r>
+        <w:rPr>
+          <w:color w:val="000000" w:themeColor="text1" w:themeTint="FF" w:themeShade="FF"/>
+        </w:rPr>
+        <w:t>needs</w:t>
+      </w:r>
+      <w:r>
+        <w:rPr>
+          <w:color w:val="000000" w:themeColor="text1" w:themeTint="FF" w:themeShade="FF"/>
+        </w:rPr>
+        <w:t xml:space="preserve"> to </w:t>
+      </w:r>
+      <w:r>
+        <w:rPr>
+          <w:color w:val="000000" w:themeColor="text1" w:themeTint="FF" w:themeShade="FF"/>
+        </w:rPr>
+        <w:t>connect to</w:t>
+      </w:r>
+      <w:r>
+        <w:rPr>
+          <w:color w:val="000000" w:themeColor="text1" w:themeTint="FF" w:themeShade="FF"/>
+        </w:rPr>
+        <w:t xml:space="preserve"> the </w:t>
+      </w:r>
+      <w:r>
+        <w:rPr>
+          <w:color w:val="000000" w:themeColor="text1" w:themeTint="FF" w:themeShade="FF"/>
+        </w:rPr>
+        <w:t xml:space="preserve">MCP </w:t>
+      </w:r>
+      <w:r>
+        <w:rPr>
+          <w:color w:val="000000" w:themeColor="text1" w:themeTint="FF" w:themeShade="FF"/>
+        </w:rPr>
+        <w:t>gateway by performing user level auth.</w:t>
+      </w:r>
+      <w:r>
+        <w:rPr>
+          <w:color w:val="000000" w:themeColor="text1" w:themeTint="FF" w:themeShade="FF"/>
+        </w:rPr>
+        <w:t xml:space="preserve"> </w:t>
+      </w:r>
+    </w:p>
+    <w:p>
+      <w:pPr>
+        <w:pStyle w:val="Heading2"/>
       </w:pPr>
       <w:r>
         <w:t>Step 7: Enable Required Tools</w:t>
@@ -2327,26 +3361,23 @@
     </w:p>
     <w:p>
       <w:r>
-        <w:rPr>
-          <w:noProof/>
-        </w:rPr>
         <w:drawing>
-          <wp:inline distT="0" distB="0" distL="0" distR="0" wp14:anchorId="35D0F55C" wp14:editId="491754C2">
+          <wp:inline wp14:editId="7366525C" wp14:anchorId="35D0F55C">
             <wp:extent cx="5486400" cy="2409825"/>
             <wp:effectExtent l="0" t="0" r="0" b="0"/>
             <wp:docPr id="1790972009" name="drawing"/>
             <wp:cNvGraphicFramePr>
-              <a:graphicFrameLocks xmlns:a="http://schemas.openxmlformats.org/drawingml/2006/main" noChangeAspect="1"/>
+              <a:graphicFrameLocks noChangeAspect="1"/>
             </wp:cNvGraphicFramePr>
-            <a:graphic xmlns:a="http://schemas.openxmlformats.org/drawingml/2006/main">
-              <a:graphicData uri="http://schemas.openxmlformats.org/drawingml/2006/picture">
+            <a:graphic>
+              <a:graphicData xmlns:a="http://schemas.openxmlformats.org/drawingml/2006/main" uri="http://schemas.openxmlformats.org/drawingml/2006/picture">
                 <pic:pic xmlns:pic="http://schemas.openxmlformats.org/drawingml/2006/picture">
                   <pic:nvPicPr>
                     <pic:cNvPr id="1790972009" name="Picture 1790972009"/>
                     <pic:cNvPicPr/>
                   </pic:nvPicPr>
                   <pic:blipFill>
-                    <a:blip r:embed="rId14">
+                    <a:blip xmlns:r="http://schemas.openxmlformats.org/officeDocument/2006/relationships" r:embed="rId14">
                       <a:extLst>
                         <a:ext uri="{28A0092B-C50C-407E-A947-70E740481C1C}">
                           <a14:useLocalDpi xmlns:a14="http://schemas.microsoft.com/office/drawing/2010/main"/>
@@ -2378,6 +3409,107 @@
         <w:pStyle w:val="Heading1"/>
       </w:pPr>
       <w:r>
+        <w:rPr>
+          <w:b w:val="1"/>
+          <w:bCs w:val="1"/>
+          <w:color w:val="000000" w:themeColor="text1" w:themeTint="FF" w:themeShade="FF"/>
+        </w:rPr>
+        <w:t xml:space="preserve">Note: There is provision of choosing the which tool you want from </w:t>
+      </w:r>
+      <w:r>
+        <w:rPr>
+          <w:b w:val="1"/>
+          <w:bCs w:val="1"/>
+          <w:color w:val="000000" w:themeColor="text1" w:themeTint="FF" w:themeShade="FF"/>
+        </w:rPr>
+        <w:t>mcp</w:t>
+      </w:r>
+      <w:r>
+        <w:rPr>
+          <w:b w:val="1"/>
+          <w:bCs w:val="1"/>
+          <w:color w:val="000000" w:themeColor="text1" w:themeTint="FF" w:themeShade="FF"/>
+        </w:rPr>
+        <w:t xml:space="preserve"> as per </w:t>
+      </w:r>
+      <w:r>
+        <w:rPr>
+          <w:b w:val="1"/>
+          <w:bCs w:val="1"/>
+          <w:color w:val="000000" w:themeColor="text1" w:themeTint="FF" w:themeShade="FF"/>
+        </w:rPr>
+        <w:t>requirement;</w:t>
+      </w:r>
+      <w:r>
+        <w:rPr>
+          <w:b w:val="1"/>
+          <w:bCs w:val="1"/>
+          <w:color w:val="000000" w:themeColor="text1" w:themeTint="FF" w:themeShade="FF"/>
+        </w:rPr>
+        <w:t xml:space="preserve"> user need to disable the </w:t>
+      </w:r>
+      <w:r>
+        <w:rPr>
+          <w:b w:val="1"/>
+          <w:bCs w:val="1"/>
+          <w:color w:val="000000" w:themeColor="text1" w:themeTint="FF" w:themeShade="FF"/>
+        </w:rPr>
+        <w:t>ALLOW ALL toggle.</w:t>
+      </w:r>
+    </w:p>
+    <w:p>
+      <w:pPr>
+        <w:pStyle w:val="Normal"/>
+      </w:pPr>
+      <w:r>
+        <w:drawing>
+          <wp:inline wp14:editId="6E2411B8" wp14:anchorId="74264A05">
+            <wp:extent cx="5486400" cy="3028950"/>
+            <wp:effectExtent l="0" t="0" r="0" b="0"/>
+            <wp:docPr id="1995379184" name="drawing"/>
+            <wp:cNvGraphicFramePr>
+              <a:graphicFrameLocks noChangeAspect="1"/>
+            </wp:cNvGraphicFramePr>
+            <a:graphic>
+              <a:graphicData xmlns:a="http://schemas.openxmlformats.org/drawingml/2006/main" uri="http://schemas.openxmlformats.org/drawingml/2006/picture">
+                <pic:pic xmlns:pic="http://schemas.openxmlformats.org/drawingml/2006/picture">
+                  <pic:nvPicPr>
+                    <pic:cNvPr id="1995379184" name="Picture 1995379184"/>
+                    <pic:cNvPicPr/>
+                  </pic:nvPicPr>
+                  <pic:blipFill>
+                    <a:blip xmlns:r="http://schemas.openxmlformats.org/officeDocument/2006/relationships" r:embed="rId12027793">
+                      <a:extLst>
+                        <a:ext uri="{28A0092B-C50C-407E-A947-70E740481C1C}">
+                          <a14:useLocalDpi xmlns:a14="http://schemas.microsoft.com/office/drawing/2010/main"/>
+                        </a:ext>
+                      </a:extLst>
+                    </a:blip>
+                    <a:stretch>
+                      <a:fillRect/>
+                    </a:stretch>
+                  </pic:blipFill>
+                  <pic:spPr>
+                    <a:xfrm>
+                      <a:off x="0" y="0"/>
+                      <a:ext cx="5486400" cy="3028950"/>
+                    </a:xfrm>
+                    <a:prstGeom prst="rect">
+                      <a:avLst/>
+                    </a:prstGeom>
+                  </pic:spPr>
+                </pic:pic>
+              </a:graphicData>
+            </a:graphic>
+          </wp:inline>
+        </w:drawing>
+      </w:r>
+    </w:p>
+    <w:p>
+      <w:pPr>
+        <w:pStyle w:val="Heading1"/>
+      </w:pPr>
+      <w:r>
         <w:t>9. Test Your Agent</w:t>
       </w:r>
     </w:p>
@@ -2447,26 +3579,23 @@
     </w:p>
     <w:p>
       <w:r>
-        <w:rPr>
-          <w:noProof/>
-        </w:rPr>
         <w:drawing>
-          <wp:inline distT="0" distB="0" distL="0" distR="0" wp14:anchorId="14CDC6AA" wp14:editId="04B0F84D">
+          <wp:inline wp14:editId="6DC60DF9" wp14:anchorId="14CDC6AA">
             <wp:extent cx="4057650" cy="4257675"/>
             <wp:effectExtent l="0" t="0" r="0" b="0"/>
             <wp:docPr id="769976481" name="drawing"/>
             <wp:cNvGraphicFramePr>
-              <a:graphicFrameLocks xmlns:a="http://schemas.openxmlformats.org/drawingml/2006/main" noChangeAspect="1"/>
+              <a:graphicFrameLocks noChangeAspect="1"/>
             </wp:cNvGraphicFramePr>
-            <a:graphic xmlns:a="http://schemas.openxmlformats.org/drawingml/2006/main">
-              <a:graphicData uri="http://schemas.openxmlformats.org/drawingml/2006/picture">
+            <a:graphic>
+              <a:graphicData xmlns:a="http://schemas.openxmlformats.org/drawingml/2006/main" uri="http://schemas.openxmlformats.org/drawingml/2006/picture">
                 <pic:pic xmlns:pic="http://schemas.openxmlformats.org/drawingml/2006/picture">
                   <pic:nvPicPr>
                     <pic:cNvPr id="769976481" name="Picture 769976481"/>
                     <pic:cNvPicPr/>
                   </pic:nvPicPr>
                   <pic:blipFill>
-                    <a:blip r:embed="rId15">
+                    <a:blip xmlns:r="http://schemas.openxmlformats.org/officeDocument/2006/relationships" r:embed="rId15">
                       <a:extLst>
                         <a:ext uri="{28A0092B-C50C-407E-A947-70E740481C1C}">
                           <a14:useLocalDpi xmlns:a14="http://schemas.microsoft.com/office/drawing/2010/main"/>
@@ -2496,49 +3625,23 @@
     <w:p>
       <w:pPr>
         <w:pStyle w:val="Heading1"/>
-      </w:pPr>
-      <w:r>
-        <w:t>10. Publish Your Agent</w:t>
-      </w:r>
-    </w:p>
-    <w:p>
-      <w:pPr>
-        <w:pStyle w:val="ListNumber"/>
-      </w:pPr>
-      <w:r>
-        <w:t>Click "Publish" button (top-right)</w:t>
-      </w:r>
-    </w:p>
-    <w:p>
-      <w:pPr>
-        <w:pStyle w:val="ListNumber"/>
-      </w:pPr>
-      <w:r>
-        <w:t>Review the summary</w:t>
-      </w:r>
-    </w:p>
-    <w:p>
-      <w:pPr>
-        <w:pStyle w:val="ListNumber"/>
-      </w:pPr>
-      <w:r>
-        <w:t>Click "Publish" to confirm</w:t>
-      </w:r>
-    </w:p>
-    <w:p>
-      <w:pPr>
-        <w:pStyle w:val="ListNumber"/>
-      </w:pPr>
-      <w:r>
-        <w:t>Wait for the status to show "Published"</w:t>
-      </w:r>
-    </w:p>
-    <w:p>
-      <w:pPr>
-        <w:pStyle w:val="Heading1"/>
-      </w:pPr>
-      <w:r>
-        <w:t>11. Deploy to Channels</w:t>
+        <w:suppressLineNumbers w:val="0"/>
+        <w:bidi w:val="0"/>
+        <w:spacing w:before="480" w:beforeAutospacing="off" w:after="0" w:afterAutospacing="off" w:line="276" w:lineRule="auto"/>
+        <w:ind w:left="0" w:right="0"/>
+        <w:jc w:val="left"/>
+      </w:pPr>
+      <w:r>
+        <w:rPr/>
+        <w:t>1</w:t>
+      </w:r>
+      <w:r>
+        <w:rPr/>
+        <w:t>0</w:t>
+      </w:r>
+      <w:r>
+        <w:rPr/>
+        <w:t>. Configure Agent to Channels</w:t>
       </w:r>
     </w:p>
     <w:p>
@@ -2546,6 +3649,7 @@
         <w:pStyle w:val="Heading2"/>
       </w:pPr>
       <w:r>
+        <w:rPr/>
         <w:t>Available Channels</w:t>
       </w:r>
     </w:p>
@@ -2560,12 +3664,17 @@
         <w:gridCol w:w="4320"/>
       </w:tblGrid>
       <w:tr>
+        <w:trPr>
+          <w:trHeight w:val="300"/>
+        </w:trPr>
         <w:tc>
           <w:tcPr>
             <w:tcW w:w="4320" w:type="dxa"/>
+            <w:tcMar/>
           </w:tcPr>
           <w:p>
             <w:r>
+              <w:rPr/>
               <w:t>Channel Type</w:t>
             </w:r>
           </w:p>
@@ -2573,21 +3682,28 @@
         <w:tc>
           <w:tcPr>
             <w:tcW w:w="4320" w:type="dxa"/>
+            <w:tcMar/>
           </w:tcPr>
           <w:p>
             <w:r>
+              <w:rPr/>
               <w:t>Options</w:t>
             </w:r>
           </w:p>
         </w:tc>
       </w:tr>
       <w:tr>
+        <w:trPr>
+          <w:trHeight w:val="300"/>
+        </w:trPr>
         <w:tc>
           <w:tcPr>
             <w:tcW w:w="4320" w:type="dxa"/>
+            <w:tcMar/>
           </w:tcPr>
           <w:p>
             <w:r>
+              <w:rPr/>
               <w:t>Share a preview</w:t>
             </w:r>
           </w:p>
@@ -2595,21 +3711,28 @@
         <w:tc>
           <w:tcPr>
             <w:tcW w:w="4320" w:type="dxa"/>
+            <w:tcMar/>
           </w:tcPr>
           <w:p>
             <w:r>
+              <w:rPr/>
               <w:t>Demo website</w:t>
             </w:r>
           </w:p>
         </w:tc>
       </w:tr>
       <w:tr>
+        <w:trPr>
+          <w:trHeight w:val="300"/>
+        </w:trPr>
         <w:tc>
           <w:tcPr>
             <w:tcW w:w="4320" w:type="dxa"/>
+            <w:tcMar/>
           </w:tcPr>
           <w:p>
             <w:r>
+              <w:rPr/>
               <w:t>Microsoft channels</w:t>
             </w:r>
           </w:p>
@@ -2617,24 +3740,32 @@
         <w:tc>
           <w:tcPr>
             <w:tcW w:w="4320" w:type="dxa"/>
+            <w:tcMar/>
           </w:tcPr>
           <w:p>
             <w:r>
+              <w:rPr/>
               <w:t xml:space="preserve">Microsoft 365 and Microsoft Teams, </w:t>
             </w:r>
             <w:r>
+              <w:rPr/>
               <w:t>SharePoint</w:t>
             </w:r>
           </w:p>
         </w:tc>
       </w:tr>
       <w:tr>
+        <w:trPr>
+          <w:trHeight w:val="300"/>
+        </w:trPr>
         <w:tc>
           <w:tcPr>
             <w:tcW w:w="4320" w:type="dxa"/>
+            <w:tcMar/>
           </w:tcPr>
           <w:p>
             <w:r>
+              <w:rPr/>
               <w:t>Other channels</w:t>
             </w:r>
           </w:p>
@@ -2642,9 +3773,11 @@
         <w:tc>
           <w:tcPr>
             <w:tcW w:w="4320" w:type="dxa"/>
+            <w:tcMar/>
           </w:tcPr>
           <w:p>
             <w:r>
+              <w:rPr/>
               <w:t>Web app, Native app, Facebook, WhatsApp, Twilio, Line, GroupMe</w:t>
             </w:r>
           </w:p>
@@ -2652,16 +3785,186 @@
       </w:tr>
     </w:tbl>
     <w:p>
-      <w:r>
+      <w:pPr/>
+      <w:r>
+        <w:rPr/>
         <w:t>Note: When using Microsoft authentication, only Teams, Microsoft 365, and SharePoint channels are available.</w:t>
       </w:r>
     </w:p>
     <w:p>
-      <w:pPr>
-        <w:pStyle w:val="Heading2"/>
-      </w:pPr>
-      <w:r>
-        <w:t>Deploy to Microsoft Teams</w:t>
+      <w:pPr/>
+      <w:r>
+        <w:rPr/>
+        <w:t>Steps:</w:t>
+      </w:r>
+    </w:p>
+    <w:p>
+      <w:pPr>
+        <w:pStyle w:val="ListParagraph"/>
+        <w:numPr>
+          <w:ilvl w:val="0"/>
+          <w:numId w:val="12"/>
+        </w:numPr>
+        <w:rPr/>
+      </w:pPr>
+      <w:r>
+        <w:rPr/>
+        <w:t>Click on “Channels” from top options from studio.</w:t>
+      </w:r>
+    </w:p>
+    <w:p>
+      <w:pPr>
+        <w:pStyle w:val="ListParagraph"/>
+        <w:numPr>
+          <w:ilvl w:val="0"/>
+          <w:numId w:val="12"/>
+        </w:numPr>
+        <w:rPr/>
+      </w:pPr>
+      <w:r>
+        <w:rPr/>
+        <w:t xml:space="preserve">Click on the MS Channels </w:t>
+      </w:r>
+    </w:p>
+    <w:p>
+      <w:pPr>
+        <w:pStyle w:val="ListParagraph"/>
+        <w:numPr>
+          <w:ilvl w:val="0"/>
+          <w:numId w:val="12"/>
+        </w:numPr>
+        <w:rPr/>
+      </w:pPr>
+      <w:r>
+        <w:rPr/>
+        <w:t>Choose to which channel the agent need to publish</w:t>
+      </w:r>
+    </w:p>
+    <w:p>
+      <w:pPr>
+        <w:pStyle w:val="ListParagraph"/>
+        <w:numPr>
+          <w:ilvl w:val="0"/>
+          <w:numId w:val="12"/>
+        </w:numPr>
+        <w:rPr/>
+      </w:pPr>
+      <w:r>
+        <w:rPr/>
+        <w:t>Finally click on “save changes”</w:t>
+      </w:r>
+    </w:p>
+    <w:p>
+      <w:pPr>
+        <w:pStyle w:val="Normal"/>
+      </w:pPr>
+      <w:r>
+        <w:drawing>
+          <wp:inline wp14:editId="64D4009A" wp14:anchorId="34735262">
+            <wp:extent cx="5486400" cy="3295650"/>
+            <wp:effectExtent l="0" t="0" r="0" b="0"/>
+            <wp:docPr id="1948477795" name="drawing"/>
+            <wp:cNvGraphicFramePr>
+              <a:graphicFrameLocks noChangeAspect="1"/>
+            </wp:cNvGraphicFramePr>
+            <a:graphic>
+              <a:graphicData xmlns:a="http://schemas.openxmlformats.org/drawingml/2006/main" uri="http://schemas.openxmlformats.org/drawingml/2006/picture">
+                <pic:pic xmlns:pic="http://schemas.openxmlformats.org/drawingml/2006/picture">
+                  <pic:nvPicPr>
+                    <pic:cNvPr id="1948477795" name="Picture 1948477795"/>
+                    <pic:cNvPicPr/>
+                  </pic:nvPicPr>
+                  <pic:blipFill>
+                    <a:blip xmlns:r="http://schemas.openxmlformats.org/officeDocument/2006/relationships" r:embed="rId506001262">
+                      <a:extLst>
+                        <a:ext uri="{28A0092B-C50C-407E-A947-70E740481C1C}">
+                          <a14:useLocalDpi xmlns:a14="http://schemas.microsoft.com/office/drawing/2010/main"/>
+                        </a:ext>
+                      </a:extLst>
+                    </a:blip>
+                    <a:stretch>
+                      <a:fillRect/>
+                    </a:stretch>
+                  </pic:blipFill>
+                  <pic:spPr>
+                    <a:xfrm>
+                      <a:off x="0" y="0"/>
+                      <a:ext cx="5486400" cy="3295650"/>
+                    </a:xfrm>
+                    <a:prstGeom prst="rect">
+                      <a:avLst/>
+                    </a:prstGeom>
+                  </pic:spPr>
+                </pic:pic>
+              </a:graphicData>
+            </a:graphic>
+          </wp:inline>
+        </w:drawing>
+      </w:r>
+    </w:p>
+    <w:p>
+      <w:pPr>
+        <w:pStyle w:val="Normal"/>
+      </w:pPr>
+      <w:r>
+        <w:drawing>
+          <wp:inline wp14:editId="77498ADA" wp14:anchorId="16302121">
+            <wp:extent cx="5486400" cy="2162175"/>
+            <wp:effectExtent l="0" t="0" r="0" b="0"/>
+            <wp:docPr id="1144617424" name="drawing"/>
+            <wp:cNvGraphicFramePr>
+              <a:graphicFrameLocks noChangeAspect="1"/>
+            </wp:cNvGraphicFramePr>
+            <a:graphic>
+              <a:graphicData xmlns:a="http://schemas.openxmlformats.org/drawingml/2006/main" uri="http://schemas.openxmlformats.org/drawingml/2006/picture">
+                <pic:pic xmlns:pic="http://schemas.openxmlformats.org/drawingml/2006/picture">
+                  <pic:nvPicPr>
+                    <pic:cNvPr id="1144617424" name="Picture 1144617424"/>
+                    <pic:cNvPicPr/>
+                  </pic:nvPicPr>
+                  <pic:blipFill>
+                    <a:blip xmlns:r="http://schemas.openxmlformats.org/officeDocument/2006/relationships" r:embed="rId1878920313">
+                      <a:extLst>
+                        <a:ext uri="{28A0092B-C50C-407E-A947-70E740481C1C}">
+                          <a14:useLocalDpi xmlns:a14="http://schemas.microsoft.com/office/drawing/2010/main"/>
+                        </a:ext>
+                      </a:extLst>
+                    </a:blip>
+                    <a:stretch>
+                      <a:fillRect/>
+                    </a:stretch>
+                  </pic:blipFill>
+                  <pic:spPr>
+                    <a:xfrm>
+                      <a:off x="0" y="0"/>
+                      <a:ext cx="5486400" cy="2162175"/>
+                    </a:xfrm>
+                    <a:prstGeom prst="rect">
+                      <a:avLst/>
+                    </a:prstGeom>
+                  </pic:spPr>
+                </pic:pic>
+              </a:graphicData>
+            </a:graphic>
+          </wp:inline>
+        </w:drawing>
+      </w:r>
+    </w:p>
+    <w:p>
+      <w:pPr>
+        <w:pStyle w:val="Heading1"/>
+      </w:pPr>
+      <w:r>
+        <w:rPr/>
+        <w:t>1</w:t>
+      </w:r>
+      <w:r>
+        <w:rPr/>
+        <w:t>1</w:t>
+      </w:r>
+      <w:r>
+        <w:rPr/>
+        <w:t>. Publish Your Agent</w:t>
       </w:r>
     </w:p>
     <w:p>
@@ -2669,7 +3972,7 @@
         <w:pStyle w:val="ListNumber"/>
       </w:pPr>
       <w:r>
-        <w:t>Open your agent in Copilot Studio</w:t>
+        <w:t>Click "Publish" button (top-right)</w:t>
       </w:r>
     </w:p>
     <w:p>
@@ -2677,7 +3980,7 @@
         <w:pStyle w:val="ListNumber"/>
       </w:pPr>
       <w:r>
-        <w:t>Go to Settings --&gt; Security --&gt; Authentication</w:t>
+        <w:t>Review the summary</w:t>
       </w:r>
     </w:p>
     <w:p>
@@ -2685,348 +3988,7 @@
         <w:pStyle w:val="ListNumber"/>
       </w:pPr>
       <w:r>
-        <w:t>Select "Authenticate with Microsoft" (Entra ID)</w:t>
-      </w:r>
-    </w:p>
-    <w:p>
-      <w:pPr>
-        <w:pStyle w:val="ListNumber"/>
-      </w:pPr>
-      <w:r>
-        <w:t>Go to Channels tab --&gt; Click Microsoft Teams</w:t>
-      </w:r>
-    </w:p>
-    <w:p>
-      <w:pPr>
-        <w:pStyle w:val="ListNumber"/>
-      </w:pPr>
-      <w:r>
-        <w:t>Toggle "Enable Teams" to On</w:t>
-      </w:r>
-    </w:p>
-    <w:p>
-      <w:pPr>
-        <w:pStyle w:val="ListNumber"/>
-      </w:pPr>
-      <w:r>
-        <w:t>Click "Open availability options"</w:t>
-      </w:r>
-    </w:p>
-    <w:p>
-      <w:pPr>
-        <w:pStyle w:val="ListNumber"/>
-      </w:pPr>
-      <w:r>
-        <w:t xml:space="preserve">Choose: Show to my teammates (testing) or </w:t>
-      </w:r>
-      <w:proofErr w:type="gramStart"/>
-      <w:r>
-        <w:t>Show</w:t>
-      </w:r>
-      <w:proofErr w:type="gramEnd"/>
-      <w:r>
-        <w:t xml:space="preserve"> to everyone (org-wide)</w:t>
-      </w:r>
-    </w:p>
-    <w:p>
-      <w:pPr>
-        <w:pStyle w:val="ListNumber"/>
-      </w:pPr>
-      <w:r>
-        <w:t>Click "Submit for admin approval" for org-wide distribution</w:t>
-      </w:r>
-    </w:p>
-    <w:p>
-      <w:pPr>
-        <w:pStyle w:val="Heading2"/>
-      </w:pPr>
-      <w:r>
-        <w:t>Deploy to Microsoft 365 and Teams</w:t>
-      </w:r>
-    </w:p>
-    <w:p>
-      <w:pPr>
-        <w:pStyle w:val="ListNumber"/>
-      </w:pPr>
-      <w:r>
-        <w:t>Go to Channels tab --&gt; Click "Microsoft 365 and Microsoft Teams"</w:t>
-      </w:r>
-    </w:p>
-    <w:p>
-      <w:pPr>
-        <w:pStyle w:val="ListNumber"/>
-      </w:pPr>
-      <w:r>
-        <w:t>Check "Make available in Microsoft 365 Copilot"</w:t>
-      </w:r>
-    </w:p>
-    <w:p>
-      <w:pPr>
-        <w:pStyle w:val="ListNumber"/>
-      </w:pPr>
-      <w:r>
-        <w:t>Click "Availability options" to set access</w:t>
-      </w:r>
-    </w:p>
-    <w:p>
-      <w:pPr>
-        <w:pStyle w:val="ListNumber"/>
-      </w:pPr>
-      <w:r>
-        <w:t>Click "Edit details" to configure name, description, icons</w:t>
-      </w:r>
-    </w:p>
-    <w:p>
-      <w:pPr>
-        <w:pStyle w:val="ListNumber"/>
-      </w:pPr>
-      <w:r>
-        <w:t>Click Save</w:t>
-      </w:r>
-    </w:p>
-    <w:p>
-      <w:pPr>
-        <w:pStyle w:val="ListNumber"/>
-      </w:pPr>
-      <w:r>
-        <w:t>Use "See in Microsoft 365" and "See in Teams" to preview</w:t>
-      </w:r>
-    </w:p>
-    <w:p>
-      <w:pPr>
-        <w:pStyle w:val="Heading2"/>
-      </w:pPr>
-      <w:r>
-        <w:t>Deploy to Microsoft Marketplace (Client Distribution)</w:t>
-      </w:r>
-    </w:p>
-    <w:p>
-      <w:r>
-        <w:t>Prerequisites:</w:t>
-      </w:r>
-    </w:p>
-    <w:p>
-      <w:pPr>
-        <w:pStyle w:val="ListBullet"/>
-      </w:pPr>
-      <w:r>
-        <w:t>Microsoft Partner Center account (partner.microsoft.com)</w:t>
-      </w:r>
-    </w:p>
-    <w:p>
-      <w:pPr>
-        <w:pStyle w:val="ListBullet"/>
-      </w:pPr>
-      <w:r>
-        <w:t>Verified publisher identity</w:t>
-      </w:r>
-    </w:p>
-    <w:p>
-      <w:pPr>
-        <w:pStyle w:val="ListBullet"/>
-      </w:pPr>
-      <w:r>
-        <w:t>Privacy policy URL and Terms of use URL</w:t>
-      </w:r>
-    </w:p>
-    <w:p/>
-    <w:p>
-      <w:pPr>
-        <w:pStyle w:val="ListNumber"/>
-      </w:pPr>
-      <w:r>
-        <w:t>Steps:</w:t>
-      </w:r>
-    </w:p>
-    <w:p>
-      <w:pPr>
-        <w:pStyle w:val="ListNumber"/>
-      </w:pPr>
-      <w:r>
-        <w:t>Enable "Multi-tenant support" in Settings --&gt; Security --&gt; Authentication</w:t>
-      </w:r>
-    </w:p>
-    <w:p>
-      <w:pPr>
-        <w:pStyle w:val="ListNumber"/>
-      </w:pPr>
-      <w:r>
-        <w:t>Go to partner.microsoft.com --&gt; Marketplace offers</w:t>
-      </w:r>
-    </w:p>
-    <w:p>
-      <w:pPr>
-        <w:pStyle w:val="ListNumber"/>
-      </w:pPr>
-      <w:r>
-        <w:t>Click "New offer" --&gt; Microsoft Teams app</w:t>
-      </w:r>
-    </w:p>
-    <w:p>
-      <w:pPr>
-        <w:pStyle w:val="ListNumber"/>
-      </w:pPr>
-      <w:r>
-        <w:t>Fill in: Offer setup, Properties, Offer listing, Availability, Technical configuration</w:t>
-      </w:r>
-    </w:p>
-    <w:p>
-      <w:pPr>
-        <w:pStyle w:val="ListNumber"/>
-      </w:pPr>
-      <w:r>
-        <w:t>Click "Review and publish"</w:t>
-      </w:r>
-    </w:p>
-    <w:p>
-      <w:pPr>
-        <w:pStyle w:val="ListNumber"/>
-      </w:pPr>
-      <w:r>
-        <w:t>Microsoft reviews (3-7 business days)</w:t>
-      </w:r>
-    </w:p>
-    <w:p>
-      <w:pPr>
-        <w:pStyle w:val="Heading1"/>
-      </w:pPr>
-      <w:r>
-        <w:t>12. MCP Gateway Authentication for Published Agents</w:t>
-      </w:r>
-    </w:p>
-    <w:p>
-      <w:r>
-        <w:t>The MCP Gateway connection authenticated under your maker session in test mode may not carry over to the published agent.</w:t>
-      </w:r>
-    </w:p>
-    <w:p/>
-    <w:p>
-      <w:r>
-        <w:rPr>
-          <w:b/>
-        </w:rPr>
-        <w:t>Symptoms of authentication failure:</w:t>
-      </w:r>
-    </w:p>
-    <w:p>
-      <w:pPr>
-        <w:pStyle w:val="ListBullet"/>
-      </w:pPr>
-      <w:r>
-        <w:t>Agent shows "Search sources --&gt; Knowledge" instead of tool calls</w:t>
-      </w:r>
-    </w:p>
-    <w:p>
-      <w:pPr>
-        <w:pStyle w:val="ListBullet"/>
-      </w:pPr>
-      <w:r>
-        <w:t>Error: "No usable lexical code returned"</w:t>
-      </w:r>
-    </w:p>
-    <w:p>
-      <w:pPr>
-        <w:pStyle w:val="ListBullet"/>
-      </w:pPr>
-      <w:r>
-        <w:t>Tools work in test pane but fail in published Teams channel</w:t>
-      </w:r>
-    </w:p>
-    <w:p/>
-    <w:p>
-      <w:r>
-        <w:rPr>
-          <w:b/>
-        </w:rPr>
-        <w:t>Fix:</w:t>
-      </w:r>
-    </w:p>
-    <w:p>
-      <w:pPr>
-        <w:pStyle w:val="ListNumber"/>
-      </w:pPr>
-      <w:r>
-        <w:t>Go to Tools --&gt; mcp-gateway --&gt; Details</w:t>
-      </w:r>
-    </w:p>
-    <w:p>
-      <w:pPr>
-        <w:pStyle w:val="ListNumber"/>
-      </w:pPr>
-      <w:r>
-        <w:t>Verify connection shows green indicator</w:t>
-      </w:r>
-    </w:p>
-    <w:p>
-      <w:pPr>
-        <w:pStyle w:val="ListNumber"/>
-      </w:pPr>
-      <w:r>
-        <w:t>Re-authenticate with service-level credentials (not session-based)</w:t>
-      </w:r>
-    </w:p>
-    <w:p>
-      <w:pPr>
-        <w:pStyle w:val="ListNumber"/>
-      </w:pPr>
-      <w:r>
-        <w:t>Ensure connection is configured at agent level</w:t>
-      </w:r>
-    </w:p>
-    <w:p>
-      <w:pPr>
-        <w:pStyle w:val="ListNumber"/>
-      </w:pPr>
-      <w:r>
-        <w:t>Test in Teams after fix and check Activity tab</w:t>
-      </w:r>
-    </w:p>
-    <w:p>
-      <w:pPr>
-        <w:pStyle w:val="Heading1"/>
-      </w:pPr>
-      <w:r>
-        <w:t>13. How Users Access the Agent</w:t>
-      </w:r>
-    </w:p>
-    <w:p>
-      <w:pPr>
-        <w:pStyle w:val="Heading2"/>
-      </w:pPr>
-      <w:r>
-        <w:t>In Microsoft Teams</w:t>
-      </w:r>
-    </w:p>
-    <w:p>
-      <w:pPr>
-        <w:pStyle w:val="ListNumber"/>
-      </w:pPr>
-      <w:r>
-        <w:t>Open Microsoft Teams</w:t>
-      </w:r>
-    </w:p>
-    <w:p>
-      <w:pPr>
-        <w:pStyle w:val="ListNumber"/>
-      </w:pPr>
-      <w:r>
-        <w:t>Click "Chat" in the left sidebar</w:t>
-      </w:r>
-    </w:p>
-    <w:p>
-      <w:pPr>
-        <w:pStyle w:val="ListNumber"/>
-      </w:pPr>
-      <w:r>
-        <w:t xml:space="preserve">Click "New chat" or search for the </w:t>
-      </w:r>
-      <w:proofErr w:type="gramStart"/>
-      <w:r>
-        <w:t>agent</w:t>
-      </w:r>
-      <w:proofErr w:type="gramEnd"/>
-      <w:r>
-        <w:t xml:space="preserve"> name</w:t>
+        <w:t>Click "Publish" to confirm</w:t>
       </w:r>
     </w:p>
     <w:p>
@@ -3036,39 +3998,7 @@
       </w:pPr>
       <w:r>
         <w:rPr/>
-        <w:t xml:space="preserve">Type: </w:t>
-      </w:r>
-      <w:r>
-        <w:rPr/>
-        <w:t>IMO</w:t>
-      </w:r>
-      <w:r>
-        <w:rPr/>
-        <w:t xml:space="preserve"> Health</w:t>
-      </w:r>
-      <w:r>
-        <w:rPr/>
-        <w:t xml:space="preserve"> </w:t>
-      </w:r>
-      <w:r>
-        <w:rPr/>
-        <w:t>Diagnosis Specificity Agent</w:t>
-      </w:r>
-    </w:p>
-    <w:p>
-      <w:pPr>
-        <w:pStyle w:val="ListNumber"/>
-      </w:pPr>
-      <w:r>
-        <w:t>Select it from the results</w:t>
-      </w:r>
-    </w:p>
-    <w:p>
-      <w:pPr>
-        <w:pStyle w:val="ListNumber"/>
-      </w:pPr>
-      <w:r>
-        <w:t>Start chatting with your clinical note</w:t>
+        <w:t>Wait for the status to show "Published"</w:t>
       </w:r>
     </w:p>
     <w:p>
@@ -3078,33 +4008,569 @@
           <w:ilvl w:val="0"/>
           <w:numId w:val="0"/>
         </w:numPr>
-      </w:pPr>
+        <w:ind/>
+      </w:pPr>
+      <w:r>
+        <w:drawing>
+          <wp:inline wp14:editId="353AAF23" wp14:anchorId="0F9DAA9B">
+            <wp:extent cx="5486400" cy="2152650"/>
+            <wp:effectExtent l="0" t="0" r="0" b="0"/>
+            <wp:docPr id="1579708424" name="drawing"/>
+            <wp:cNvGraphicFramePr>
+              <a:graphicFrameLocks noChangeAspect="1"/>
+            </wp:cNvGraphicFramePr>
+            <a:graphic>
+              <a:graphicData xmlns:a="http://schemas.openxmlformats.org/drawingml/2006/main" uri="http://schemas.openxmlformats.org/drawingml/2006/picture">
+                <pic:pic xmlns:pic="http://schemas.openxmlformats.org/drawingml/2006/picture">
+                  <pic:nvPicPr>
+                    <pic:cNvPr id="1579708424" name="Picture 1579708424"/>
+                    <pic:cNvPicPr/>
+                  </pic:nvPicPr>
+                  <pic:blipFill>
+                    <a:blip xmlns:r="http://schemas.openxmlformats.org/officeDocument/2006/relationships" r:embed="rId587969939">
+                      <a:extLst>
+                        <a:ext uri="{28A0092B-C50C-407E-A947-70E740481C1C}">
+                          <a14:useLocalDpi xmlns:a14="http://schemas.microsoft.com/office/drawing/2010/main"/>
+                        </a:ext>
+                      </a:extLst>
+                    </a:blip>
+                    <a:stretch>
+                      <a:fillRect/>
+                    </a:stretch>
+                  </pic:blipFill>
+                  <pic:spPr>
+                    <a:xfrm>
+                      <a:off x="0" y="0"/>
+                      <a:ext cx="5486400" cy="2152650"/>
+                    </a:xfrm>
+                    <a:prstGeom prst="rect">
+                      <a:avLst/>
+                    </a:prstGeom>
+                  </pic:spPr>
+                </pic:pic>
+              </a:graphicData>
+            </a:graphic>
+          </wp:inline>
+        </w:drawing>
+      </w:r>
+    </w:p>
+    <w:p>
+      <w:pPr>
+        <w:pStyle w:val="Heading2"/>
+      </w:pPr>
+      <w:r>
+        <w:t>Deploy to Microsoft Teams</w:t>
+      </w:r>
     </w:p>
     <w:p>
       <w:pPr>
         <w:pStyle w:val="ListNumber"/>
       </w:pPr>
       <w:r>
+        <w:t>Open your agent in Copilot Studio</w:t>
+      </w:r>
+    </w:p>
+    <w:p>
+      <w:pPr>
+        <w:pStyle w:val="ListNumber"/>
+      </w:pPr>
+      <w:r>
+        <w:t>Go to Settings --&gt; Security --&gt; Authentication</w:t>
+      </w:r>
+    </w:p>
+    <w:p>
+      <w:pPr>
+        <w:pStyle w:val="ListNumber"/>
+      </w:pPr>
+      <w:r>
+        <w:t>Select "Authenticate with Microsoft" (Entra ID)</w:t>
+      </w:r>
+    </w:p>
+    <w:p>
+      <w:pPr>
+        <w:pStyle w:val="ListNumber"/>
+      </w:pPr>
+      <w:r>
+        <w:t>Go to Channels tab --&gt; Click Microsoft Teams</w:t>
+      </w:r>
+    </w:p>
+    <w:p>
+      <w:pPr>
+        <w:pStyle w:val="ListNumber"/>
+      </w:pPr>
+      <w:r>
+        <w:t>Toggle "Enable Teams" to On</w:t>
+      </w:r>
+    </w:p>
+    <w:p>
+      <w:pPr>
+        <w:pStyle w:val="ListNumber"/>
+      </w:pPr>
+      <w:r>
+        <w:t>Click "Open availability options"</w:t>
+      </w:r>
+    </w:p>
+    <w:p>
+      <w:pPr>
+        <w:pStyle w:val="ListNumber"/>
+      </w:pPr>
+      <w:r>
+        <w:t xml:space="preserve">Choose: Show to my teammates (testing) or </w:t>
+      </w:r>
+      <w:proofErr w:type="gramStart"/>
+      <w:r>
+        <w:t>Show</w:t>
+      </w:r>
+      <w:proofErr w:type="gramEnd"/>
+      <w:r>
+        <w:t xml:space="preserve"> to everyone (org-wide)</w:t>
+      </w:r>
+    </w:p>
+    <w:p>
+      <w:pPr>
+        <w:pStyle w:val="ListNumber"/>
+        <w:rPr/>
+      </w:pPr>
+      <w:r>
+        <w:rPr/>
+        <w:t>Click "Submit for admin approval" for org-wide distribution</w:t>
+      </w:r>
+    </w:p>
+    <w:p>
+      <w:pPr>
+        <w:pStyle w:val="ListNumber"/>
+        <w:numPr>
+          <w:ilvl w:val="0"/>
+          <w:numId w:val="0"/>
+        </w:numPr>
+        <w:ind/>
+      </w:pPr>
+      <w:r>
+        <w:drawing>
+          <wp:inline wp14:editId="19ABE427" wp14:anchorId="5BCB4730">
+            <wp:extent cx="5486400" cy="2209800"/>
+            <wp:effectExtent l="0" t="0" r="0" b="0"/>
+            <wp:docPr id="1536265311" name="drawing"/>
+            <wp:cNvGraphicFramePr>
+              <a:graphicFrameLocks noChangeAspect="1"/>
+            </wp:cNvGraphicFramePr>
+            <a:graphic>
+              <a:graphicData xmlns:a="http://schemas.openxmlformats.org/drawingml/2006/main" uri="http://schemas.openxmlformats.org/drawingml/2006/picture">
+                <pic:pic xmlns:pic="http://schemas.openxmlformats.org/drawingml/2006/picture">
+                  <pic:nvPicPr>
+                    <pic:cNvPr id="1536265311" name="Picture 1536265311"/>
+                    <pic:cNvPicPr/>
+                  </pic:nvPicPr>
+                  <pic:blipFill>
+                    <a:blip xmlns:r="http://schemas.openxmlformats.org/officeDocument/2006/relationships" r:embed="rId1110480956">
+                      <a:extLst>
+                        <a:ext uri="{28A0092B-C50C-407E-A947-70E740481C1C}">
+                          <a14:useLocalDpi xmlns:a14="http://schemas.microsoft.com/office/drawing/2010/main"/>
+                        </a:ext>
+                      </a:extLst>
+                    </a:blip>
+                    <a:stretch>
+                      <a:fillRect/>
+                    </a:stretch>
+                  </pic:blipFill>
+                  <pic:spPr>
+                    <a:xfrm>
+                      <a:off x="0" y="0"/>
+                      <a:ext cx="5486400" cy="2209800"/>
+                    </a:xfrm>
+                    <a:prstGeom prst="rect">
+                      <a:avLst/>
+                    </a:prstGeom>
+                  </pic:spPr>
+                </pic:pic>
+              </a:graphicData>
+            </a:graphic>
+          </wp:inline>
+        </w:drawing>
+      </w:r>
+    </w:p>
+    <w:p>
+      <w:pPr>
+        <w:pStyle w:val="Heading2"/>
+      </w:pPr>
+      <w:r>
+        <w:t>Deploy to Microsoft 365 and Teams</w:t>
+      </w:r>
+    </w:p>
+    <w:p>
+      <w:pPr>
+        <w:pStyle w:val="ListNumber"/>
+      </w:pPr>
+      <w:r>
+        <w:t>Go to Channels tab --&gt; Click "Microsoft 365 and Microsoft Teams"</w:t>
+      </w:r>
+    </w:p>
+    <w:p>
+      <w:pPr>
+        <w:pStyle w:val="ListNumber"/>
+      </w:pPr>
+      <w:r>
+        <w:t>Check "Make available in Microsoft 365 Copilot"</w:t>
+      </w:r>
+    </w:p>
+    <w:p>
+      <w:pPr>
+        <w:pStyle w:val="ListNumber"/>
+      </w:pPr>
+      <w:r>
+        <w:t>Click "Availability options" to set access</w:t>
+      </w:r>
+    </w:p>
+    <w:p>
+      <w:pPr>
+        <w:pStyle w:val="ListNumber"/>
+      </w:pPr>
+      <w:r>
+        <w:t>Click "Edit details" to configure name, description, icons</w:t>
+      </w:r>
+    </w:p>
+    <w:p>
+      <w:pPr>
+        <w:pStyle w:val="ListNumber"/>
+      </w:pPr>
+      <w:r>
+        <w:t>Click Save</w:t>
+      </w:r>
+    </w:p>
+    <w:p>
+      <w:pPr>
+        <w:pStyle w:val="ListNumber"/>
+      </w:pPr>
+      <w:r>
+        <w:t>Use "See in Microsoft 365" and "See in Teams" to preview</w:t>
+      </w:r>
+    </w:p>
+    <w:p>
+      <w:pPr>
+        <w:pStyle w:val="Heading2"/>
+      </w:pPr>
+      <w:r>
+        <w:t>Deploy to Microsoft Marketplace (Client Distribution)</w:t>
+      </w:r>
+    </w:p>
+    <w:p>
+      <w:r>
+        <w:t>Prerequisites:</w:t>
+      </w:r>
+    </w:p>
+    <w:p>
+      <w:pPr>
+        <w:pStyle w:val="ListBullet"/>
+      </w:pPr>
+      <w:r>
+        <w:t>Microsoft Partner Center account (partner.microsoft.com)</w:t>
+      </w:r>
+    </w:p>
+    <w:p>
+      <w:pPr>
+        <w:pStyle w:val="ListBullet"/>
+      </w:pPr>
+      <w:r>
+        <w:t>Verified publisher identity</w:t>
+      </w:r>
+    </w:p>
+    <w:p>
+      <w:pPr>
+        <w:pStyle w:val="ListBullet"/>
+      </w:pPr>
+      <w:r>
+        <w:t>Privacy policy URL and Terms of use URL</w:t>
+      </w:r>
+    </w:p>
+    <w:p/>
+    <w:p>
+      <w:pPr>
+        <w:pStyle w:val="ListNumber"/>
+      </w:pPr>
+      <w:r>
+        <w:t>Steps:</w:t>
+      </w:r>
+    </w:p>
+    <w:p>
+      <w:pPr>
+        <w:pStyle w:val="ListNumber"/>
+      </w:pPr>
+      <w:r>
+        <w:t>Enable "Multi-tenant support" in Settings --&gt; Security --&gt; Authentication</w:t>
+      </w:r>
+    </w:p>
+    <w:p>
+      <w:pPr>
+        <w:pStyle w:val="ListNumber"/>
+      </w:pPr>
+      <w:r>
+        <w:t>Go to partner.microsoft.com --&gt; Marketplace offers</w:t>
+      </w:r>
+    </w:p>
+    <w:p>
+      <w:pPr>
+        <w:pStyle w:val="ListNumber"/>
+      </w:pPr>
+      <w:r>
+        <w:t>Click "New offer" --&gt; Microsoft Teams app</w:t>
+      </w:r>
+    </w:p>
+    <w:p>
+      <w:pPr>
+        <w:pStyle w:val="ListNumber"/>
+      </w:pPr>
+      <w:r>
+        <w:t>Fill in: Offer setup, Properties, Offer listing, Availability, Technical configuration</w:t>
+      </w:r>
+    </w:p>
+    <w:p>
+      <w:pPr>
+        <w:pStyle w:val="ListNumber"/>
+      </w:pPr>
+      <w:r>
+        <w:t>Click "Review and publish"</w:t>
+      </w:r>
+    </w:p>
+    <w:p>
+      <w:pPr>
+        <w:pStyle w:val="ListNumber"/>
+        <w:rPr/>
+      </w:pPr>
+      <w:r>
+        <w:rPr/>
+        <w:t>Microsoft reviews (3-7 business days)</w:t>
+      </w:r>
+    </w:p>
+    <w:p>
+      <w:pPr>
+        <w:pStyle w:val="Heading1"/>
+      </w:pPr>
+      <w:r>
+        <w:rPr/>
+        <w:t>12. MCP Gateway Authentication for Published Agents</w:t>
+      </w:r>
+    </w:p>
+    <w:p>
+      <w:r>
+        <w:rPr/>
+        <w:t xml:space="preserve">The MCP Gateway connection authenticated under your maker session in test mode may not </w:t>
+      </w:r>
+      <w:r>
+        <w:rPr/>
+        <w:t>carry</w:t>
+      </w:r>
+      <w:r>
+        <w:rPr/>
+        <w:t xml:space="preserve"> over to the published agent.</w:t>
+      </w:r>
+    </w:p>
+    <w:p>
+      <w:r>
         <w:rPr>
-          <w:noProof/>
+          <w:b/>
         </w:rPr>
+        <w:t>Symptoms of authentication failure:</w:t>
+      </w:r>
+    </w:p>
+    <w:p>
+      <w:pPr>
+        <w:pStyle w:val="ListBullet"/>
+      </w:pPr>
+      <w:r>
+        <w:t>Agent shows "Search sources --&gt; Knowledge" instead of tool calls</w:t>
+      </w:r>
+    </w:p>
+    <w:p>
+      <w:pPr>
+        <w:pStyle w:val="ListBullet"/>
+      </w:pPr>
+      <w:r>
+        <w:t>Error: "No usable lexical code returned"</w:t>
+      </w:r>
+    </w:p>
+    <w:p>
+      <w:pPr>
+        <w:pStyle w:val="ListBullet"/>
+        <w:rPr/>
+      </w:pPr>
+      <w:r>
+        <w:rPr/>
+        <w:t>Tools work in test pane but fail in published Teams channel</w:t>
+      </w:r>
+    </w:p>
+    <w:p>
+      <w:r>
+        <w:rPr>
+          <w:b/>
+        </w:rPr>
+        <w:t>Fix:</w:t>
+      </w:r>
+    </w:p>
+    <w:p>
+      <w:pPr>
+        <w:pStyle w:val="ListNumber"/>
+      </w:pPr>
+      <w:r>
+        <w:t>Go to Tools --&gt; mcp-gateway --&gt; Details</w:t>
+      </w:r>
+    </w:p>
+    <w:p>
+      <w:pPr>
+        <w:pStyle w:val="ListNumber"/>
+      </w:pPr>
+      <w:r>
+        <w:t>Verify connection shows green indicator</w:t>
+      </w:r>
+    </w:p>
+    <w:p>
+      <w:pPr>
+        <w:pStyle w:val="ListNumber"/>
+      </w:pPr>
+      <w:r>
+        <w:t>Re-authenticate with service-level credentials (not session-based)</w:t>
+      </w:r>
+    </w:p>
+    <w:p>
+      <w:pPr>
+        <w:pStyle w:val="ListNumber"/>
+      </w:pPr>
+      <w:r>
+        <w:t>Ensure connection is configured at agent level</w:t>
+      </w:r>
+    </w:p>
+    <w:p>
+      <w:pPr>
+        <w:pStyle w:val="ListNumber"/>
+      </w:pPr>
+      <w:r>
+        <w:t>Test in Teams after fix and check Activity tab</w:t>
+      </w:r>
+    </w:p>
+    <w:p>
+      <w:pPr>
+        <w:pStyle w:val="Heading1"/>
+      </w:pPr>
+      <w:r>
+        <w:t>13. How Users Access the Agent</w:t>
+      </w:r>
+    </w:p>
+    <w:p>
+      <w:pPr>
+        <w:pStyle w:val="Heading2"/>
+      </w:pPr>
+      <w:r>
+        <w:t>In Microsoft Teams</w:t>
+      </w:r>
+    </w:p>
+    <w:p>
+      <w:pPr>
+        <w:pStyle w:val="ListNumber"/>
+      </w:pPr>
+      <w:r>
+        <w:t>Open Microsoft Teams</w:t>
+      </w:r>
+    </w:p>
+    <w:p>
+      <w:pPr>
+        <w:pStyle w:val="ListNumber"/>
+      </w:pPr>
+      <w:r>
+        <w:t>Click "Chat" in the left sidebar</w:t>
+      </w:r>
+    </w:p>
+    <w:p>
+      <w:pPr>
+        <w:pStyle w:val="ListNumber"/>
+      </w:pPr>
+      <w:r>
+        <w:t xml:space="preserve">Click "New chat" or search for the </w:t>
+      </w:r>
+      <w:proofErr w:type="gramStart"/>
+      <w:r>
+        <w:t>agent</w:t>
+      </w:r>
+      <w:proofErr w:type="gramEnd"/>
+      <w:r>
+        <w:t xml:space="preserve"> name</w:t>
+      </w:r>
+    </w:p>
+    <w:p>
+      <w:pPr>
+        <w:pStyle w:val="ListNumber"/>
+        <w:rPr/>
+      </w:pPr>
+      <w:r>
+        <w:rPr/>
+        <w:t xml:space="preserve">Type: </w:t>
+      </w:r>
+      <w:r>
+        <w:rPr/>
+        <w:t>IMO</w:t>
+      </w:r>
+      <w:r>
+        <w:rPr/>
+        <w:t xml:space="preserve"> Health</w:t>
+      </w:r>
+      <w:r>
+        <w:rPr/>
+        <w:t xml:space="preserve"> </w:t>
+      </w:r>
+      <w:r>
+        <w:rPr/>
+        <w:t>Diagnosis Specificity Agent</w:t>
+      </w:r>
+    </w:p>
+    <w:p>
+      <w:pPr>
+        <w:pStyle w:val="ListNumber"/>
+      </w:pPr>
+      <w:r>
+        <w:t>Select it from the results</w:t>
+      </w:r>
+    </w:p>
+    <w:p>
+      <w:pPr>
+        <w:pStyle w:val="ListNumber"/>
+      </w:pPr>
+      <w:r>
+        <w:t>Start chatting with your clinical note</w:t>
+      </w:r>
+    </w:p>
+    <w:p>
+      <w:pPr>
+        <w:pStyle w:val="ListNumber"/>
+        <w:numPr>
+          <w:ilvl w:val="0"/>
+          <w:numId w:val="0"/>
+        </w:numPr>
+      </w:pPr>
+    </w:p>
+    <w:p>
+      <w:pPr>
+        <w:pStyle w:val="ListNumber"/>
+        <w:numPr>
+          <w:ilvl w:val="0"/>
+          <w:numId w:val="0"/>
+        </w:numPr>
+      </w:pPr>
+      <w:r>
         <w:drawing>
-          <wp:inline distT="0" distB="0" distL="0" distR="0" wp14:anchorId="4B7A002D" wp14:editId="580703E3">
+          <wp:inline wp14:editId="090062CA" wp14:anchorId="4B7A002D">
             <wp:extent cx="5486400" cy="2714625"/>
             <wp:effectExtent l="0" t="0" r="0" b="0"/>
             <wp:docPr id="1764101589" name="drawing"/>
             <wp:cNvGraphicFramePr>
-              <a:graphicFrameLocks xmlns:a="http://schemas.openxmlformats.org/drawingml/2006/main" noChangeAspect="1"/>
+              <a:graphicFrameLocks noChangeAspect="1"/>
             </wp:cNvGraphicFramePr>
-            <a:graphic xmlns:a="http://schemas.openxmlformats.org/drawingml/2006/main">
-              <a:graphicData uri="http://schemas.openxmlformats.org/drawingml/2006/picture">
+            <a:graphic>
+              <a:graphicData xmlns:a="http://schemas.openxmlformats.org/drawingml/2006/main" uri="http://schemas.openxmlformats.org/drawingml/2006/picture">
                 <pic:pic xmlns:pic="http://schemas.openxmlformats.org/drawingml/2006/picture">
                   <pic:nvPicPr>
                     <pic:cNvPr id="1764101589" name="Picture 1764101589"/>
                     <pic:cNvPicPr/>
                   </pic:nvPicPr>
                   <pic:blipFill>
-                    <a:blip r:embed="rId16">
+                    <a:blip xmlns:r="http://schemas.openxmlformats.org/officeDocument/2006/relationships" r:embed="rId16">
                       <a:extLst>
                         <a:ext uri="{28A0092B-C50C-407E-A947-70E740481C1C}">
                           <a14:useLocalDpi xmlns:a14="http://schemas.microsoft.com/office/drawing/2010/main"/>
@@ -3183,28 +4649,29 @@
     <w:p>
       <w:pPr>
         <w:pStyle w:val="ListNumber"/>
-      </w:pPr>
-      <w:r>
-        <w:rPr>
-          <w:noProof/>
-        </w:rPr>
+        <w:numPr>
+          <w:ilvl w:val="0"/>
+          <w:numId w:val="0"/>
+        </w:numPr>
+      </w:pPr>
+      <w:r>
         <w:drawing>
-          <wp:inline distT="0" distB="0" distL="0" distR="0" wp14:anchorId="3F3E7A00" wp14:editId="3D0830EC">
-            <wp:extent cx="5486400" cy="2533650"/>
+          <wp:inline wp14:editId="4C0A0202" wp14:anchorId="3F3E7A00">
+            <wp:extent cx="5029200" cy="2322512"/>
             <wp:effectExtent l="0" t="0" r="0" b="0"/>
             <wp:docPr id="2055244278" name="drawing"/>
             <wp:cNvGraphicFramePr>
-              <a:graphicFrameLocks xmlns:a="http://schemas.openxmlformats.org/drawingml/2006/main" noChangeAspect="1"/>
+              <a:graphicFrameLocks noChangeAspect="1"/>
             </wp:cNvGraphicFramePr>
-            <a:graphic xmlns:a="http://schemas.openxmlformats.org/drawingml/2006/main">
-              <a:graphicData uri="http://schemas.openxmlformats.org/drawingml/2006/picture">
+            <a:graphic>
+              <a:graphicData xmlns:a="http://schemas.openxmlformats.org/drawingml/2006/main" uri="http://schemas.openxmlformats.org/drawingml/2006/picture">
                 <pic:pic xmlns:pic="http://schemas.openxmlformats.org/drawingml/2006/picture">
                   <pic:nvPicPr>
                     <pic:cNvPr id="2055244278" name="Picture 2055244278"/>
                     <pic:cNvPicPr/>
                   </pic:nvPicPr>
                   <pic:blipFill>
-                    <a:blip r:embed="rId17">
+                    <a:blip xmlns:r="http://schemas.openxmlformats.org/officeDocument/2006/relationships" r:embed="rId17">
                       <a:extLst>
                         <a:ext uri="{28A0092B-C50C-407E-A947-70E740481C1C}">
                           <a14:useLocalDpi xmlns:a14="http://schemas.microsoft.com/office/drawing/2010/main"/>
@@ -3216,9 +4683,9 @@
                     </a:stretch>
                   </pic:blipFill>
                   <pic:spPr>
-                    <a:xfrm>
+                    <a:xfrm rot="0">
                       <a:off x="0" y="0"/>
-                      <a:ext cx="5486400" cy="2533650"/>
+                      <a:ext cx="5029200" cy="2322512"/>
                     </a:xfrm>
                     <a:prstGeom prst="rect">
                       <a:avLst/>
@@ -3230,6 +4697,11 @@
           </wp:inline>
         </w:drawing>
       </w:r>
+    </w:p>
+    <w:p>
+      <w:pPr>
+        <w:pStyle w:val="Heading1"/>
+      </w:pPr>
     </w:p>
     <w:p>
       <w:pPr>
@@ -3254,6 +4726,7 @@
         <w:tc>
           <w:tcPr>
             <w:tcW w:w="2880" w:type="dxa"/>
+            <w:tcMar/>
           </w:tcPr>
           <w:p>
             <w:r>
@@ -3264,6 +4737,7 @@
         <w:tc>
           <w:tcPr>
             <w:tcW w:w="2880" w:type="dxa"/>
+            <w:tcMar/>
           </w:tcPr>
           <w:p>
             <w:r>
@@ -3274,6 +4748,7 @@
         <w:tc>
           <w:tcPr>
             <w:tcW w:w="2880" w:type="dxa"/>
+            <w:tcMar/>
           </w:tcPr>
           <w:p>
             <w:r>
@@ -3286,6 +4761,7 @@
         <w:tc>
           <w:tcPr>
             <w:tcW w:w="2880" w:type="dxa"/>
+            <w:tcMar/>
           </w:tcPr>
           <w:p>
             <w:r>
@@ -3296,6 +4772,7 @@
         <w:tc>
           <w:tcPr>
             <w:tcW w:w="2880" w:type="dxa"/>
+            <w:tcMar/>
           </w:tcPr>
           <w:p>
             <w:r>
@@ -3306,6 +4783,7 @@
         <w:tc>
           <w:tcPr>
             <w:tcW w:w="2880" w:type="dxa"/>
+            <w:tcMar/>
           </w:tcPr>
           <w:p>
             <w:r>
@@ -3318,6 +4796,7 @@
         <w:tc>
           <w:tcPr>
             <w:tcW w:w="2880" w:type="dxa"/>
+            <w:tcMar/>
           </w:tcPr>
           <w:p>
             <w:r>
@@ -3328,6 +4807,7 @@
         <w:tc>
           <w:tcPr>
             <w:tcW w:w="2880" w:type="dxa"/>
+            <w:tcMar/>
           </w:tcPr>
           <w:p>
             <w:r>
@@ -3338,6 +4818,7 @@
         <w:tc>
           <w:tcPr>
             <w:tcW w:w="2880" w:type="dxa"/>
+            <w:tcMar/>
           </w:tcPr>
           <w:p>
             <w:r>
@@ -3350,6 +4831,7 @@
         <w:tc>
           <w:tcPr>
             <w:tcW w:w="2880" w:type="dxa"/>
+            <w:tcMar/>
           </w:tcPr>
           <w:p>
             <w:r>
@@ -3360,6 +4842,7 @@
         <w:tc>
           <w:tcPr>
             <w:tcW w:w="2880" w:type="dxa"/>
+            <w:tcMar/>
           </w:tcPr>
           <w:p>
             <w:r>
@@ -3370,6 +4853,7 @@
         <w:tc>
           <w:tcPr>
             <w:tcW w:w="2880" w:type="dxa"/>
+            <w:tcMar/>
           </w:tcPr>
           <w:p>
             <w:r>
@@ -3382,6 +4866,7 @@
         <w:tc>
           <w:tcPr>
             <w:tcW w:w="2880" w:type="dxa"/>
+            <w:tcMar/>
           </w:tcPr>
           <w:p>
             <w:r>
@@ -3392,6 +4877,7 @@
         <w:tc>
           <w:tcPr>
             <w:tcW w:w="2880" w:type="dxa"/>
+            <w:tcMar/>
           </w:tcPr>
           <w:p>
             <w:r>
@@ -3402,6 +4888,7 @@
         <w:tc>
           <w:tcPr>
             <w:tcW w:w="2880" w:type="dxa"/>
+            <w:tcMar/>
           </w:tcPr>
           <w:p>
             <w:r>
@@ -3414,6 +4901,7 @@
         <w:tc>
           <w:tcPr>
             <w:tcW w:w="2880" w:type="dxa"/>
+            <w:tcMar/>
           </w:tcPr>
           <w:p>
             <w:r>
@@ -3424,6 +4912,7 @@
         <w:tc>
           <w:tcPr>
             <w:tcW w:w="2880" w:type="dxa"/>
+            <w:tcMar/>
           </w:tcPr>
           <w:p>
             <w:r>
@@ -3434,6 +4923,7 @@
         <w:tc>
           <w:tcPr>
             <w:tcW w:w="2880" w:type="dxa"/>
+            <w:tcMar/>
           </w:tcPr>
           <w:p>
             <w:r>
@@ -3446,6 +4936,7 @@
         <w:tc>
           <w:tcPr>
             <w:tcW w:w="2880" w:type="dxa"/>
+            <w:tcMar/>
           </w:tcPr>
           <w:p>
             <w:r>
@@ -3456,6 +4947,7 @@
         <w:tc>
           <w:tcPr>
             <w:tcW w:w="2880" w:type="dxa"/>
+            <w:tcMar/>
           </w:tcPr>
           <w:p>
             <w:r>
@@ -3466,6 +4958,7 @@
         <w:tc>
           <w:tcPr>
             <w:tcW w:w="2880" w:type="dxa"/>
+            <w:tcMar/>
           </w:tcPr>
           <w:p>
             <w:r>
@@ -3478,6 +4971,7 @@
         <w:tc>
           <w:tcPr>
             <w:tcW w:w="2880" w:type="dxa"/>
+            <w:tcMar/>
           </w:tcPr>
           <w:p>
             <w:r>
@@ -3488,6 +4982,7 @@
         <w:tc>
           <w:tcPr>
             <w:tcW w:w="2880" w:type="dxa"/>
+            <w:tcMar/>
           </w:tcPr>
           <w:p>
             <w:r>
@@ -3498,9 +4993,11 @@
         <w:tc>
           <w:tcPr>
             <w:tcW w:w="2880" w:type="dxa"/>
+            <w:tcMar/>
           </w:tcPr>
           <w:p>
             <w:r>
+              <w:rPr/>
               <w:t>Wait 10-15 min, refresh Teams</w:t>
             </w:r>
           </w:p>
@@ -3515,11 +5012,14 @@
         <w:t>15. Publishing Checklist</w:t>
       </w:r>
     </w:p>
-    <w:p/>
-    <w:p>
+    <w:p>
+      <w:pPr>
+        <w:pStyle w:val="Normal"/>
+      </w:pPr>
       <w:r>
         <w:rPr>
-          <w:b/>
+          <w:b w:val="1"/>
+          <w:bCs w:val="1"/>
         </w:rPr>
         <w:t>Before Publishing:</w:t>
       </w:r>
@@ -3588,11 +5088,14 @@
         <w:t>Greeting message set</w:t>
       </w:r>
     </w:p>
-    <w:p/>
-    <w:p>
+    <w:p>
+      <w:pPr>
+        <w:pStyle w:val="Normal"/>
+      </w:pPr>
       <w:r>
         <w:rPr>
-          <w:b/>
+          <w:b w:val="1"/>
+          <w:bCs w:val="1"/>
         </w:rPr>
         <w:t>For Teams Deployment:</w:t>
       </w:r>
@@ -4141,6 +5644,346 @@
 
 <file path=word/numbering.xml><?xml version="1.0" encoding="utf-8"?>
 <w:numbering xmlns:wpc="http://schemas.microsoft.com/office/word/2010/wordprocessingCanvas" xmlns:cx="http://schemas.microsoft.com/office/drawing/2014/chartex" xmlns:cx1="http://schemas.microsoft.com/office/drawing/2015/9/8/chartex" xmlns:cx2="http://schemas.microsoft.com/office/drawing/2015/10/21/chartex" xmlns:cx3="http://schemas.microsoft.com/office/drawing/2016/5/9/chartex" xmlns:cx4="http://schemas.microsoft.com/office/drawing/2016/5/10/chartex" xmlns:cx5="http://schemas.microsoft.com/office/drawing/2016/5/11/chartex" xmlns:cx6="http://schemas.microsoft.com/office/drawing/2016/5/12/chartex" xmlns:cx7="http://schemas.microsoft.com/office/drawing/2016/5/13/chartex" xmlns:cx8="http://schemas.microsoft.com/office/drawing/2016/5/14/chartex" xmlns:mc="http://schemas.openxmlformats.org/markup-compatibility/2006" xmlns:aink="http://schemas.microsoft.com/office/drawing/2016/ink" xmlns:am3d="http://schemas.microsoft.com/office/drawing/2017/model3d" xmlns:o="urn:schemas-microsoft-com:office:office" xmlns:oel="http://schemas.microsoft.com/office/2019/extlst" xmlns:r="http://schemas.openxmlformats.org/officeDocument/2006/relationships" xmlns:m="http://schemas.openxmlformats.org/officeDocument/2006/math" xmlns:v="urn:schemas-microsoft-com:vml" xmlns:wp14="http://schemas.microsoft.com/office/word/2010/wordprocessingDrawing" xmlns:wp="http://schemas.openxmlformats.org/drawingml/2006/wordprocessingDrawing" xmlns:w10="urn:schemas-microsoft-com:office:word" xmlns:w="http://schemas.openxmlformats.org/wordprocessingml/2006/main" xmlns:w14="http://schemas.microsoft.com/office/word/2010/wordml" xmlns:w15="http://schemas.microsoft.com/office/word/2012/wordml" xmlns:w16cex="http://schemas.microsoft.com/office/word/2018/wordml/cex" xmlns:w16cid="http://schemas.microsoft.com/office/word/2016/wordml/cid" xmlns:w16="http://schemas.microsoft.com/office/word/2018/wordml" xmlns:w16du="http://schemas.microsoft.com/office/word/2023/wordml/word16du" xmlns:w16sdtdh="http://schemas.microsoft.com/office/word/2020/wordml/sdtdatahash" xmlns:w16sdtfl="http://schemas.microsoft.com/office/word/2024/wordml/sdtformatlock" xmlns:w16se="http://schemas.microsoft.com/office/word/2015/wordml/symex" xmlns:wpg="http://schemas.microsoft.com/office/word/2010/wordprocessingGroup" xmlns:wpi="http://schemas.microsoft.com/office/word/2010/wordprocessingInk" xmlns:wne="http://schemas.microsoft.com/office/word/2006/wordml" xmlns:wps="http://schemas.microsoft.com/office/word/2010/wordprocessingShape" mc:Ignorable="w14 w15 w16se w16cid w16 w16cex w16sdtdh w16sdtfl w16du wp14">
+  <w:abstractNum xmlns:w="http://schemas.openxmlformats.org/wordprocessingml/2006/main" w:abstractNumId="12">
+    <w:nsid w:val="dc0ea21"/>
+    <w:multiLevelType xmlns:w="http://schemas.openxmlformats.org/wordprocessingml/2006/main" w:val="hybridMultilevel"/>
+    <w:lvl xmlns:w="http://schemas.openxmlformats.org/wordprocessingml/2006/main" w:ilvl="0">
+      <w:start w:val="1"/>
+      <w:numFmt w:val="decimal"/>
+      <w:lvlText w:val="%1."/>
+      <w:lvlJc w:val="left"/>
+      <w:pPr>
+        <w:ind w:left="720" w:hanging="360"/>
+      </w:pPr>
+    </w:lvl>
+    <w:lvl xmlns:w="http://schemas.openxmlformats.org/wordprocessingml/2006/main" w:ilvl="1">
+      <w:start w:val="1"/>
+      <w:numFmt w:val="lowerLetter"/>
+      <w:lvlText w:val="%2."/>
+      <w:lvlJc w:val="left"/>
+      <w:pPr>
+        <w:ind w:left="1440" w:hanging="360"/>
+      </w:pPr>
+    </w:lvl>
+    <w:lvl xmlns:w="http://schemas.openxmlformats.org/wordprocessingml/2006/main" w:ilvl="2">
+      <w:start w:val="1"/>
+      <w:numFmt w:val="lowerRoman"/>
+      <w:lvlText w:val="%3."/>
+      <w:lvlJc w:val="right"/>
+      <w:pPr>
+        <w:ind w:left="2160" w:hanging="180"/>
+      </w:pPr>
+    </w:lvl>
+    <w:lvl xmlns:w="http://schemas.openxmlformats.org/wordprocessingml/2006/main" w:ilvl="3">
+      <w:start w:val="1"/>
+      <w:numFmt w:val="decimal"/>
+      <w:lvlText w:val="%4."/>
+      <w:lvlJc w:val="left"/>
+      <w:pPr>
+        <w:ind w:left="2880" w:hanging="360"/>
+      </w:pPr>
+    </w:lvl>
+    <w:lvl xmlns:w="http://schemas.openxmlformats.org/wordprocessingml/2006/main" w:ilvl="4">
+      <w:start w:val="1"/>
+      <w:numFmt w:val="lowerLetter"/>
+      <w:lvlText w:val="%5."/>
+      <w:lvlJc w:val="left"/>
+      <w:pPr>
+        <w:ind w:left="3600" w:hanging="360"/>
+      </w:pPr>
+    </w:lvl>
+    <w:lvl xmlns:w="http://schemas.openxmlformats.org/wordprocessingml/2006/main" w:ilvl="5">
+      <w:start w:val="1"/>
+      <w:numFmt w:val="lowerRoman"/>
+      <w:lvlText w:val="%6."/>
+      <w:lvlJc w:val="right"/>
+      <w:pPr>
+        <w:ind w:left="4320" w:hanging="180"/>
+      </w:pPr>
+    </w:lvl>
+    <w:lvl xmlns:w="http://schemas.openxmlformats.org/wordprocessingml/2006/main" w:ilvl="6">
+      <w:start w:val="1"/>
+      <w:numFmt w:val="decimal"/>
+      <w:lvlText w:val="%7."/>
+      <w:lvlJc w:val="left"/>
+      <w:pPr>
+        <w:ind w:left="5040" w:hanging="360"/>
+      </w:pPr>
+    </w:lvl>
+    <w:lvl xmlns:w="http://schemas.openxmlformats.org/wordprocessingml/2006/main" w:ilvl="7">
+      <w:start w:val="1"/>
+      <w:numFmt w:val="lowerLetter"/>
+      <w:lvlText w:val="%8."/>
+      <w:lvlJc w:val="left"/>
+      <w:pPr>
+        <w:ind w:left="5760" w:hanging="360"/>
+      </w:pPr>
+    </w:lvl>
+    <w:lvl xmlns:w="http://schemas.openxmlformats.org/wordprocessingml/2006/main" w:ilvl="8">
+      <w:start w:val="1"/>
+      <w:numFmt w:val="lowerRoman"/>
+      <w:lvlText w:val="%9."/>
+      <w:lvlJc w:val="right"/>
+      <w:pPr>
+        <w:ind w:left="6480" w:hanging="180"/>
+      </w:pPr>
+    </w:lvl>
+  </w:abstractNum>
+  <w:abstractNum xmlns:w="http://schemas.openxmlformats.org/wordprocessingml/2006/main" w:abstractNumId="11">
+    <w:nsid w:val="15530d6b"/>
+    <w:multiLevelType xmlns:w="http://schemas.openxmlformats.org/wordprocessingml/2006/main" w:val="hybridMultilevel"/>
+    <w:lvl xmlns:w="http://schemas.openxmlformats.org/wordprocessingml/2006/main" w:ilvl="0">
+      <w:start w:val="1"/>
+      <w:numFmt w:val="decimal"/>
+      <w:lvlText w:val="%1."/>
+      <w:lvlJc w:val="left"/>
+      <w:pPr>
+        <w:ind w:left="720" w:hanging="360"/>
+      </w:pPr>
+    </w:lvl>
+    <w:lvl xmlns:w="http://schemas.openxmlformats.org/wordprocessingml/2006/main" w:ilvl="1">
+      <w:start w:val="1"/>
+      <w:numFmt w:val="lowerLetter"/>
+      <w:lvlText w:val="%2."/>
+      <w:lvlJc w:val="left"/>
+      <w:pPr>
+        <w:ind w:left="1440" w:hanging="360"/>
+      </w:pPr>
+    </w:lvl>
+    <w:lvl xmlns:w="http://schemas.openxmlformats.org/wordprocessingml/2006/main" w:ilvl="2">
+      <w:start w:val="1"/>
+      <w:numFmt w:val="lowerRoman"/>
+      <w:lvlText w:val="%3."/>
+      <w:lvlJc w:val="right"/>
+      <w:pPr>
+        <w:ind w:left="2160" w:hanging="180"/>
+      </w:pPr>
+    </w:lvl>
+    <w:lvl xmlns:w="http://schemas.openxmlformats.org/wordprocessingml/2006/main" w:ilvl="3">
+      <w:start w:val="1"/>
+      <w:numFmt w:val="decimal"/>
+      <w:lvlText w:val="%4."/>
+      <w:lvlJc w:val="left"/>
+      <w:pPr>
+        <w:ind w:left="2880" w:hanging="360"/>
+      </w:pPr>
+    </w:lvl>
+    <w:lvl xmlns:w="http://schemas.openxmlformats.org/wordprocessingml/2006/main" w:ilvl="4">
+      <w:start w:val="1"/>
+      <w:numFmt w:val="lowerLetter"/>
+      <w:lvlText w:val="%5."/>
+      <w:lvlJc w:val="left"/>
+      <w:pPr>
+        <w:ind w:left="3600" w:hanging="360"/>
+      </w:pPr>
+    </w:lvl>
+    <w:lvl xmlns:w="http://schemas.openxmlformats.org/wordprocessingml/2006/main" w:ilvl="5">
+      <w:start w:val="1"/>
+      <w:numFmt w:val="lowerRoman"/>
+      <w:lvlText w:val="%6."/>
+      <w:lvlJc w:val="right"/>
+      <w:pPr>
+        <w:ind w:left="4320" w:hanging="180"/>
+      </w:pPr>
+    </w:lvl>
+    <w:lvl xmlns:w="http://schemas.openxmlformats.org/wordprocessingml/2006/main" w:ilvl="6">
+      <w:start w:val="1"/>
+      <w:numFmt w:val="decimal"/>
+      <w:lvlText w:val="%7."/>
+      <w:lvlJc w:val="left"/>
+      <w:pPr>
+        <w:ind w:left="5040" w:hanging="360"/>
+      </w:pPr>
+    </w:lvl>
+    <w:lvl xmlns:w="http://schemas.openxmlformats.org/wordprocessingml/2006/main" w:ilvl="7">
+      <w:start w:val="1"/>
+      <w:numFmt w:val="lowerLetter"/>
+      <w:lvlText w:val="%8."/>
+      <w:lvlJc w:val="left"/>
+      <w:pPr>
+        <w:ind w:left="5760" w:hanging="360"/>
+      </w:pPr>
+    </w:lvl>
+    <w:lvl xmlns:w="http://schemas.openxmlformats.org/wordprocessingml/2006/main" w:ilvl="8">
+      <w:start w:val="1"/>
+      <w:numFmt w:val="lowerRoman"/>
+      <w:lvlText w:val="%9."/>
+      <w:lvlJc w:val="right"/>
+      <w:pPr>
+        <w:ind w:left="6480" w:hanging="180"/>
+      </w:pPr>
+    </w:lvl>
+  </w:abstractNum>
+  <w:abstractNum xmlns:w="http://schemas.openxmlformats.org/wordprocessingml/2006/main" w:abstractNumId="10">
+    <w:nsid w:val="283ea07f"/>
+    <w:multiLevelType xmlns:w="http://schemas.openxmlformats.org/wordprocessingml/2006/main" w:val="hybridMultilevel"/>
+    <w:lvl xmlns:w="http://schemas.openxmlformats.org/wordprocessingml/2006/main" w:ilvl="0">
+      <w:start w:val="1"/>
+      <w:numFmt w:val="decimal"/>
+      <w:lvlText w:val="%1."/>
+      <w:lvlJc w:val="left"/>
+      <w:pPr>
+        <w:ind w:left="720" w:hanging="360"/>
+      </w:pPr>
+    </w:lvl>
+    <w:lvl xmlns:w="http://schemas.openxmlformats.org/wordprocessingml/2006/main" w:ilvl="1">
+      <w:start w:val="1"/>
+      <w:numFmt w:val="lowerLetter"/>
+      <w:lvlText w:val="%2."/>
+      <w:lvlJc w:val="left"/>
+      <w:pPr>
+        <w:ind w:left="1440" w:hanging="360"/>
+      </w:pPr>
+    </w:lvl>
+    <w:lvl xmlns:w="http://schemas.openxmlformats.org/wordprocessingml/2006/main" w:ilvl="2">
+      <w:start w:val="1"/>
+      <w:numFmt w:val="lowerRoman"/>
+      <w:lvlText w:val="%3."/>
+      <w:lvlJc w:val="right"/>
+      <w:pPr>
+        <w:ind w:left="2160" w:hanging="180"/>
+      </w:pPr>
+    </w:lvl>
+    <w:lvl xmlns:w="http://schemas.openxmlformats.org/wordprocessingml/2006/main" w:ilvl="3">
+      <w:start w:val="1"/>
+      <w:numFmt w:val="decimal"/>
+      <w:lvlText w:val="%4."/>
+      <w:lvlJc w:val="left"/>
+      <w:pPr>
+        <w:ind w:left="2880" w:hanging="360"/>
+      </w:pPr>
+    </w:lvl>
+    <w:lvl xmlns:w="http://schemas.openxmlformats.org/wordprocessingml/2006/main" w:ilvl="4">
+      <w:start w:val="1"/>
+      <w:numFmt w:val="lowerLetter"/>
+      <w:lvlText w:val="%5."/>
+      <w:lvlJc w:val="left"/>
+      <w:pPr>
+        <w:ind w:left="3600" w:hanging="360"/>
+      </w:pPr>
+    </w:lvl>
+    <w:lvl xmlns:w="http://schemas.openxmlformats.org/wordprocessingml/2006/main" w:ilvl="5">
+      <w:start w:val="1"/>
+      <w:numFmt w:val="lowerRoman"/>
+      <w:lvlText w:val="%6."/>
+      <w:lvlJc w:val="right"/>
+      <w:pPr>
+        <w:ind w:left="4320" w:hanging="180"/>
+      </w:pPr>
+    </w:lvl>
+    <w:lvl xmlns:w="http://schemas.openxmlformats.org/wordprocessingml/2006/main" w:ilvl="6">
+      <w:start w:val="1"/>
+      <w:numFmt w:val="decimal"/>
+      <w:lvlText w:val="%7."/>
+      <w:lvlJc w:val="left"/>
+      <w:pPr>
+        <w:ind w:left="5040" w:hanging="360"/>
+      </w:pPr>
+    </w:lvl>
+    <w:lvl xmlns:w="http://schemas.openxmlformats.org/wordprocessingml/2006/main" w:ilvl="7">
+      <w:start w:val="1"/>
+      <w:numFmt w:val="lowerLetter"/>
+      <w:lvlText w:val="%8."/>
+      <w:lvlJc w:val="left"/>
+      <w:pPr>
+        <w:ind w:left="5760" w:hanging="360"/>
+      </w:pPr>
+    </w:lvl>
+    <w:lvl xmlns:w="http://schemas.openxmlformats.org/wordprocessingml/2006/main" w:ilvl="8">
+      <w:start w:val="1"/>
+      <w:numFmt w:val="lowerRoman"/>
+      <w:lvlText w:val="%9."/>
+      <w:lvlJc w:val="right"/>
+      <w:pPr>
+        <w:ind w:left="6480" w:hanging="180"/>
+      </w:pPr>
+    </w:lvl>
+  </w:abstractNum>
+  <w:abstractNum xmlns:w="http://schemas.openxmlformats.org/wordprocessingml/2006/main" w:abstractNumId="9">
+    <w:nsid w:val="11410ab1"/>
+    <w:multiLevelType xmlns:w="http://schemas.openxmlformats.org/wordprocessingml/2006/main" w:val="hybridMultilevel"/>
+    <w:lvl xmlns:w="http://schemas.openxmlformats.org/wordprocessingml/2006/main" w:ilvl="0">
+      <w:start w:val="1"/>
+      <w:numFmt w:val="decimal"/>
+      <w:lvlText w:val="%1."/>
+      <w:lvlJc w:val="left"/>
+      <w:pPr>
+        <w:ind w:left="720" w:hanging="360"/>
+      </w:pPr>
+    </w:lvl>
+    <w:lvl xmlns:w="http://schemas.openxmlformats.org/wordprocessingml/2006/main" w:ilvl="1">
+      <w:start w:val="1"/>
+      <w:numFmt w:val="lowerLetter"/>
+      <w:lvlText w:val="%2."/>
+      <w:lvlJc w:val="left"/>
+      <w:pPr>
+        <w:ind w:left="1440" w:hanging="360"/>
+      </w:pPr>
+    </w:lvl>
+    <w:lvl xmlns:w="http://schemas.openxmlformats.org/wordprocessingml/2006/main" w:ilvl="2">
+      <w:start w:val="1"/>
+      <w:numFmt w:val="lowerRoman"/>
+      <w:lvlText w:val="%3."/>
+      <w:lvlJc w:val="right"/>
+      <w:pPr>
+        <w:ind w:left="2160" w:hanging="180"/>
+      </w:pPr>
+    </w:lvl>
+    <w:lvl xmlns:w="http://schemas.openxmlformats.org/wordprocessingml/2006/main" w:ilvl="3">
+      <w:start w:val="1"/>
+      <w:numFmt w:val="decimal"/>
+      <w:lvlText w:val="%4."/>
+      <w:lvlJc w:val="left"/>
+      <w:pPr>
+        <w:ind w:left="2880" w:hanging="360"/>
+      </w:pPr>
+    </w:lvl>
+    <w:lvl xmlns:w="http://schemas.openxmlformats.org/wordprocessingml/2006/main" w:ilvl="4">
+      <w:start w:val="1"/>
+      <w:numFmt w:val="lowerLetter"/>
+      <w:lvlText w:val="%5."/>
+      <w:lvlJc w:val="left"/>
+      <w:pPr>
+        <w:ind w:left="3600" w:hanging="360"/>
+      </w:pPr>
+    </w:lvl>
+    <w:lvl xmlns:w="http://schemas.openxmlformats.org/wordprocessingml/2006/main" w:ilvl="5">
+      <w:start w:val="1"/>
+      <w:numFmt w:val="lowerRoman"/>
+      <w:lvlText w:val="%6."/>
+      <w:lvlJc w:val="right"/>
+      <w:pPr>
+        <w:ind w:left="4320" w:hanging="180"/>
+      </w:pPr>
+    </w:lvl>
+    <w:lvl xmlns:w="http://schemas.openxmlformats.org/wordprocessingml/2006/main" w:ilvl="6">
+      <w:start w:val="1"/>
+      <w:numFmt w:val="decimal"/>
+      <w:lvlText w:val="%7."/>
+      <w:lvlJc w:val="left"/>
+      <w:pPr>
+        <w:ind w:left="5040" w:hanging="360"/>
+      </w:pPr>
+    </w:lvl>
+    <w:lvl xmlns:w="http://schemas.openxmlformats.org/wordprocessingml/2006/main" w:ilvl="7">
+      <w:start w:val="1"/>
+      <w:numFmt w:val="lowerLetter"/>
+      <w:lvlText w:val="%8."/>
+      <w:lvlJc w:val="left"/>
+      <w:pPr>
+        <w:ind w:left="5760" w:hanging="360"/>
+      </w:pPr>
+    </w:lvl>
+    <w:lvl xmlns:w="http://schemas.openxmlformats.org/wordprocessingml/2006/main" w:ilvl="8">
+      <w:start w:val="1"/>
+      <w:numFmt w:val="lowerRoman"/>
+      <w:lvlText w:val="%9."/>
+      <w:lvlJc w:val="right"/>
+      <w:pPr>
+        <w:ind w:left="6480" w:hanging="180"/>
+      </w:pPr>
+    </w:lvl>
+  </w:abstractNum>
   <w:abstractNum w:abstractNumId="0" w15:restartNumberingAfterBreak="0">
     <w:nsid w:val="FFFFFF7C"/>
     <w:multiLevelType w:val="singleLevel"/>
@@ -4312,6 +6155,18 @@
       </w:rPr>
     </w:lvl>
   </w:abstractNum>
+  <w:num w:numId="13">
+    <w:abstractNumId w:val="12"/>
+  </w:num>
+  <w:num w:numId="12">
+    <w:abstractNumId w:val="11"/>
+  </w:num>
+  <w:num w:numId="11">
+    <w:abstractNumId w:val="10"/>
+  </w:num>
+  <w:num w:numId="10">
+    <w:abstractNumId w:val="9"/>
+  </w:num>
   <w:num w:numId="1" w16cid:durableId="492065408">
     <w:abstractNumId w:val="8"/>
   </w:num>
